--- a/pr-preview/pr-244/sets-functions-tracked-changes.docx
+++ b/pr-preview/pr-244/sets-functions-tracked-changes.docx
@@ -26,7 +26,7 @@
       </w:pPr>
       <w:ins w:id="2" w:author="PR Preview" w:date="2026-01-01T00:00:00Z">
         <w:r>
-          <w:t xml:space="preserve">Last modified: 2026-10-12 16:00:18 (PDT)</w:t>
+          <w:t xml:space="preserve">Last modified: 2026-10-12 16:55:21 (PDT)</w:t>
         </w:r>
       </w:ins>
     </w:p>
@@ -14954,7 +14954,7 @@
     </w:p>
     <w:bookmarkEnd w:id="53"/>
     <w:bookmarkEnd w:id="54"/>
-    <w:bookmarkStart w:id="83" w:name="functions"/>
+    <w:bookmarkStart w:id="89" w:name="functions"/>
     <w:p>
       <w:pPr>
         <w:pStyle w:val="Heading2"/>
@@ -24658,17 +24658,800 @@
       </w:ins>
       <w:ins w:id="24" w:author="PR Preview" w:date="2026-01-01T00:00:00Z">
         <w:r>
-          <w:t xml:space="preserve">it fixes the output for each input,</w:t>
-        </w:r>
-      </w:ins>
+          <w:t xml:space="preserve">it fixes the output for each input.</w:t>
+        </w:r>
+      </w:ins>
+    </w:p>
+    <w:bookmarkEnd w:id="79"/>
+    <w:bookmarkStart w:id="80" w:name="exm-expression"/>
+    <w:p>
+      <w:pPr>
+        <w:pStyle w:val="BodyText"/>
+      </w:pPr>
       <w:ins w:id="25" w:author="PR Preview" w:date="2026-01-01T00:00:00Z">
         <w:r>
+          <w:rPr>
+            <w:b/>
+            <w:bCs/>
+          </w:rPr>
+          <w:t xml:space="preserve">Example 22 (Two expressions for one function)</w:t>
+        </w:r>
+      </w:ins>
+      <w:ins w:id="26" w:author="PR Preview" w:date="2026-01-01T00:00:00Z">
+        <w:r>
           <w:t xml:space="preserve"> </w:t>
         </w:r>
       </w:ins>
-      <w:ins w:id="26" w:author="PR Preview" w:date="2026-01-01T00:00:00Z">
-        <w:r>
-          <w:t xml:space="preserve">and it does not say how to compute that output.</w:t>
+      <w:ins w:id="27" w:author="PR Preview" w:date="2026-01-01T00:00:00Z">
+        <w:r>
+          <w:t xml:space="preserve">The expressions</w:t>
+        </w:r>
+      </w:ins>
+      <w:ins w:id="28" w:author="PR Preview" w:date="2026-01-01T00:00:00Z">
+        <w:r>
+          <w:t xml:space="preserve"> </w:t>
+        </w:r>
+      </w:ins>
+      <m:oMath>
+        <m:r>
+          <m:t>a</m:t>
+        </m:r>
+        <m:sSup>
+          <m:e>
+            <m:r>
+              <m:t>x</m:t>
+            </m:r>
+          </m:e>
+          <m:sup>
+            <m:r>
+              <m:t>2</m:t>
+            </m:r>
+          </m:sup>
+        </m:sSup>
+        <m:r>
+          <m:rPr>
+            <m:sty m:val="p"/>
+          </m:rPr>
+          <m:t>+</m:t>
+        </m:r>
+        <m:r>
+          <m:t>b</m:t>
+        </m:r>
+        <m:r>
+          <m:t>x</m:t>
+        </m:r>
+        <m:r>
+          <m:rPr>
+            <m:sty m:val="p"/>
+          </m:rPr>
+          <m:t>+</m:t>
+        </m:r>
+        <m:r>
+          <m:t>c</m:t>
+        </m:r>
+      </m:oMath>
+      <w:ins w:id="29" w:author="PR Preview" w:date="2026-01-01T00:00:00Z">
+        <w:r>
+          <w:t xml:space="preserve"> </w:t>
+        </w:r>
+      </w:ins>
+      <w:ins w:id="30" w:author="PR Preview" w:date="2026-01-01T00:00:00Z">
+        <w:r>
+          <w:t xml:space="preserve">and</w:t>
+        </w:r>
+      </w:ins>
+      <w:ins w:id="31" w:author="PR Preview" w:date="2026-01-01T00:00:00Z">
+        <w:r>
+          <w:t xml:space="preserve"> </w:t>
+        </w:r>
+      </w:ins>
+      <m:oMath>
+        <m:r>
+          <m:rPr>
+            <m:sty m:val="p"/>
+          </m:rPr>
+          <m:t>(</m:t>
+        </m:r>
+        <m:r>
+          <m:t>a</m:t>
+        </m:r>
+        <m:r>
+          <m:t>x</m:t>
+        </m:r>
+        <m:r>
+          <m:rPr>
+            <m:sty m:val="p"/>
+          </m:rPr>
+          <m:t>+</m:t>
+        </m:r>
+        <m:r>
+          <m:t>b</m:t>
+        </m:r>
+        <m:r>
+          <m:rPr>
+            <m:sty m:val="p"/>
+          </m:rPr>
+          <m:t>)</m:t>
+        </m:r>
+        <m:r>
+          <m:t> </m:t>
+        </m:r>
+        <m:r>
+          <m:t>x</m:t>
+        </m:r>
+        <m:r>
+          <m:rPr>
+            <m:sty m:val="p"/>
+          </m:rPr>
+          <m:t>+</m:t>
+        </m:r>
+        <m:r>
+          <m:t>c</m:t>
+        </m:r>
+      </m:oMath>
+      <w:ins w:id="32" w:author="PR Preview" w:date="2026-01-01T00:00:00Z">
+        <w:r>
+          <w:t xml:space="preserve"> </w:t>
+        </w:r>
+      </w:ins>
+      <w:ins w:id="33" w:author="PR Preview" w:date="2026-01-01T00:00:00Z">
+        <w:r>
+          <w:t xml:space="preserve">denote the same function of</w:t>
+        </w:r>
+      </w:ins>
+      <w:ins w:id="34" w:author="PR Preview" w:date="2026-01-01T00:00:00Z">
+        <w:r>
+          <w:t xml:space="preserve"> </w:t>
+        </w:r>
+      </w:ins>
+      <m:oMath>
+        <m:r>
+          <m:t>x</m:t>
+        </m:r>
+      </m:oMath>
+      <w:ins w:id="35" w:author="PR Preview" w:date="2026-01-01T00:00:00Z">
+        <w:r>
+          <w:t xml:space="preserve"> </w:t>
+        </w:r>
+      </w:ins>
+      <w:ins w:id="36" w:author="PR Preview" w:date="2026-01-01T00:00:00Z">
+        <w:r>
+          <w:t xml:space="preserve">for any fixed</w:t>
+        </w:r>
+      </w:ins>
+      <w:ins w:id="37" w:author="PR Preview" w:date="2026-01-01T00:00:00Z">
+        <w:r>
+          <w:t xml:space="preserve"> </w:t>
+        </w:r>
+      </w:ins>
+      <m:oMath>
+        <m:r>
+          <m:t>a</m:t>
+        </m:r>
+      </m:oMath>
+      <w:ins w:id="38" w:author="PR Preview" w:date="2026-01-01T00:00:00Z">
+        <w:r>
+          <w:t xml:space="preserve">,</w:t>
+        </w:r>
+      </w:ins>
+      <w:ins w:id="39" w:author="PR Preview" w:date="2026-01-01T00:00:00Z">
+        <w:r>
+          <w:t xml:space="preserve"> </w:t>
+        </w:r>
+      </w:ins>
+      <m:oMath>
+        <m:r>
+          <m:t>b</m:t>
+        </m:r>
+      </m:oMath>
+      <w:ins w:id="40" w:author="PR Preview" w:date="2026-01-01T00:00:00Z">
+        <w:r>
+          <w:t xml:space="preserve"> </w:t>
+        </w:r>
+      </w:ins>
+      <w:ins w:id="41" w:author="PR Preview" w:date="2026-01-01T00:00:00Z">
+        <w:r>
+          <w:t xml:space="preserve">and</w:t>
+        </w:r>
+      </w:ins>
+      <w:ins w:id="42" w:author="PR Preview" w:date="2026-01-01T00:00:00Z">
+        <w:r>
+          <w:t xml:space="preserve"> </w:t>
+        </w:r>
+      </w:ins>
+      <m:oMath>
+        <m:r>
+          <m:t>c</m:t>
+        </m:r>
+      </m:oMath>
+      <w:ins w:id="43" w:author="PR Preview" w:date="2026-01-01T00:00:00Z">
+        <w:r>
+          <w:t xml:space="preserve">,</w:t>
+        </w:r>
+      </w:ins>
+      <w:ins w:id="44" w:author="PR Preview" w:date="2026-01-01T00:00:00Z">
+        <w:r>
+          <w:t xml:space="preserve"> </w:t>
+        </w:r>
+      </w:ins>
+      <w:ins w:id="45" w:author="PR Preview" w:date="2026-01-01T00:00:00Z">
+        <w:r>
+          <w:t xml:space="preserve">because they give the same value at every</w:t>
+        </w:r>
+      </w:ins>
+      <w:ins w:id="46" w:author="PR Preview" w:date="2026-01-01T00:00:00Z">
+        <w:r>
+          <w:t xml:space="preserve"> </w:t>
+        </w:r>
+      </w:ins>
+      <m:oMath>
+        <m:r>
+          <m:t>x</m:t>
+        </m:r>
+      </m:oMath>
+      <w:ins w:id="47" w:author="PR Preview" w:date="2026-01-01T00:00:00Z">
+        <w:r>
+          <w:t xml:space="preserve">.</w:t>
+        </w:r>
+      </w:ins>
+    </w:p>
+    <w:p>
+      <w:pPr>
+        <w:pStyle w:val="BodyText"/>
+      </w:pPr>
+      <w:ins w:id="48" w:author="PR Preview" w:date="2026-01-01T00:00:00Z">
+        <w:r>
+          <w:t xml:space="preserve">Precedence parses</w:t>
+        </w:r>
+      </w:ins>
+      <w:ins w:id="49" w:author="PR Preview" w:date="2026-01-01T00:00:00Z">
+        <w:r>
+          <w:t xml:space="preserve"> </w:t>
+        </w:r>
+      </w:ins>
+      <m:oMath>
+        <m:r>
+          <m:t>a</m:t>
+        </m:r>
+        <m:sSup>
+          <m:e>
+            <m:r>
+              <m:t>x</m:t>
+            </m:r>
+          </m:e>
+          <m:sup>
+            <m:r>
+              <m:t>2</m:t>
+            </m:r>
+          </m:sup>
+        </m:sSup>
+        <m:r>
+          <m:rPr>
+            <m:sty m:val="p"/>
+          </m:rPr>
+          <m:t>+</m:t>
+        </m:r>
+        <m:r>
+          <m:t>b</m:t>
+        </m:r>
+        <m:r>
+          <m:t>x</m:t>
+        </m:r>
+        <m:r>
+          <m:rPr>
+            <m:sty m:val="p"/>
+          </m:rPr>
+          <m:t>+</m:t>
+        </m:r>
+        <m:r>
+          <m:t>c</m:t>
+        </m:r>
+      </m:oMath>
+      <w:ins w:id="50" w:author="PR Preview" w:date="2026-01-01T00:00:00Z">
+        <w:r>
+          <w:t xml:space="preserve"> </w:t>
+        </w:r>
+      </w:ins>
+      <w:ins w:id="51" w:author="PR Preview" w:date="2026-01-01T00:00:00Z">
+        <w:r>
+          <w:t xml:space="preserve">as a sum of three terms:</w:t>
+        </w:r>
+      </w:ins>
+      <w:ins w:id="52" w:author="PR Preview" w:date="2026-01-01T00:00:00Z">
+        <w:r>
+          <w:t xml:space="preserve"> </w:t>
+        </w:r>
+      </w:ins>
+      <w:ins w:id="53" w:author="PR Preview" w:date="2026-01-01T00:00:00Z">
+        <w:r>
+          <w:t xml:space="preserve">the power</w:t>
+        </w:r>
+      </w:ins>
+      <w:ins w:id="54" w:author="PR Preview" w:date="2026-01-01T00:00:00Z">
+        <w:r>
+          <w:t xml:space="preserve"> </w:t>
+        </w:r>
+      </w:ins>
+      <m:oMath>
+        <m:sSup>
+          <m:e>
+            <m:r>
+              <m:t>x</m:t>
+            </m:r>
+          </m:e>
+          <m:sup>
+            <m:r>
+              <m:t>2</m:t>
+            </m:r>
+          </m:sup>
+        </m:sSup>
+      </m:oMath>
+      <w:ins w:id="55" w:author="PR Preview" w:date="2026-01-01T00:00:00Z">
+        <w:r>
+          <w:t xml:space="preserve"> </w:t>
+        </w:r>
+      </w:ins>
+      <w:ins w:id="56" w:author="PR Preview" w:date="2026-01-01T00:00:00Z">
+        <w:r>
+          <w:t xml:space="preserve">is applied first,</w:t>
+        </w:r>
+      </w:ins>
+      <w:ins w:id="57" w:author="PR Preview" w:date="2026-01-01T00:00:00Z">
+        <w:r>
+          <w:t xml:space="preserve"> </w:t>
+        </w:r>
+      </w:ins>
+      <w:ins w:id="58" w:author="PR Preview" w:date="2026-01-01T00:00:00Z">
+        <w:r>
+          <w:t xml:space="preserve">then</w:t>
+        </w:r>
+      </w:ins>
+      <w:ins w:id="59" w:author="PR Preview" w:date="2026-01-01T00:00:00Z">
+        <w:r>
+          <w:t xml:space="preserve"> </w:t>
+        </w:r>
+      </w:ins>
+      <m:oMath>
+        <m:r>
+          <m:t>a</m:t>
+        </m:r>
+      </m:oMath>
+      <w:ins w:id="60" w:author="PR Preview" w:date="2026-01-01T00:00:00Z">
+        <w:r>
+          <w:t xml:space="preserve"> </w:t>
+        </w:r>
+      </w:ins>
+      <w:ins w:id="61" w:author="PR Preview" w:date="2026-01-01T00:00:00Z">
+        <w:r>
+          <w:t xml:space="preserve">multiplies</w:t>
+        </w:r>
+      </w:ins>
+      <w:ins w:id="62" w:author="PR Preview" w:date="2026-01-01T00:00:00Z">
+        <w:r>
+          <w:t xml:space="preserve"> </w:t>
+        </w:r>
+      </w:ins>
+      <m:oMath>
+        <m:sSup>
+          <m:e>
+            <m:r>
+              <m:t>x</m:t>
+            </m:r>
+          </m:e>
+          <m:sup>
+            <m:r>
+              <m:t>2</m:t>
+            </m:r>
+          </m:sup>
+        </m:sSup>
+      </m:oMath>
+      <w:ins w:id="63" w:author="PR Preview" w:date="2026-01-01T00:00:00Z">
+        <w:r>
+          <w:t xml:space="preserve"> </w:t>
+        </w:r>
+      </w:ins>
+      <w:ins w:id="64" w:author="PR Preview" w:date="2026-01-01T00:00:00Z">
+        <w:r>
+          <w:t xml:space="preserve">and</w:t>
+        </w:r>
+      </w:ins>
+      <w:ins w:id="65" w:author="PR Preview" w:date="2026-01-01T00:00:00Z">
+        <w:r>
+          <w:t xml:space="preserve"> </w:t>
+        </w:r>
+      </w:ins>
+      <m:oMath>
+        <m:r>
+          <m:t>b</m:t>
+        </m:r>
+      </m:oMath>
+      <w:ins w:id="66" w:author="PR Preview" w:date="2026-01-01T00:00:00Z">
+        <w:r>
+          <w:t xml:space="preserve"> </w:t>
+        </w:r>
+      </w:ins>
+      <w:ins w:id="67" w:author="PR Preview" w:date="2026-01-01T00:00:00Z">
+        <w:r>
+          <w:t xml:space="preserve">multiplies</w:t>
+        </w:r>
+      </w:ins>
+      <w:ins w:id="68" w:author="PR Preview" w:date="2026-01-01T00:00:00Z">
+        <w:r>
+          <w:t xml:space="preserve"> </w:t>
+        </w:r>
+      </w:ins>
+      <m:oMath>
+        <m:r>
+          <m:t>x</m:t>
+        </m:r>
+      </m:oMath>
+      <w:ins w:id="69" w:author="PR Preview" w:date="2026-01-01T00:00:00Z">
+        <w:r>
+          <w:t xml:space="preserve">,</w:t>
+        </w:r>
+      </w:ins>
+      <w:ins w:id="70" w:author="PR Preview" w:date="2026-01-01T00:00:00Z">
+        <w:r>
+          <w:t xml:space="preserve"> </w:t>
+        </w:r>
+      </w:ins>
+      <w:ins w:id="71" w:author="PR Preview" w:date="2026-01-01T00:00:00Z">
+        <w:r>
+          <w:t xml:space="preserve">and the three products are added.</w:t>
+        </w:r>
+      </w:ins>
+      <w:ins w:id="72" w:author="PR Preview" w:date="2026-01-01T00:00:00Z">
+        <w:r>
+          <w:t xml:space="preserve"> </w:t>
+        </w:r>
+      </w:ins>
+      <w:ins w:id="73" w:author="PR Preview" w:date="2026-01-01T00:00:00Z">
+        <w:r>
+          <w:t xml:space="preserve">The parentheses in</w:t>
+        </w:r>
+      </w:ins>
+      <w:ins w:id="74" w:author="PR Preview" w:date="2026-01-01T00:00:00Z">
+        <w:r>
+          <w:t xml:space="preserve"> </w:t>
+        </w:r>
+      </w:ins>
+      <m:oMath>
+        <m:r>
+          <m:rPr>
+            <m:sty m:val="p"/>
+          </m:rPr>
+          <m:t>(</m:t>
+        </m:r>
+        <m:r>
+          <m:t>a</m:t>
+        </m:r>
+        <m:r>
+          <m:t>x</m:t>
+        </m:r>
+        <m:r>
+          <m:rPr>
+            <m:sty m:val="p"/>
+          </m:rPr>
+          <m:t>+</m:t>
+        </m:r>
+        <m:r>
+          <m:t>b</m:t>
+        </m:r>
+        <m:r>
+          <m:rPr>
+            <m:sty m:val="p"/>
+          </m:rPr>
+          <m:t>)</m:t>
+        </m:r>
+        <m:r>
+          <m:t> </m:t>
+        </m:r>
+        <m:r>
+          <m:t>x</m:t>
+        </m:r>
+        <m:r>
+          <m:rPr>
+            <m:sty m:val="p"/>
+          </m:rPr>
+          <m:t>+</m:t>
+        </m:r>
+        <m:r>
+          <m:t>c</m:t>
+        </m:r>
+      </m:oMath>
+      <w:ins w:id="75" w:author="PR Preview" w:date="2026-01-01T00:00:00Z">
+        <w:r>
+          <w:t xml:space="preserve"> </w:t>
+        </w:r>
+      </w:ins>
+      <w:ins w:id="76" w:author="PR Preview" w:date="2026-01-01T00:00:00Z">
+        <w:r>
+          <w:t xml:space="preserve">force a different tree:</w:t>
+        </w:r>
+      </w:ins>
+      <w:ins w:id="77" w:author="PR Preview" w:date="2026-01-01T00:00:00Z">
+        <w:r>
+          <w:t xml:space="preserve"> </w:t>
+        </w:r>
+      </w:ins>
+      <m:oMath>
+        <m:r>
+          <m:t>a</m:t>
+        </m:r>
+      </m:oMath>
+      <w:ins w:id="78" w:author="PR Preview" w:date="2026-01-01T00:00:00Z">
+        <w:r>
+          <w:t xml:space="preserve"> </w:t>
+        </w:r>
+      </w:ins>
+      <w:ins w:id="79" w:author="PR Preview" w:date="2026-01-01T00:00:00Z">
+        <w:r>
+          <w:t xml:space="preserve">multiplies</w:t>
+        </w:r>
+      </w:ins>
+      <w:ins w:id="80" w:author="PR Preview" w:date="2026-01-01T00:00:00Z">
+        <w:r>
+          <w:t xml:space="preserve"> </w:t>
+        </w:r>
+      </w:ins>
+      <m:oMath>
+        <m:r>
+          <m:t>x</m:t>
+        </m:r>
+      </m:oMath>
+      <w:ins w:id="81" w:author="PR Preview" w:date="2026-01-01T00:00:00Z">
+        <w:r>
+          <w:t xml:space="preserve">,</w:t>
+        </w:r>
+      </w:ins>
+      <w:ins w:id="82" w:author="PR Preview" w:date="2026-01-01T00:00:00Z">
+        <w:r>
+          <w:t xml:space="preserve"> </w:t>
+        </w:r>
+      </w:ins>
+      <m:oMath>
+        <m:r>
+          <m:t>b</m:t>
+        </m:r>
+      </m:oMath>
+      <w:ins w:id="83" w:author="PR Preview" w:date="2026-01-01T00:00:00Z">
+        <w:r>
+          <w:t xml:space="preserve"> </w:t>
+        </w:r>
+      </w:ins>
+      <w:ins w:id="84" w:author="PR Preview" w:date="2026-01-01T00:00:00Z">
+        <w:r>
+          <w:t xml:space="preserve">is added, the sum multiplies</w:t>
+        </w:r>
+      </w:ins>
+      <w:ins w:id="85" w:author="PR Preview" w:date="2026-01-01T00:00:00Z">
+        <w:r>
+          <w:t xml:space="preserve"> </w:t>
+        </w:r>
+      </w:ins>
+      <m:oMath>
+        <m:r>
+          <m:t>x</m:t>
+        </m:r>
+      </m:oMath>
+      <w:ins w:id="86" w:author="PR Preview" w:date="2026-01-01T00:00:00Z">
+        <w:r>
+          <w:t xml:space="preserve">,</w:t>
+        </w:r>
+      </w:ins>
+      <w:ins w:id="87" w:author="PR Preview" w:date="2026-01-01T00:00:00Z">
+        <w:r>
+          <w:t xml:space="preserve"> </w:t>
+        </w:r>
+      </w:ins>
+      <w:ins w:id="88" w:author="PR Preview" w:date="2026-01-01T00:00:00Z">
+        <w:r>
+          <w:t xml:space="preserve">and</w:t>
+        </w:r>
+      </w:ins>
+      <w:ins w:id="89" w:author="PR Preview" w:date="2026-01-01T00:00:00Z">
+        <w:r>
+          <w:t xml:space="preserve"> </w:t>
+        </w:r>
+      </w:ins>
+      <m:oMath>
+        <m:r>
+          <m:t>c</m:t>
+        </m:r>
+      </m:oMath>
+      <w:ins w:id="90" w:author="PR Preview" w:date="2026-01-01T00:00:00Z">
+        <w:r>
+          <w:t xml:space="preserve"> </w:t>
+        </w:r>
+      </w:ins>
+      <w:ins w:id="91" w:author="PR Preview" w:date="2026-01-01T00:00:00Z">
+        <w:r>
+          <w:t xml:space="preserve">is added.</w:t>
+        </w:r>
+      </w:ins>
+    </w:p>
+    <w:bookmarkEnd w:id="80"/>
+    <w:bookmarkStart w:id="81" w:name="def-parse-tree"/>
+    <w:p>
+      <w:pPr>
+        <w:pStyle w:val="BodyText"/>
+      </w:pPr>
+      <w:ins w:id="92" w:author="PR Preview" w:date="2026-01-01T00:00:00Z">
+        <w:r>
+          <w:rPr>
+            <w:b/>
+            <w:bCs/>
+          </w:rPr>
+          <w:t xml:space="preserve">Definition 27 (Parse tree)</w:t>
+        </w:r>
+      </w:ins>
+      <w:ins w:id="93" w:author="PR Preview" w:date="2026-01-01T00:00:00Z">
+        <w:r>
+          <w:t xml:space="preserve"> </w:t>
+        </w:r>
+      </w:ins>
+      <w:ins w:id="94" w:author="PR Preview" w:date="2026-01-01T00:00:00Z">
+        <w:r>
+          <w:t xml:space="preserve">The</w:t>
+        </w:r>
+      </w:ins>
+      <w:ins w:id="95" w:author="PR Preview" w:date="2026-01-01T00:00:00Z">
+        <w:r>
+          <w:t xml:space="preserve"> </w:t>
+        </w:r>
+      </w:ins>
+      <w:ins w:id="96" w:author="PR Preview" w:date="2026-01-01T00:00:00Z">
+        <w:r>
+          <w:rPr>
+            <w:b/>
+            <w:bCs/>
+          </w:rPr>
+          <w:t xml:space="preserve">parse tree</w:t>
+        </w:r>
+      </w:ins>
+      <w:ins w:id="97" w:author="PR Preview" w:date="2026-01-01T00:00:00Z">
+        <w:r>
+          <w:t xml:space="preserve"> </w:t>
+        </w:r>
+      </w:ins>
+      <w:ins w:id="98" w:author="PR Preview" w:date="2026-01-01T00:00:00Z">
+        <w:r>
+          <w:t xml:space="preserve">of an</w:t>
+        </w:r>
+      </w:ins>
+      <w:ins w:id="99" w:author="PR Preview" w:date="2026-01-01T00:00:00Z">
+        <w:r>
+          <w:t xml:space="preserve"> </w:t>
+        </w:r>
+      </w:ins>
+      <w:hyperlink w:anchor="def-expression">
+        <w:ins w:id="100" w:author="PR Preview" w:date="2026-01-01T00:00:00Z">
+          <w:r>
+            <w:rPr>
+              <w:rStyle w:val="Hyperlink"/>
+            </w:rPr>
+            <w:t xml:space="preserve">expression</w:t>
+          </w:r>
+        </w:ins>
+      </w:hyperlink>
+      <w:ins w:id="101" w:author="PR Preview" w:date="2026-01-01T00:00:00Z">
+        <w:r>
+          <w:t xml:space="preserve"> </w:t>
+        </w:r>
+      </w:ins>
+      <w:ins w:id="102" w:author="PR Preview" w:date="2026-01-01T00:00:00Z">
+        <w:r>
+          <w:t xml:space="preserve">is the tree</w:t>
+        </w:r>
+      </w:ins>
+      <w:ins w:id="103" w:author="PR Preview" w:date="2026-01-01T00:00:00Z">
+        <w:r>
+          <w:t xml:space="preserve"> </w:t>
+        </w:r>
+      </w:ins>
+      <w:ins w:id="104" w:author="PR Preview" w:date="2026-01-01T00:00:00Z">
+        <w:r>
+          <w:t xml:space="preserve">that shows how its symbols group into operations.</w:t>
+        </w:r>
+      </w:ins>
+      <w:ins w:id="105" w:author="PR Preview" w:date="2026-01-01T00:00:00Z">
+        <w:r>
+          <w:t xml:space="preserve"> </w:t>
+        </w:r>
+      </w:ins>
+      <w:ins w:id="106" w:author="PR Preview" w:date="2026-01-01T00:00:00Z">
+        <w:r>
+          <w:t xml:space="preserve">Its leaves are the constants and variables of the expression,</w:t>
+        </w:r>
+      </w:ins>
+      <w:ins w:id="107" w:author="PR Preview" w:date="2026-01-01T00:00:00Z">
+        <w:r>
+          <w:t xml:space="preserve"> </w:t>
+        </w:r>
+      </w:ins>
+      <w:ins w:id="108" w:author="PR Preview" w:date="2026-01-01T00:00:00Z">
+        <w:r>
+          <w:t xml:space="preserve">and each internal node is an operation applied to the nodes below it.</w:t>
+        </w:r>
+      </w:ins>
+    </w:p>
+    <w:bookmarkEnd w:id="81"/>
+    <w:bookmarkStart w:id="82" w:name="exm-parse-tree"/>
+    <w:p>
+      <w:pPr>
+        <w:pStyle w:val="BodyText"/>
+      </w:pPr>
+      <w:ins w:id="109" w:author="PR Preview" w:date="2026-01-01T00:00:00Z">
+        <w:r>
+          <w:rPr>
+            <w:b/>
+            <w:bCs/>
+          </w:rPr>
+          <w:t xml:space="preserve">Example 23 (The parse tree of a polynomial)</w:t>
+        </w:r>
+      </w:ins>
+      <w:ins w:id="110" w:author="PR Preview" w:date="2026-01-01T00:00:00Z">
+        <w:r>
+          <w:t xml:space="preserve"> </w:t>
+        </w:r>
+      </w:ins>
+      <w:ins w:id="111" w:author="PR Preview" w:date="2026-01-01T00:00:00Z">
+        <w:r>
+          <w:t xml:space="preserve">The parse tree of</w:t>
+        </w:r>
+      </w:ins>
+      <w:ins w:id="112" w:author="PR Preview" w:date="2026-01-01T00:00:00Z">
+        <w:r>
+          <w:t xml:space="preserve"> </w:t>
+        </w:r>
+      </w:ins>
+      <m:oMath>
+        <m:r>
+          <m:rPr>
+            <m:sty m:val="p"/>
+          </m:rPr>
+          <m:t>(</m:t>
+        </m:r>
+        <m:r>
+          <m:t>a</m:t>
+        </m:r>
+        <m:r>
+          <m:t>x</m:t>
+        </m:r>
+        <m:r>
+          <m:rPr>
+            <m:sty m:val="p"/>
+          </m:rPr>
+          <m:t>+</m:t>
+        </m:r>
+        <m:r>
+          <m:t>b</m:t>
+        </m:r>
+        <m:r>
+          <m:rPr>
+            <m:sty m:val="p"/>
+          </m:rPr>
+          <m:t>)</m:t>
+        </m:r>
+        <m:r>
+          <m:t> </m:t>
+        </m:r>
+        <m:r>
+          <m:t>x</m:t>
+        </m:r>
+        <m:r>
+          <m:rPr>
+            <m:sty m:val="p"/>
+          </m:rPr>
+          <m:t>+</m:t>
+        </m:r>
+        <m:r>
+          <m:t>c</m:t>
+        </m:r>
+      </m:oMath>
+      <w:ins w:id="113" w:author="PR Preview" w:date="2026-01-01T00:00:00Z">
+        <w:r>
+          <w:t xml:space="preserve">, with each operation having two children, is:</w:t>
         </w:r>
       </w:ins>
     </w:p>
@@ -24680,9 +25463,27 @@
           <w:numId w:val="1019"/>
         </w:numPr>
       </w:pPr>
-      <w:ins w:id="27" w:author="PR Preview" w:date="2026-01-01T00:00:00Z">
-        <w:r>
-          <w:t xml:space="preserve">Many expressions denote the same function.</w:t>
+      <w:ins w:id="114" w:author="PR Preview" w:date="2026-01-01T00:00:00Z">
+        <w:r>
+          <w:t xml:space="preserve">the root</w:t>
+        </w:r>
+      </w:ins>
+      <w:ins w:id="115" w:author="PR Preview" w:date="2026-01-01T00:00:00Z">
+        <w:r>
+          <w:t xml:space="preserve"> </w:t>
+        </w:r>
+      </w:ins>
+      <m:oMath>
+        <m:r>
+          <m:rPr>
+            <m:sty m:val="p"/>
+          </m:rPr>
+          <m:t>+</m:t>
+        </m:r>
+      </m:oMath>
+      <w:ins w:id="116" w:author="PR Preview" w:date="2026-01-01T00:00:00Z">
+        <w:r>
+          <w:t xml:space="preserve">, whose children are</w:t>
         </w:r>
       </w:ins>
     </w:p>
@@ -24690,72 +25491,217 @@
       <w:pPr>
         <w:pStyle w:val="Compact"/>
         <w:numPr>
-          <w:ilvl w:val="0"/>
-          <w:numId w:val="1019"/>
+          <w:ilvl w:val="1"/>
+          <w:numId w:val="1020"/>
         </w:numPr>
       </w:pPr>
-      <w:ins w:id="28" w:author="PR Preview" w:date="2026-01-01T00:00:00Z">
-        <w:r>
-          <w:t xml:space="preserve">The rules of operator precedence (PEMDAS: parentheses, exponents,</w:t>
-        </w:r>
-      </w:ins>
-      <w:ins w:id="29" w:author="PR Preview" w:date="2026-01-01T00:00:00Z">
+      <w:ins w:id="117" w:author="PR Preview" w:date="2026-01-01T00:00:00Z">
+        <w:r>
+          <w:t xml:space="preserve">the node</w:t>
+        </w:r>
+      </w:ins>
+      <w:ins w:id="118" w:author="PR Preview" w:date="2026-01-01T00:00:00Z">
         <w:r>
           <w:t xml:space="preserve"> </w:t>
         </w:r>
       </w:ins>
-      <w:ins w:id="30" w:author="PR Preview" w:date="2026-01-01T00:00:00Z">
-        <w:r>
-          <w:t xml:space="preserve">multiplication and division, addition and subtraction)</w:t>
-        </w:r>
-      </w:ins>
-      <w:ins w:id="31" w:author="PR Preview" w:date="2026-01-01T00:00:00Z">
+      <m:oMath>
+        <m:r>
+          <m:rPr>
+            <m:sty m:val="p"/>
+          </m:rPr>
+          <m:t>×</m:t>
+        </m:r>
+      </m:oMath>
+      <w:ins w:id="119" w:author="PR Preview" w:date="2026-01-01T00:00:00Z">
+        <w:r>
+          <w:t xml:space="preserve">, whose children are</w:t>
+        </w:r>
+      </w:ins>
+    </w:p>
+    <w:p>
+      <w:pPr>
+        <w:pStyle w:val="Compact"/>
+        <w:numPr>
+          <w:ilvl w:val="2"/>
+          <w:numId w:val="1021"/>
+        </w:numPr>
+      </w:pPr>
+      <w:ins w:id="120" w:author="PR Preview" w:date="2026-01-01T00:00:00Z">
+        <w:r>
+          <w:t xml:space="preserve">the node</w:t>
+        </w:r>
+      </w:ins>
+      <w:ins w:id="121" w:author="PR Preview" w:date="2026-01-01T00:00:00Z">
         <w:r>
           <w:t xml:space="preserve"> </w:t>
         </w:r>
       </w:ins>
-      <w:ins w:id="32" w:author="PR Preview" w:date="2026-01-01T00:00:00Z">
-        <w:r>
-          <w:t xml:space="preserve">decide how the symbols group.</w:t>
-        </w:r>
-      </w:ins>
-      <w:ins w:id="33" w:author="PR Preview" w:date="2026-01-01T00:00:00Z">
+      <m:oMath>
+        <m:r>
+          <m:rPr>
+            <m:sty m:val="p"/>
+          </m:rPr>
+          <m:t>+</m:t>
+        </m:r>
+      </m:oMath>
+      <w:ins w:id="122" w:author="PR Preview" w:date="2026-01-01T00:00:00Z">
+        <w:r>
+          <w:t xml:space="preserve">, whose children are</w:t>
+        </w:r>
+      </w:ins>
+    </w:p>
+    <w:p>
+      <w:pPr>
+        <w:pStyle w:val="Compact"/>
+        <w:numPr>
+          <w:ilvl w:val="3"/>
+          <w:numId w:val="1022"/>
+        </w:numPr>
+      </w:pPr>
+      <w:ins w:id="123" w:author="PR Preview" w:date="2026-01-01T00:00:00Z">
+        <w:r>
+          <w:t xml:space="preserve">the node</w:t>
+        </w:r>
+      </w:ins>
+      <w:ins w:id="124" w:author="PR Preview" w:date="2026-01-01T00:00:00Z">
         <w:r>
           <w:t xml:space="preserve"> </w:t>
         </w:r>
       </w:ins>
-      <w:ins w:id="34" w:author="PR Preview" w:date="2026-01-01T00:00:00Z">
-        <w:r>
-          <w:t xml:space="preserve">They turn the string into a</w:t>
-        </w:r>
-      </w:ins>
-      <w:ins w:id="35" w:author="PR Preview" w:date="2026-01-01T00:00:00Z">
+      <m:oMath>
+        <m:r>
+          <m:rPr>
+            <m:sty m:val="p"/>
+          </m:rPr>
+          <m:t>×</m:t>
+        </m:r>
+      </m:oMath>
+      <w:ins w:id="125" w:author="PR Preview" w:date="2026-01-01T00:00:00Z">
+        <w:r>
+          <w:t xml:space="preserve">, whose children are the leaves</w:t>
+        </w:r>
+      </w:ins>
+      <w:ins w:id="126" w:author="PR Preview" w:date="2026-01-01T00:00:00Z">
         <w:r>
           <w:t xml:space="preserve"> </w:t>
         </w:r>
       </w:ins>
-      <w:ins w:id="36" w:author="PR Preview" w:date="2026-01-01T00:00:00Z">
-        <w:r>
-          <w:rPr>
-            <w:b/>
-            <w:bCs/>
-          </w:rPr>
-          <w:t xml:space="preserve">parse tree</w:t>
-        </w:r>
-      </w:ins>
-      <w:ins w:id="37" w:author="PR Preview" w:date="2026-01-01T00:00:00Z">
+      <m:oMath>
+        <m:r>
+          <m:t>a</m:t>
+        </m:r>
+      </m:oMath>
+      <w:ins w:id="127" w:author="PR Preview" w:date="2026-01-01T00:00:00Z">
+        <w:r>
+          <w:t xml:space="preserve"> </w:t>
+        </w:r>
+      </w:ins>
+      <w:ins w:id="128" w:author="PR Preview" w:date="2026-01-01T00:00:00Z">
+        <w:r>
+          <w:t xml:space="preserve">and</w:t>
+        </w:r>
+      </w:ins>
+      <w:ins w:id="129" w:author="PR Preview" w:date="2026-01-01T00:00:00Z">
+        <w:r>
+          <w:t xml:space="preserve"> </w:t>
+        </w:r>
+      </w:ins>
+      <m:oMath>
+        <m:r>
+          <m:t>x</m:t>
+        </m:r>
+      </m:oMath>
+      <w:ins w:id="130" w:author="PR Preview" w:date="2026-01-01T00:00:00Z">
         <w:r>
           <w:t xml:space="preserve">,</w:t>
         </w:r>
       </w:ins>
-      <w:ins w:id="38" w:author="PR Preview" w:date="2026-01-01T00:00:00Z">
+    </w:p>
+    <w:p>
+      <w:pPr>
+        <w:pStyle w:val="Compact"/>
+        <w:numPr>
+          <w:ilvl w:val="3"/>
+          <w:numId w:val="1022"/>
+        </w:numPr>
+      </w:pPr>
+      <w:ins w:id="131" w:author="PR Preview" w:date="2026-01-01T00:00:00Z">
+        <w:r>
+          <w:t xml:space="preserve">the leaf</w:t>
+        </w:r>
+      </w:ins>
+      <w:ins w:id="132" w:author="PR Preview" w:date="2026-01-01T00:00:00Z">
         <w:r>
           <w:t xml:space="preserve"> </w:t>
         </w:r>
       </w:ins>
-      <w:ins w:id="39" w:author="PR Preview" w:date="2026-01-01T00:00:00Z">
-        <w:r>
-          <w:t xml:space="preserve">whose leaves are constants and variables and whose internal nodes are operations.</w:t>
+      <m:oMath>
+        <m:r>
+          <m:t>b</m:t>
+        </m:r>
+      </m:oMath>
+      <w:ins w:id="133" w:author="PR Preview" w:date="2026-01-01T00:00:00Z">
+        <w:r>
+          <w:t xml:space="preserve">;</w:t>
+        </w:r>
+      </w:ins>
+    </w:p>
+    <w:p>
+      <w:pPr>
+        <w:pStyle w:val="Compact"/>
+        <w:numPr>
+          <w:ilvl w:val="2"/>
+          <w:numId w:val="1021"/>
+        </w:numPr>
+      </w:pPr>
+      <w:ins w:id="134" w:author="PR Preview" w:date="2026-01-01T00:00:00Z">
+        <w:r>
+          <w:t xml:space="preserve">the leaf</w:t>
+        </w:r>
+      </w:ins>
+      <w:ins w:id="135" w:author="PR Preview" w:date="2026-01-01T00:00:00Z">
+        <w:r>
+          <w:t xml:space="preserve"> </w:t>
+        </w:r>
+      </w:ins>
+      <m:oMath>
+        <m:r>
+          <m:t>x</m:t>
+        </m:r>
+      </m:oMath>
+      <w:ins w:id="136" w:author="PR Preview" w:date="2026-01-01T00:00:00Z">
+        <w:r>
+          <w:t xml:space="preserve">;</w:t>
+        </w:r>
+      </w:ins>
+    </w:p>
+    <w:p>
+      <w:pPr>
+        <w:pStyle w:val="Compact"/>
+        <w:numPr>
+          <w:ilvl w:val="1"/>
+          <w:numId w:val="1020"/>
+        </w:numPr>
+      </w:pPr>
+      <w:ins w:id="137" w:author="PR Preview" w:date="2026-01-01T00:00:00Z">
+        <w:r>
+          <w:t xml:space="preserve">the leaf</w:t>
+        </w:r>
+      </w:ins>
+      <w:ins w:id="138" w:author="PR Preview" w:date="2026-01-01T00:00:00Z">
+        <w:r>
+          <w:t xml:space="preserve"> </w:t>
+        </w:r>
+      </w:ins>
+      <m:oMath>
+        <m:r>
+          <m:t>c</m:t>
+        </m:r>
+      </m:oMath>
+      <w:ins w:id="139" w:author="PR Preview" w:date="2026-01-01T00:00:00Z">
+        <w:r>
+          <w:t xml:space="preserve">.</w:t>
         </w:r>
       </w:ins>
     </w:p>
@@ -24763,252 +25709,393 @@
       <w:pPr>
         <w:pStyle w:val="FirstParagraph"/>
       </w:pPr>
-      <w:ins w:id="40" w:author="PR Preview" w:date="2026-01-01T00:00:00Z">
-        <w:r>
-          <w:t xml:space="preserve">A function is the input-output relationship itself;</w:t>
-        </w:r>
-      </w:ins>
-      <w:ins w:id="41" w:author="PR Preview" w:date="2026-01-01T00:00:00Z">
+      <w:ins w:id="140" w:author="PR Preview" w:date="2026-01-01T00:00:00Z">
+        <w:r>
+          <w:t xml:space="preserve">Read from the leaves up, the tree says to multiply</w:t>
+        </w:r>
+      </w:ins>
+      <w:ins w:id="141" w:author="PR Preview" w:date="2026-01-01T00:00:00Z">
         <w:r>
           <w:t xml:space="preserve"> </w:t>
         </w:r>
       </w:ins>
-      <w:ins w:id="42" w:author="PR Preview" w:date="2026-01-01T00:00:00Z">
-        <w:r>
-          <w:t xml:space="preserve">an expression is one way of writing it down.</w:t>
+      <m:oMath>
+        <m:r>
+          <m:t>a</m:t>
+        </m:r>
+      </m:oMath>
+      <w:ins w:id="142" w:author="PR Preview" w:date="2026-01-01T00:00:00Z">
+        <w:r>
+          <w:t xml:space="preserve"> </w:t>
+        </w:r>
+      </w:ins>
+      <w:ins w:id="143" w:author="PR Preview" w:date="2026-01-01T00:00:00Z">
+        <w:r>
+          <w:t xml:space="preserve">by</w:t>
+        </w:r>
+      </w:ins>
+      <w:ins w:id="144" w:author="PR Preview" w:date="2026-01-01T00:00:00Z">
+        <w:r>
+          <w:t xml:space="preserve"> </w:t>
+        </w:r>
+      </w:ins>
+      <m:oMath>
+        <m:r>
+          <m:t>x</m:t>
+        </m:r>
+      </m:oMath>
+      <w:ins w:id="145" w:author="PR Preview" w:date="2026-01-01T00:00:00Z">
+        <w:r>
+          <w:t xml:space="preserve">,</w:t>
+        </w:r>
+      </w:ins>
+      <w:ins w:id="146" w:author="PR Preview" w:date="2026-01-01T00:00:00Z">
+        <w:r>
+          <w:t xml:space="preserve"> </w:t>
+        </w:r>
+      </w:ins>
+      <w:ins w:id="147" w:author="PR Preview" w:date="2026-01-01T00:00:00Z">
+        <w:r>
+          <w:t xml:space="preserve">add</w:t>
+        </w:r>
+      </w:ins>
+      <w:ins w:id="148" w:author="PR Preview" w:date="2026-01-01T00:00:00Z">
+        <w:r>
+          <w:t xml:space="preserve"> </w:t>
+        </w:r>
+      </w:ins>
+      <m:oMath>
+        <m:r>
+          <m:t>b</m:t>
+        </m:r>
+      </m:oMath>
+      <w:ins w:id="149" w:author="PR Preview" w:date="2026-01-01T00:00:00Z">
+        <w:r>
+          <w:t xml:space="preserve">, multiply by</w:t>
+        </w:r>
+      </w:ins>
+      <w:ins w:id="150" w:author="PR Preview" w:date="2026-01-01T00:00:00Z">
+        <w:r>
+          <w:t xml:space="preserve"> </w:t>
+        </w:r>
+      </w:ins>
+      <m:oMath>
+        <m:r>
+          <m:t>x</m:t>
+        </m:r>
+      </m:oMath>
+      <w:ins w:id="151" w:author="PR Preview" w:date="2026-01-01T00:00:00Z">
+        <w:r>
+          <w:t xml:space="preserve">, and add</w:t>
+        </w:r>
+      </w:ins>
+      <w:ins w:id="152" w:author="PR Preview" w:date="2026-01-01T00:00:00Z">
+        <w:r>
+          <w:t xml:space="preserve"> </w:t>
+        </w:r>
+      </w:ins>
+      <m:oMath>
+        <m:r>
+          <m:t>c</m:t>
+        </m:r>
+      </m:oMath>
+      <w:ins w:id="153" w:author="PR Preview" w:date="2026-01-01T00:00:00Z">
+        <w:r>
+          <w:t xml:space="preserve">.</w:t>
+        </w:r>
+      </w:ins>
+      <w:ins w:id="154" w:author="PR Preview" w:date="2026-01-01T00:00:00Z">
+        <w:r>
+          <w:t xml:space="preserve"> </w:t>
+        </w:r>
+      </w:ins>
+      <w:ins w:id="155" w:author="PR Preview" w:date="2026-01-01T00:00:00Z">
+        <w:r>
+          <w:t xml:space="preserve">The expression</w:t>
+        </w:r>
+      </w:ins>
+      <w:ins w:id="156" w:author="PR Preview" w:date="2026-01-01T00:00:00Z">
+        <w:r>
+          <w:t xml:space="preserve"> </w:t>
+        </w:r>
+      </w:ins>
+      <m:oMath>
+        <m:r>
+          <m:t>a</m:t>
+        </m:r>
+        <m:sSup>
+          <m:e>
+            <m:r>
+              <m:t>x</m:t>
+            </m:r>
+          </m:e>
+          <m:sup>
+            <m:r>
+              <m:t>2</m:t>
+            </m:r>
+          </m:sup>
+        </m:sSup>
+        <m:r>
+          <m:rPr>
+            <m:sty m:val="p"/>
+          </m:rPr>
+          <m:t>+</m:t>
+        </m:r>
+        <m:r>
+          <m:t>b</m:t>
+        </m:r>
+        <m:r>
+          <m:t>x</m:t>
+        </m:r>
+        <m:r>
+          <m:rPr>
+            <m:sty m:val="p"/>
+          </m:rPr>
+          <m:t>+</m:t>
+        </m:r>
+        <m:r>
+          <m:t>c</m:t>
+        </m:r>
+      </m:oMath>
+      <w:ins w:id="157" w:author="PR Preview" w:date="2026-01-01T00:00:00Z">
+        <w:r>
+          <w:t xml:space="preserve"> </w:t>
+        </w:r>
+      </w:ins>
+      <w:ins w:id="158" w:author="PR Preview" w:date="2026-01-01T00:00:00Z">
+        <w:r>
+          <w:t xml:space="preserve">has a different tree.</w:t>
+        </w:r>
+      </w:ins>
+      <w:ins w:id="159" w:author="PR Preview" w:date="2026-01-01T00:00:00Z">
+        <w:r>
+          <w:t xml:space="preserve"> </w:t>
+        </w:r>
+      </w:ins>
+      <w:ins w:id="160" w:author="PR Preview" w:date="2026-01-01T00:00:00Z">
+        <w:r>
+          <w:t xml:space="preserve">Its root is the</w:t>
+        </w:r>
+      </w:ins>
+      <w:ins w:id="161" w:author="PR Preview" w:date="2026-01-01T00:00:00Z">
+        <w:r>
+          <w:t xml:space="preserve"> </w:t>
+        </w:r>
+      </w:ins>
+      <m:oMath>
+        <m:r>
+          <m:rPr>
+            <m:sty m:val="p"/>
+          </m:rPr>
+          <m:t>+</m:t>
+        </m:r>
+      </m:oMath>
+      <w:ins w:id="162" w:author="PR Preview" w:date="2026-01-01T00:00:00Z">
+        <w:r>
+          <w:t xml:space="preserve"> </w:t>
+        </w:r>
+      </w:ins>
+      <w:ins w:id="163" w:author="PR Preview" w:date="2026-01-01T00:00:00Z">
+        <w:r>
+          <w:t xml:space="preserve">whose children are</w:t>
+        </w:r>
+      </w:ins>
+      <w:ins w:id="164" w:author="PR Preview" w:date="2026-01-01T00:00:00Z">
+        <w:r>
+          <w:t xml:space="preserve"> </w:t>
+        </w:r>
+      </w:ins>
+      <m:oMath>
+        <m:r>
+          <m:t>a</m:t>
+        </m:r>
+        <m:sSup>
+          <m:e>
+            <m:r>
+              <m:t>x</m:t>
+            </m:r>
+          </m:e>
+          <m:sup>
+            <m:r>
+              <m:t>2</m:t>
+            </m:r>
+          </m:sup>
+        </m:sSup>
+        <m:r>
+          <m:rPr>
+            <m:sty m:val="p"/>
+          </m:rPr>
+          <m:t>+</m:t>
+        </m:r>
+        <m:r>
+          <m:t>b</m:t>
+        </m:r>
+        <m:r>
+          <m:t>x</m:t>
+        </m:r>
+      </m:oMath>
+      <w:ins w:id="165" w:author="PR Preview" w:date="2026-01-01T00:00:00Z">
+        <w:r>
+          <w:t xml:space="preserve"> </w:t>
+        </w:r>
+      </w:ins>
+      <w:ins w:id="166" w:author="PR Preview" w:date="2026-01-01T00:00:00Z">
+        <w:r>
+          <w:t xml:space="preserve">and</w:t>
+        </w:r>
+      </w:ins>
+      <w:ins w:id="167" w:author="PR Preview" w:date="2026-01-01T00:00:00Z">
+        <w:r>
+          <w:t xml:space="preserve"> </w:t>
+        </w:r>
+      </w:ins>
+      <m:oMath>
+        <m:r>
+          <m:t>c</m:t>
+        </m:r>
+      </m:oMath>
+      <w:ins w:id="168" w:author="PR Preview" w:date="2026-01-01T00:00:00Z">
+        <w:r>
+          <w:t xml:space="preserve">,</w:t>
+        </w:r>
+      </w:ins>
+      <w:ins w:id="169" w:author="PR Preview" w:date="2026-01-01T00:00:00Z">
+        <w:r>
+          <w:t xml:space="preserve"> </w:t>
+        </w:r>
+      </w:ins>
+      <w:ins w:id="170" w:author="PR Preview" w:date="2026-01-01T00:00:00Z">
+        <w:r>
+          <w:t xml:space="preserve">and the first of these is a</w:t>
+        </w:r>
+      </w:ins>
+      <w:ins w:id="171" w:author="PR Preview" w:date="2026-01-01T00:00:00Z">
+        <w:r>
+          <w:t xml:space="preserve"> </w:t>
+        </w:r>
+      </w:ins>
+      <m:oMath>
+        <m:r>
+          <m:rPr>
+            <m:sty m:val="p"/>
+          </m:rPr>
+          <m:t>+</m:t>
+        </m:r>
+      </m:oMath>
+      <w:ins w:id="172" w:author="PR Preview" w:date="2026-01-01T00:00:00Z">
+        <w:r>
+          <w:t xml:space="preserve"> </w:t>
+        </w:r>
+      </w:ins>
+      <w:ins w:id="173" w:author="PR Preview" w:date="2026-01-01T00:00:00Z">
+        <w:r>
+          <w:t xml:space="preserve">whose children are</w:t>
+        </w:r>
+      </w:ins>
+      <w:ins w:id="174" w:author="PR Preview" w:date="2026-01-01T00:00:00Z">
+        <w:r>
+          <w:t xml:space="preserve"> </w:t>
+        </w:r>
+      </w:ins>
+      <m:oMath>
+        <m:r>
+          <m:t>a</m:t>
+        </m:r>
+        <m:sSup>
+          <m:e>
+            <m:r>
+              <m:t>x</m:t>
+            </m:r>
+          </m:e>
+          <m:sup>
+            <m:r>
+              <m:t>2</m:t>
+            </m:r>
+          </m:sup>
+        </m:sSup>
+      </m:oMath>
+      <w:ins w:id="175" w:author="PR Preview" w:date="2026-01-01T00:00:00Z">
+        <w:r>
+          <w:t xml:space="preserve"> </w:t>
+        </w:r>
+      </w:ins>
+      <w:ins w:id="176" w:author="PR Preview" w:date="2026-01-01T00:00:00Z">
+        <w:r>
+          <w:t xml:space="preserve">and</w:t>
+        </w:r>
+      </w:ins>
+      <w:ins w:id="177" w:author="PR Preview" w:date="2026-01-01T00:00:00Z">
+        <w:r>
+          <w:t xml:space="preserve"> </w:t>
+        </w:r>
+      </w:ins>
+      <m:oMath>
+        <m:r>
+          <m:t>b</m:t>
+        </m:r>
+        <m:r>
+          <m:t>x</m:t>
+        </m:r>
+      </m:oMath>
+      <w:ins w:id="178" w:author="PR Preview" w:date="2026-01-01T00:00:00Z">
+        <w:r>
+          <w:t xml:space="preserve">.</w:t>
         </w:r>
       </w:ins>
     </w:p>
-    <w:bookmarkEnd w:id="79"/>
-    <w:bookmarkStart w:id="80" w:name="exm-expression"/>
+    <w:bookmarkEnd w:id="82"/>
+    <w:bookmarkStart w:id="83" w:name="rem-expression-parse-tree"/>
     <w:p>
       <w:pPr>
         <w:pStyle w:val="BodyText"/>
       </w:pPr>
-      <w:ins w:id="43" w:author="PR Preview" w:date="2026-01-01T00:00:00Z">
+      <w:ins w:id="179" w:author="PR Preview" w:date="2026-01-01T00:00:00Z">
         <w:r>
           <w:rPr>
-            <w:b/>
-            <w:bCs/>
+            <w:i/>
+            <w:iCs/>
           </w:rPr>
-          <w:t xml:space="preserve">Example 22 (Two expressions for one function)</w:t>
-        </w:r>
-      </w:ins>
-      <w:ins w:id="44" w:author="PR Preview" w:date="2026-01-01T00:00:00Z">
+          <w:t xml:space="preserve">Remark 9</w:t>
+        </w:r>
+      </w:ins>
+      <w:ins w:id="180" w:author="PR Preview" w:date="2026-01-01T00:00:00Z">
+        <w:r>
+          <w:t xml:space="preserve"> (Expressions, precedence and parse trees). </w:t>
+        </w:r>
+      </w:ins>
+      <w:ins w:id="181" w:author="PR Preview" w:date="2026-01-01T00:00:00Z">
+        <w:r>
+          <w:t xml:space="preserve">An expression does not say how to compute the output it fixes,</w:t>
+        </w:r>
+      </w:ins>
+      <w:ins w:id="182" w:author="PR Preview" w:date="2026-01-01T00:00:00Z">
         <w:r>
           <w:t xml:space="preserve"> </w:t>
         </w:r>
       </w:ins>
-      <w:ins w:id="45" w:author="PR Preview" w:date="2026-01-01T00:00:00Z">
-        <w:r>
-          <w:t xml:space="preserve">The expressions</w:t>
-        </w:r>
-      </w:ins>
-      <w:ins w:id="46" w:author="PR Preview" w:date="2026-01-01T00:00:00Z">
+      <w:ins w:id="183" w:author="PR Preview" w:date="2026-01-01T00:00:00Z">
+        <w:r>
+          <w:t xml:space="preserve">and many expressions denote the same function.</w:t>
+        </w:r>
+      </w:ins>
+      <w:ins w:id="184" w:author="PR Preview" w:date="2026-01-01T00:00:00Z">
         <w:r>
           <w:t xml:space="preserve"> </w:t>
         </w:r>
       </w:ins>
-      <m:oMath>
-        <m:r>
-          <m:t>a</m:t>
-        </m:r>
-        <m:sSup>
-          <m:e>
-            <m:r>
-              <m:t>x</m:t>
-            </m:r>
-          </m:e>
-          <m:sup>
-            <m:r>
-              <m:t>2</m:t>
-            </m:r>
-          </m:sup>
-        </m:sSup>
-        <m:r>
-          <m:rPr>
-            <m:sty m:val="p"/>
-          </m:rPr>
-          <m:t>+</m:t>
-        </m:r>
-        <m:r>
-          <m:t>b</m:t>
-        </m:r>
-        <m:r>
-          <m:t>x</m:t>
-        </m:r>
-        <m:r>
-          <m:rPr>
-            <m:sty m:val="p"/>
-          </m:rPr>
-          <m:t>+</m:t>
-        </m:r>
-        <m:r>
-          <m:t>c</m:t>
-        </m:r>
-      </m:oMath>
-      <w:ins w:id="47" w:author="PR Preview" w:date="2026-01-01T00:00:00Z">
+      <w:ins w:id="185" w:author="PR Preview" w:date="2026-01-01T00:00:00Z">
+        <w:r>
+          <w:t xml:space="preserve">A function is the input-output relationship itself;</w:t>
+        </w:r>
+      </w:ins>
+      <w:ins w:id="186" w:author="PR Preview" w:date="2026-01-01T00:00:00Z">
         <w:r>
           <w:t xml:space="preserve"> </w:t>
         </w:r>
       </w:ins>
-      <w:ins w:id="48" w:author="PR Preview" w:date="2026-01-01T00:00:00Z">
-        <w:r>
-          <w:t xml:space="preserve">and</w:t>
-        </w:r>
-      </w:ins>
-      <w:ins w:id="49" w:author="PR Preview" w:date="2026-01-01T00:00:00Z">
-        <w:r>
-          <w:t xml:space="preserve"> </w:t>
-        </w:r>
-      </w:ins>
-      <m:oMath>
-        <m:r>
-          <m:rPr>
-            <m:sty m:val="p"/>
-          </m:rPr>
-          <m:t>(</m:t>
-        </m:r>
-        <m:r>
-          <m:t>a</m:t>
-        </m:r>
-        <m:r>
-          <m:t>x</m:t>
-        </m:r>
-        <m:r>
-          <m:rPr>
-            <m:sty m:val="p"/>
-          </m:rPr>
-          <m:t>+</m:t>
-        </m:r>
-        <m:r>
-          <m:t>b</m:t>
-        </m:r>
-        <m:r>
-          <m:rPr>
-            <m:sty m:val="p"/>
-          </m:rPr>
-          <m:t>)</m:t>
-        </m:r>
-        <m:r>
-          <m:t> </m:t>
-        </m:r>
-        <m:r>
-          <m:t>x</m:t>
-        </m:r>
-        <m:r>
-          <m:rPr>
-            <m:sty m:val="p"/>
-          </m:rPr>
-          <m:t>+</m:t>
-        </m:r>
-        <m:r>
-          <m:t>c</m:t>
-        </m:r>
-      </m:oMath>
-      <w:ins w:id="50" w:author="PR Preview" w:date="2026-01-01T00:00:00Z">
-        <w:r>
-          <w:t xml:space="preserve"> </w:t>
-        </w:r>
-      </w:ins>
-      <w:ins w:id="51" w:author="PR Preview" w:date="2026-01-01T00:00:00Z">
-        <w:r>
-          <w:t xml:space="preserve">denote the same function of</w:t>
-        </w:r>
-      </w:ins>
-      <w:ins w:id="52" w:author="PR Preview" w:date="2026-01-01T00:00:00Z">
-        <w:r>
-          <w:t xml:space="preserve"> </w:t>
-        </w:r>
-      </w:ins>
-      <m:oMath>
-        <m:r>
-          <m:t>x</m:t>
-        </m:r>
-      </m:oMath>
-      <w:ins w:id="53" w:author="PR Preview" w:date="2026-01-01T00:00:00Z">
-        <w:r>
-          <w:t xml:space="preserve"> </w:t>
-        </w:r>
-      </w:ins>
-      <w:ins w:id="54" w:author="PR Preview" w:date="2026-01-01T00:00:00Z">
-        <w:r>
-          <w:t xml:space="preserve">for any fixed</w:t>
-        </w:r>
-      </w:ins>
-      <w:ins w:id="55" w:author="PR Preview" w:date="2026-01-01T00:00:00Z">
-        <w:r>
-          <w:t xml:space="preserve"> </w:t>
-        </w:r>
-      </w:ins>
-      <m:oMath>
-        <m:r>
-          <m:t>a</m:t>
-        </m:r>
-      </m:oMath>
-      <w:ins w:id="56" w:author="PR Preview" w:date="2026-01-01T00:00:00Z">
-        <w:r>
-          <w:t xml:space="preserve">,</w:t>
-        </w:r>
-      </w:ins>
-      <w:ins w:id="57" w:author="PR Preview" w:date="2026-01-01T00:00:00Z">
-        <w:r>
-          <w:t xml:space="preserve"> </w:t>
-        </w:r>
-      </w:ins>
-      <m:oMath>
-        <m:r>
-          <m:t>b</m:t>
-        </m:r>
-      </m:oMath>
-      <w:ins w:id="58" w:author="PR Preview" w:date="2026-01-01T00:00:00Z">
-        <w:r>
-          <w:t xml:space="preserve"> </w:t>
-        </w:r>
-      </w:ins>
-      <w:ins w:id="59" w:author="PR Preview" w:date="2026-01-01T00:00:00Z">
-        <w:r>
-          <w:t xml:space="preserve">and</w:t>
-        </w:r>
-      </w:ins>
-      <w:ins w:id="60" w:author="PR Preview" w:date="2026-01-01T00:00:00Z">
-        <w:r>
-          <w:t xml:space="preserve"> </w:t>
-        </w:r>
-      </w:ins>
-      <m:oMath>
-        <m:r>
-          <m:t>c</m:t>
-        </m:r>
-      </m:oMath>
-      <w:ins w:id="61" w:author="PR Preview" w:date="2026-01-01T00:00:00Z">
-        <w:r>
-          <w:t xml:space="preserve">,</w:t>
-        </w:r>
-      </w:ins>
-      <w:ins w:id="62" w:author="PR Preview" w:date="2026-01-01T00:00:00Z">
-        <w:r>
-          <w:t xml:space="preserve"> </w:t>
-        </w:r>
-      </w:ins>
-      <w:ins w:id="63" w:author="PR Preview" w:date="2026-01-01T00:00:00Z">
-        <w:r>
-          <w:t xml:space="preserve">because they give the same value at every</w:t>
-        </w:r>
-      </w:ins>
-      <w:ins w:id="64" w:author="PR Preview" w:date="2026-01-01T00:00:00Z">
-        <w:r>
-          <w:t xml:space="preserve"> </w:t>
-        </w:r>
-      </w:ins>
-      <m:oMath>
-        <m:r>
-          <m:t>x</m:t>
-        </m:r>
-      </m:oMath>
-      <w:ins w:id="65" w:author="PR Preview" w:date="2026-01-01T00:00:00Z">
-        <w:r>
-          <w:t xml:space="preserve">.</w:t>
+      <w:ins w:id="187" w:author="PR Preview" w:date="2026-01-01T00:00:00Z">
+        <w:r>
+          <w:t xml:space="preserve">an expression is one way of writing it down.</w:t>
         </w:r>
       </w:ins>
     </w:p>
@@ -25016,408 +26103,88 @@
       <w:pPr>
         <w:pStyle w:val="BodyText"/>
       </w:pPr>
-      <w:ins w:id="66" w:author="PR Preview" w:date="2026-01-01T00:00:00Z">
-        <w:r>
-          <w:t xml:space="preserve">Precedence parses</w:t>
-        </w:r>
-      </w:ins>
-      <w:ins w:id="67" w:author="PR Preview" w:date="2026-01-01T00:00:00Z">
+      <w:ins w:id="188" w:author="PR Preview" w:date="2026-01-01T00:00:00Z">
+        <w:r>
+          <w:t xml:space="preserve">The rules of operator precedence (PEMDAS: parentheses, exponents,</w:t>
+        </w:r>
+      </w:ins>
+      <w:ins w:id="189" w:author="PR Preview" w:date="2026-01-01T00:00:00Z">
         <w:r>
           <w:t xml:space="preserve"> </w:t>
         </w:r>
       </w:ins>
-      <m:oMath>
-        <m:r>
-          <m:t>a</m:t>
-        </m:r>
-        <m:sSup>
-          <m:e>
-            <m:r>
-              <m:t>x</m:t>
-            </m:r>
-          </m:e>
-          <m:sup>
-            <m:r>
-              <m:t>2</m:t>
-            </m:r>
-          </m:sup>
-        </m:sSup>
-        <m:r>
-          <m:rPr>
-            <m:sty m:val="p"/>
-          </m:rPr>
-          <m:t>+</m:t>
-        </m:r>
-        <m:r>
-          <m:t>b</m:t>
-        </m:r>
-        <m:r>
-          <m:t>x</m:t>
-        </m:r>
-        <m:r>
-          <m:rPr>
-            <m:sty m:val="p"/>
-          </m:rPr>
-          <m:t>+</m:t>
-        </m:r>
-        <m:r>
-          <m:t>c</m:t>
-        </m:r>
-      </m:oMath>
-      <w:ins w:id="68" w:author="PR Preview" w:date="2026-01-01T00:00:00Z">
+      <w:ins w:id="190" w:author="PR Preview" w:date="2026-01-01T00:00:00Z">
+        <w:r>
+          <w:t xml:space="preserve">multiplication and division, addition and subtraction)</w:t>
+        </w:r>
+      </w:ins>
+      <w:ins w:id="191" w:author="PR Preview" w:date="2026-01-01T00:00:00Z">
         <w:r>
           <w:t xml:space="preserve"> </w:t>
         </w:r>
       </w:ins>
-      <w:ins w:id="69" w:author="PR Preview" w:date="2026-01-01T00:00:00Z">
-        <w:r>
-          <w:t xml:space="preserve">as a sum of three terms:</w:t>
-        </w:r>
-      </w:ins>
-      <w:ins w:id="70" w:author="PR Preview" w:date="2026-01-01T00:00:00Z">
+      <w:ins w:id="192" w:author="PR Preview" w:date="2026-01-01T00:00:00Z">
+        <w:r>
+          <w:t xml:space="preserve">decide how the symbols group.</w:t>
+        </w:r>
+      </w:ins>
+      <w:ins w:id="193" w:author="PR Preview" w:date="2026-01-01T00:00:00Z">
         <w:r>
           <w:t xml:space="preserve"> </w:t>
         </w:r>
       </w:ins>
-      <w:ins w:id="71" w:author="PR Preview" w:date="2026-01-01T00:00:00Z">
-        <w:r>
-          <w:t xml:space="preserve">the power</w:t>
-        </w:r>
-      </w:ins>
-      <w:ins w:id="72" w:author="PR Preview" w:date="2026-01-01T00:00:00Z">
-        <w:r>
-          <w:t xml:space="preserve"> </w:t>
-        </w:r>
-      </w:ins>
-      <m:oMath>
-        <m:sSup>
-          <m:e>
-            <m:r>
-              <m:t>x</m:t>
-            </m:r>
-          </m:e>
-          <m:sup>
-            <m:r>
-              <m:t>2</m:t>
-            </m:r>
-          </m:sup>
-        </m:sSup>
-      </m:oMath>
-      <w:ins w:id="73" w:author="PR Preview" w:date="2026-01-01T00:00:00Z">
-        <w:r>
-          <w:t xml:space="preserve"> </w:t>
-        </w:r>
-      </w:ins>
-      <w:ins w:id="74" w:author="PR Preview" w:date="2026-01-01T00:00:00Z">
-        <w:r>
-          <w:t xml:space="preserve">is applied first,</w:t>
-        </w:r>
-      </w:ins>
-      <w:ins w:id="75" w:author="PR Preview" w:date="2026-01-01T00:00:00Z">
-        <w:r>
-          <w:t xml:space="preserve"> </w:t>
-        </w:r>
-      </w:ins>
-      <w:ins w:id="76" w:author="PR Preview" w:date="2026-01-01T00:00:00Z">
-        <w:r>
-          <w:t xml:space="preserve">then</w:t>
-        </w:r>
-      </w:ins>
-      <w:ins w:id="77" w:author="PR Preview" w:date="2026-01-01T00:00:00Z">
-        <w:r>
-          <w:t xml:space="preserve"> </w:t>
-        </w:r>
-      </w:ins>
-      <m:oMath>
-        <m:r>
-          <m:t>a</m:t>
-        </m:r>
-      </m:oMath>
-      <w:ins w:id="78" w:author="PR Preview" w:date="2026-01-01T00:00:00Z">
-        <w:r>
-          <w:t xml:space="preserve"> </w:t>
-        </w:r>
-      </w:ins>
-      <w:ins w:id="79" w:author="PR Preview" w:date="2026-01-01T00:00:00Z">
-        <w:r>
-          <w:t xml:space="preserve">multiplies</w:t>
-        </w:r>
-      </w:ins>
-      <w:ins w:id="80" w:author="PR Preview" w:date="2026-01-01T00:00:00Z">
-        <w:r>
-          <w:t xml:space="preserve"> </w:t>
-        </w:r>
-      </w:ins>
-      <m:oMath>
-        <m:sSup>
-          <m:e>
-            <m:r>
-              <m:t>x</m:t>
-            </m:r>
-          </m:e>
-          <m:sup>
-            <m:r>
-              <m:t>2</m:t>
-            </m:r>
-          </m:sup>
-        </m:sSup>
-      </m:oMath>
-      <w:ins w:id="81" w:author="PR Preview" w:date="2026-01-01T00:00:00Z">
-        <w:r>
-          <w:t xml:space="preserve"> </w:t>
-        </w:r>
-      </w:ins>
-      <w:ins w:id="82" w:author="PR Preview" w:date="2026-01-01T00:00:00Z">
-        <w:r>
-          <w:t xml:space="preserve">and</w:t>
-        </w:r>
-      </w:ins>
-      <w:ins w:id="83" w:author="PR Preview" w:date="2026-01-01T00:00:00Z">
-        <w:r>
-          <w:t xml:space="preserve"> </w:t>
-        </w:r>
-      </w:ins>
-      <m:oMath>
-        <m:r>
-          <m:t>b</m:t>
-        </m:r>
-      </m:oMath>
-      <w:ins w:id="84" w:author="PR Preview" w:date="2026-01-01T00:00:00Z">
-        <w:r>
-          <w:t xml:space="preserve"> </w:t>
-        </w:r>
-      </w:ins>
-      <w:ins w:id="85" w:author="PR Preview" w:date="2026-01-01T00:00:00Z">
-        <w:r>
-          <w:t xml:space="preserve">multiplies</w:t>
-        </w:r>
-      </w:ins>
-      <w:ins w:id="86" w:author="PR Preview" w:date="2026-01-01T00:00:00Z">
-        <w:r>
-          <w:t xml:space="preserve"> </w:t>
-        </w:r>
-      </w:ins>
-      <m:oMath>
-        <m:r>
-          <m:t>x</m:t>
-        </m:r>
-      </m:oMath>
-      <w:ins w:id="87" w:author="PR Preview" w:date="2026-01-01T00:00:00Z">
-        <w:r>
-          <w:t xml:space="preserve">,</w:t>
-        </w:r>
-      </w:ins>
-      <w:ins w:id="88" w:author="PR Preview" w:date="2026-01-01T00:00:00Z">
-        <w:r>
-          <w:t xml:space="preserve"> </w:t>
-        </w:r>
-      </w:ins>
-      <w:ins w:id="89" w:author="PR Preview" w:date="2026-01-01T00:00:00Z">
-        <w:r>
-          <w:t xml:space="preserve">and the three products are added.</w:t>
-        </w:r>
-      </w:ins>
-      <w:ins w:id="90" w:author="PR Preview" w:date="2026-01-01T00:00:00Z">
-        <w:r>
-          <w:t xml:space="preserve"> </w:t>
-        </w:r>
-      </w:ins>
-      <w:ins w:id="91" w:author="PR Preview" w:date="2026-01-01T00:00:00Z">
-        <w:r>
-          <w:t xml:space="preserve">The parentheses in</w:t>
-        </w:r>
-      </w:ins>
-      <w:ins w:id="92" w:author="PR Preview" w:date="2026-01-01T00:00:00Z">
-        <w:r>
-          <w:t xml:space="preserve"> </w:t>
-        </w:r>
-      </w:ins>
-      <m:oMath>
-        <m:r>
-          <m:rPr>
-            <m:sty m:val="p"/>
-          </m:rPr>
-          <m:t>(</m:t>
-        </m:r>
-        <m:r>
-          <m:t>a</m:t>
-        </m:r>
-        <m:r>
-          <m:t>x</m:t>
-        </m:r>
-        <m:r>
-          <m:rPr>
-            <m:sty m:val="p"/>
-          </m:rPr>
-          <m:t>+</m:t>
-        </m:r>
-        <m:r>
-          <m:t>b</m:t>
-        </m:r>
-        <m:r>
-          <m:rPr>
-            <m:sty m:val="p"/>
-          </m:rPr>
-          <m:t>)</m:t>
-        </m:r>
-        <m:r>
-          <m:t> </m:t>
-        </m:r>
-        <m:r>
-          <m:t>x</m:t>
-        </m:r>
-        <m:r>
-          <m:rPr>
-            <m:sty m:val="p"/>
-          </m:rPr>
-          <m:t>+</m:t>
-        </m:r>
-        <m:r>
-          <m:t>c</m:t>
-        </m:r>
-      </m:oMath>
-      <w:ins w:id="93" w:author="PR Preview" w:date="2026-01-01T00:00:00Z">
-        <w:r>
-          <w:t xml:space="preserve"> </w:t>
-        </w:r>
-      </w:ins>
-      <w:ins w:id="94" w:author="PR Preview" w:date="2026-01-01T00:00:00Z">
-        <w:r>
-          <w:t xml:space="preserve">force a different tree:</w:t>
-        </w:r>
-      </w:ins>
-      <w:ins w:id="95" w:author="PR Preview" w:date="2026-01-01T00:00:00Z">
-        <w:r>
-          <w:t xml:space="preserve"> </w:t>
-        </w:r>
-      </w:ins>
-      <m:oMath>
-        <m:r>
-          <m:t>a</m:t>
-        </m:r>
-      </m:oMath>
-      <w:ins w:id="96" w:author="PR Preview" w:date="2026-01-01T00:00:00Z">
-        <w:r>
-          <w:t xml:space="preserve"> </w:t>
-        </w:r>
-      </w:ins>
-      <w:ins w:id="97" w:author="PR Preview" w:date="2026-01-01T00:00:00Z">
-        <w:r>
-          <w:t xml:space="preserve">multiplies</w:t>
-        </w:r>
-      </w:ins>
-      <w:ins w:id="98" w:author="PR Preview" w:date="2026-01-01T00:00:00Z">
-        <w:r>
-          <w:t xml:space="preserve"> </w:t>
-        </w:r>
-      </w:ins>
-      <m:oMath>
-        <m:r>
-          <m:t>x</m:t>
-        </m:r>
-      </m:oMath>
-      <w:ins w:id="99" w:author="PR Preview" w:date="2026-01-01T00:00:00Z">
-        <w:r>
-          <w:t xml:space="preserve">,</w:t>
-        </w:r>
-      </w:ins>
-      <w:ins w:id="100" w:author="PR Preview" w:date="2026-01-01T00:00:00Z">
-        <w:r>
-          <w:t xml:space="preserve"> </w:t>
-        </w:r>
-      </w:ins>
-      <m:oMath>
-        <m:r>
-          <m:t>b</m:t>
-        </m:r>
-      </m:oMath>
-      <w:ins w:id="101" w:author="PR Preview" w:date="2026-01-01T00:00:00Z">
-        <w:r>
-          <w:t xml:space="preserve"> </w:t>
-        </w:r>
-      </w:ins>
-      <w:ins w:id="102" w:author="PR Preview" w:date="2026-01-01T00:00:00Z">
-        <w:r>
-          <w:t xml:space="preserve">is added, the sum multiplies</w:t>
-        </w:r>
-      </w:ins>
-      <w:ins w:id="103" w:author="PR Preview" w:date="2026-01-01T00:00:00Z">
-        <w:r>
-          <w:t xml:space="preserve"> </w:t>
-        </w:r>
-      </w:ins>
-      <m:oMath>
-        <m:r>
-          <m:t>x</m:t>
-        </m:r>
-      </m:oMath>
-      <w:ins w:id="104" w:author="PR Preview" w:date="2026-01-01T00:00:00Z">
-        <w:r>
-          <w:t xml:space="preserve">,</w:t>
-        </w:r>
-      </w:ins>
-      <w:ins w:id="105" w:author="PR Preview" w:date="2026-01-01T00:00:00Z">
-        <w:r>
-          <w:t xml:space="preserve"> </w:t>
-        </w:r>
-      </w:ins>
-      <w:ins w:id="106" w:author="PR Preview" w:date="2026-01-01T00:00:00Z">
-        <w:r>
-          <w:t xml:space="preserve">and</w:t>
-        </w:r>
-      </w:ins>
-      <w:ins w:id="107" w:author="PR Preview" w:date="2026-01-01T00:00:00Z">
-        <w:r>
-          <w:t xml:space="preserve"> </w:t>
-        </w:r>
-      </w:ins>
-      <m:oMath>
-        <m:r>
-          <m:t>c</m:t>
-        </m:r>
-      </m:oMath>
-      <w:ins w:id="108" w:author="PR Preview" w:date="2026-01-01T00:00:00Z">
-        <w:r>
-          <w:t xml:space="preserve"> </w:t>
-        </w:r>
-      </w:ins>
-      <w:ins w:id="109" w:author="PR Preview" w:date="2026-01-01T00:00:00Z">
-        <w:r>
-          <w:t xml:space="preserve">is added.</w:t>
+      <w:ins w:id="194" w:author="PR Preview" w:date="2026-01-01T00:00:00Z">
+        <w:r>
+          <w:t xml:space="preserve">They turn the string into its parse tree (</w:t>
+        </w:r>
+      </w:ins>
+      <w:hyperlink w:anchor="def-parse-tree">
+        <w:ins w:id="195" w:author="PR Preview" w:date="2026-01-01T00:00:00Z">
+          <w:r>
+            <w:rPr>
+              <w:rStyle w:val="Hyperlink"/>
+            </w:rPr>
+            <w:t xml:space="preserve">Definition 27</w:t>
+          </w:r>
+        </w:ins>
+      </w:hyperlink>
+      <w:ins w:id="196" w:author="PR Preview" w:date="2026-01-01T00:00:00Z">
+        <w:r>
+          <w:t xml:space="preserve">).</w:t>
         </w:r>
       </w:ins>
     </w:p>
-    <w:bookmarkEnd w:id="80"/>
-    <w:bookmarkStart w:id="81" w:name="def-algorithm"/>
+    <w:bookmarkEnd w:id="83"/>
+    <w:bookmarkStart w:id="84" w:name="def-algorithm"/>
     <w:p>
       <w:pPr>
         <w:pStyle w:val="BodyText"/>
       </w:pPr>
-      <w:ins w:id="110" w:author="PR Preview" w:date="2026-01-01T00:00:00Z">
+      <w:ins w:id="197" w:author="PR Preview" w:date="2026-01-01T00:00:00Z">
         <w:r>
           <w:rPr>
             <w:b/>
             <w:bCs/>
           </w:rPr>
-          <w:t xml:space="preserve">Definition 27 (Algorithm)</w:t>
-        </w:r>
-      </w:ins>
-      <w:ins w:id="111" w:author="PR Preview" w:date="2026-01-01T00:00:00Z">
+          <w:t xml:space="preserve">Definition 28 (Algorithm)</w:t>
+        </w:r>
+      </w:ins>
+      <w:ins w:id="198" w:author="PR Preview" w:date="2026-01-01T00:00:00Z">
         <w:r>
           <w:t xml:space="preserve"> </w:t>
         </w:r>
       </w:ins>
-      <w:ins w:id="112" w:author="PR Preview" w:date="2026-01-01T00:00:00Z">
+      <w:ins w:id="199" w:author="PR Preview" w:date="2026-01-01T00:00:00Z">
         <w:r>
           <w:t xml:space="preserve">An</w:t>
         </w:r>
       </w:ins>
-      <w:ins w:id="113" w:author="PR Preview" w:date="2026-01-01T00:00:00Z">
+      <w:ins w:id="200" w:author="PR Preview" w:date="2026-01-01T00:00:00Z">
         <w:r>
           <w:t xml:space="preserve"> </w:t>
         </w:r>
       </w:ins>
-      <w:ins w:id="114" w:author="PR Preview" w:date="2026-01-01T00:00:00Z">
+      <w:ins w:id="201" w:author="PR Preview" w:date="2026-01-01T00:00:00Z">
         <w:r>
           <w:rPr>
             <w:b/>
@@ -25426,42 +26193,42 @@
           <w:t xml:space="preserve">algorithm</w:t>
         </w:r>
       </w:ins>
-      <w:ins w:id="115" w:author="PR Preview" w:date="2026-01-01T00:00:00Z">
+      <w:ins w:id="202" w:author="PR Preview" w:date="2026-01-01T00:00:00Z">
         <w:r>
           <w:t xml:space="preserve"> </w:t>
         </w:r>
       </w:ins>
-      <w:ins w:id="116" w:author="PR Preview" w:date="2026-01-01T00:00:00Z">
+      <w:ins w:id="203" w:author="PR Preview" w:date="2026-01-01T00:00:00Z">
         <w:r>
           <w:t xml:space="preserve">is a finite list of unambiguous steps that,</w:t>
         </w:r>
       </w:ins>
-      <w:ins w:id="117" w:author="PR Preview" w:date="2026-01-01T00:00:00Z">
+      <w:ins w:id="204" w:author="PR Preview" w:date="2026-01-01T00:00:00Z">
         <w:r>
           <w:t xml:space="preserve"> </w:t>
         </w:r>
       </w:ins>
-      <w:ins w:id="118" w:author="PR Preview" w:date="2026-01-01T00:00:00Z">
+      <w:ins w:id="205" w:author="PR Preview" w:date="2026-01-01T00:00:00Z">
         <w:r>
           <w:t xml:space="preserve">applied to any valid input, halts and returns an output.</w:t>
         </w:r>
       </w:ins>
-      <w:ins w:id="119" w:author="PR Preview" w:date="2026-01-01T00:00:00Z">
+      <w:ins w:id="206" w:author="PR Preview" w:date="2026-01-01T00:00:00Z">
         <w:r>
           <w:t xml:space="preserve"> </w:t>
         </w:r>
       </w:ins>
-      <w:ins w:id="120" w:author="PR Preview" w:date="2026-01-01T00:00:00Z">
+      <w:ins w:id="207" w:author="PR Preview" w:date="2026-01-01T00:00:00Z">
         <w:r>
           <w:t xml:space="preserve">An algorithm</w:t>
         </w:r>
       </w:ins>
-      <w:ins w:id="121" w:author="PR Preview" w:date="2026-01-01T00:00:00Z">
+      <w:ins w:id="208" w:author="PR Preview" w:date="2026-01-01T00:00:00Z">
         <w:r>
           <w:t xml:space="preserve"> </w:t>
         </w:r>
       </w:ins>
-      <w:ins w:id="122" w:author="PR Preview" w:date="2026-01-01T00:00:00Z">
+      <w:ins w:id="209" w:author="PR Preview" w:date="2026-01-01T00:00:00Z">
         <w:r>
           <w:rPr>
             <w:i/>
@@ -25470,23 +26237,23 @@
           <w:t xml:space="preserve">computes</w:t>
         </w:r>
       </w:ins>
-      <w:ins w:id="123" w:author="PR Preview" w:date="2026-01-01T00:00:00Z">
+      <w:ins w:id="210" w:author="PR Preview" w:date="2026-01-01T00:00:00Z">
         <w:r>
           <w:t xml:space="preserve"> </w:t>
         </w:r>
       </w:ins>
-      <w:ins w:id="124" w:author="PR Preview" w:date="2026-01-01T00:00:00Z">
+      <w:ins w:id="211" w:author="PR Preview" w:date="2026-01-01T00:00:00Z">
         <w:r>
           <w:t xml:space="preserve">a</w:t>
         </w:r>
       </w:ins>
-      <w:ins w:id="125" w:author="PR Preview" w:date="2026-01-01T00:00:00Z">
+      <w:ins w:id="212" w:author="PR Preview" w:date="2026-01-01T00:00:00Z">
         <w:r>
           <w:t xml:space="preserve"> </w:t>
         </w:r>
       </w:ins>
       <w:hyperlink w:anchor="def-function">
-        <w:ins w:id="126" w:author="PR Preview" w:date="2026-01-01T00:00:00Z">
+        <w:ins w:id="213" w:author="PR Preview" w:date="2026-01-01T00:00:00Z">
           <w:r>
             <w:rPr>
               <w:rStyle w:val="Hyperlink"/>
@@ -25495,27 +26262,531 @@
           </w:r>
         </w:ins>
       </w:hyperlink>
-      <w:ins w:id="127" w:author="PR Preview" w:date="2026-01-01T00:00:00Z">
+      <w:ins w:id="214" w:author="PR Preview" w:date="2026-01-01T00:00:00Z">
         <w:r>
           <w:t xml:space="preserve">:</w:t>
         </w:r>
       </w:ins>
-      <w:ins w:id="128" w:author="PR Preview" w:date="2026-01-01T00:00:00Z">
+      <w:ins w:id="215" w:author="PR Preview" w:date="2026-01-01T00:00:00Z">
         <w:r>
           <w:t xml:space="preserve"> </w:t>
         </w:r>
       </w:ins>
-      <w:ins w:id="129" w:author="PR Preview" w:date="2026-01-01T00:00:00Z">
+      <w:ins w:id="216" w:author="PR Preview" w:date="2026-01-01T00:00:00Z">
         <w:r>
           <w:t xml:space="preserve">for each input it returns the function’s value at that input.</w:t>
         </w:r>
       </w:ins>
     </w:p>
+    <w:bookmarkEnd w:id="84"/>
+    <w:bookmarkStart w:id="85" w:name="exm-algorithm"/>
     <w:p>
       <w:pPr>
         <w:pStyle w:val="BodyText"/>
       </w:pPr>
-      <w:ins w:id="130" w:author="PR Preview" w:date="2026-01-01T00:00:00Z">
+      <w:ins w:id="217" w:author="PR Preview" w:date="2026-01-01T00:00:00Z">
+        <w:r>
+          <w:rPr>
+            <w:b/>
+            <w:bCs/>
+          </w:rPr>
+          <w:t xml:space="preserve">Example 24 (Two algorithms for one function)</w:t>
+        </w:r>
+      </w:ins>
+      <w:ins w:id="218" w:author="PR Preview" w:date="2026-01-01T00:00:00Z">
+        <w:r>
+          <w:t xml:space="preserve"> </w:t>
+        </w:r>
+      </w:ins>
+      <w:ins w:id="219" w:author="PR Preview" w:date="2026-01-01T00:00:00Z">
+        <w:r>
+          <w:t xml:space="preserve">Take the function that</w:t>
+        </w:r>
+      </w:ins>
+      <w:ins w:id="220" w:author="PR Preview" w:date="2026-01-01T00:00:00Z">
+        <w:r>
+          <w:t xml:space="preserve"> </w:t>
+        </w:r>
+      </w:ins>
+      <w:hyperlink w:anchor="exm-expression">
+        <w:ins w:id="221" w:author="PR Preview" w:date="2026-01-01T00:00:00Z">
+          <w:r>
+            <w:rPr>
+              <w:rStyle w:val="Hyperlink"/>
+            </w:rPr>
+            <w:t xml:space="preserve">Example 22</w:t>
+          </w:r>
+        </w:ins>
+      </w:hyperlink>
+      <w:ins w:id="222" w:author="PR Preview" w:date="2026-01-01T00:00:00Z">
+        <w:r>
+          <w:t xml:space="preserve"> </w:t>
+        </w:r>
+      </w:ins>
+      <w:ins w:id="223" w:author="PR Preview" w:date="2026-01-01T00:00:00Z">
+        <w:r>
+          <w:t xml:space="preserve">writes two ways.</w:t>
+        </w:r>
+      </w:ins>
+      <w:ins w:id="224" w:author="PR Preview" w:date="2026-01-01T00:00:00Z">
+        <w:r>
+          <w:t xml:space="preserve"> </w:t>
+        </w:r>
+      </w:ins>
+      <w:ins w:id="225" w:author="PR Preview" w:date="2026-01-01T00:00:00Z">
+        <w:r>
+          <w:t xml:space="preserve">Evaluating the tree of</w:t>
+        </w:r>
+      </w:ins>
+      <w:ins w:id="226" w:author="PR Preview" w:date="2026-01-01T00:00:00Z">
+        <w:r>
+          <w:t xml:space="preserve"> </w:t>
+        </w:r>
+      </w:ins>
+      <m:oMath>
+        <m:r>
+          <m:t>a</m:t>
+        </m:r>
+        <m:sSup>
+          <m:e>
+            <m:r>
+              <m:t>x</m:t>
+            </m:r>
+          </m:e>
+          <m:sup>
+            <m:r>
+              <m:t>2</m:t>
+            </m:r>
+          </m:sup>
+        </m:sSup>
+        <m:r>
+          <m:rPr>
+            <m:sty m:val="p"/>
+          </m:rPr>
+          <m:t>+</m:t>
+        </m:r>
+        <m:r>
+          <m:t>b</m:t>
+        </m:r>
+        <m:r>
+          <m:t>x</m:t>
+        </m:r>
+        <m:r>
+          <m:rPr>
+            <m:sty m:val="p"/>
+          </m:rPr>
+          <m:t>+</m:t>
+        </m:r>
+        <m:r>
+          <m:t>c</m:t>
+        </m:r>
+      </m:oMath>
+      <w:ins w:id="227" w:author="PR Preview" w:date="2026-01-01T00:00:00Z">
+        <w:r>
+          <w:t xml:space="preserve">, with</w:t>
+        </w:r>
+      </w:ins>
+      <w:ins w:id="228" w:author="PR Preview" w:date="2026-01-01T00:00:00Z">
+        <w:r>
+          <w:t xml:space="preserve"> </w:t>
+        </w:r>
+      </w:ins>
+      <m:oMath>
+        <m:sSup>
+          <m:e>
+            <m:r>
+              <m:t>x</m:t>
+            </m:r>
+          </m:e>
+          <m:sup>
+            <m:r>
+              <m:t>2</m:t>
+            </m:r>
+          </m:sup>
+        </m:sSup>
+      </m:oMath>
+      <w:ins w:id="229" w:author="PR Preview" w:date="2026-01-01T00:00:00Z">
+        <w:r>
+          <w:t xml:space="preserve"> </w:t>
+        </w:r>
+      </w:ins>
+      <w:ins w:id="230" w:author="PR Preview" w:date="2026-01-01T00:00:00Z">
+        <w:r>
+          <w:t xml:space="preserve">computed as</w:t>
+        </w:r>
+      </w:ins>
+      <w:ins w:id="231" w:author="PR Preview" w:date="2026-01-01T00:00:00Z">
+        <w:r>
+          <w:t xml:space="preserve"> </w:t>
+        </w:r>
+      </w:ins>
+      <m:oMath>
+        <m:r>
+          <m:t>x</m:t>
+        </m:r>
+        <m:r>
+          <m:rPr>
+            <m:sty m:val="p"/>
+          </m:rPr>
+          <m:t>⋅</m:t>
+        </m:r>
+        <m:r>
+          <m:t>x</m:t>
+        </m:r>
+      </m:oMath>
+      <w:ins w:id="232" w:author="PR Preview" w:date="2026-01-01T00:00:00Z">
+        <w:r>
+          <w:t xml:space="preserve">,</w:t>
+        </w:r>
+      </w:ins>
+      <w:ins w:id="233" w:author="PR Preview" w:date="2026-01-01T00:00:00Z">
+        <w:r>
+          <w:t xml:space="preserve"> </w:t>
+        </w:r>
+      </w:ins>
+      <w:ins w:id="234" w:author="PR Preview" w:date="2026-01-01T00:00:00Z">
+        <w:r>
+          <w:t xml:space="preserve">takes three multiplications and two additions.</w:t>
+        </w:r>
+      </w:ins>
+      <w:ins w:id="235" w:author="PR Preview" w:date="2026-01-01T00:00:00Z">
+        <w:r>
+          <w:t xml:space="preserve"> </w:t>
+        </w:r>
+      </w:ins>
+      <w:ins w:id="236" w:author="PR Preview" w:date="2026-01-01T00:00:00Z">
+        <w:r>
+          <w:t xml:space="preserve">Evaluating the tree of Horner’s form</w:t>
+        </w:r>
+      </w:ins>
+      <w:ins w:id="237" w:author="PR Preview" w:date="2026-01-01T00:00:00Z">
+        <w:r>
+          <w:t xml:space="preserve"> </w:t>
+        </w:r>
+      </w:ins>
+      <m:oMath>
+        <m:r>
+          <m:rPr>
+            <m:sty m:val="p"/>
+          </m:rPr>
+          <m:t>(</m:t>
+        </m:r>
+        <m:r>
+          <m:t>a</m:t>
+        </m:r>
+        <m:r>
+          <m:t>x</m:t>
+        </m:r>
+        <m:r>
+          <m:rPr>
+            <m:sty m:val="p"/>
+          </m:rPr>
+          <m:t>+</m:t>
+        </m:r>
+        <m:r>
+          <m:t>b</m:t>
+        </m:r>
+        <m:r>
+          <m:rPr>
+            <m:sty m:val="p"/>
+          </m:rPr>
+          <m:t>)</m:t>
+        </m:r>
+        <m:r>
+          <m:t> </m:t>
+        </m:r>
+        <m:r>
+          <m:t>x</m:t>
+        </m:r>
+        <m:r>
+          <m:rPr>
+            <m:sty m:val="p"/>
+          </m:rPr>
+          <m:t>+</m:t>
+        </m:r>
+        <m:r>
+          <m:t>c</m:t>
+        </m:r>
+      </m:oMath>
+      <w:ins w:id="238" w:author="PR Preview" w:date="2026-01-01T00:00:00Z">
+        <w:r>
+          <w:t xml:space="preserve"> </w:t>
+        </w:r>
+      </w:ins>
+      <w:ins w:id="239" w:author="PR Preview" w:date="2026-01-01T00:00:00Z">
+        <w:r>
+          <w:t xml:space="preserve">takes two multiplications and two additions.</w:t>
+        </w:r>
+      </w:ins>
+      <w:ins w:id="240" w:author="PR Preview" w:date="2026-01-01T00:00:00Z">
+        <w:r>
+          <w:t xml:space="preserve"> </w:t>
+        </w:r>
+      </w:ins>
+      <w:ins w:id="241" w:author="PR Preview" w:date="2026-01-01T00:00:00Z">
+        <w:r>
+          <w:t xml:space="preserve">At</w:t>
+        </w:r>
+      </w:ins>
+      <w:ins w:id="242" w:author="PR Preview" w:date="2026-01-01T00:00:00Z">
+        <w:r>
+          <w:t xml:space="preserve"> </w:t>
+        </w:r>
+      </w:ins>
+      <m:oMath>
+        <m:r>
+          <m:t>a</m:t>
+        </m:r>
+        <m:r>
+          <m:rPr>
+            <m:sty m:val="p"/>
+          </m:rPr>
+          <m:t>=</m:t>
+        </m:r>
+        <m:r>
+          <m:t>2</m:t>
+        </m:r>
+      </m:oMath>
+      <w:ins w:id="243" w:author="PR Preview" w:date="2026-01-01T00:00:00Z">
+        <w:r>
+          <w:t xml:space="preserve">,</w:t>
+        </w:r>
+      </w:ins>
+      <w:ins w:id="244" w:author="PR Preview" w:date="2026-01-01T00:00:00Z">
+        <w:r>
+          <w:t xml:space="preserve"> </w:t>
+        </w:r>
+      </w:ins>
+      <m:oMath>
+        <m:r>
+          <m:t>b</m:t>
+        </m:r>
+        <m:r>
+          <m:rPr>
+            <m:sty m:val="p"/>
+          </m:rPr>
+          <m:t>=</m:t>
+        </m:r>
+        <m:r>
+          <m:rPr>
+            <m:sty m:val="p"/>
+          </m:rPr>
+          <m:t>−</m:t>
+        </m:r>
+        <m:r>
+          <m:t>3</m:t>
+        </m:r>
+      </m:oMath>
+      <w:ins w:id="245" w:author="PR Preview" w:date="2026-01-01T00:00:00Z">
+        <w:r>
+          <w:t xml:space="preserve">,</w:t>
+        </w:r>
+      </w:ins>
+      <w:ins w:id="246" w:author="PR Preview" w:date="2026-01-01T00:00:00Z">
+        <w:r>
+          <w:t xml:space="preserve"> </w:t>
+        </w:r>
+      </w:ins>
+      <m:oMath>
+        <m:r>
+          <m:t>c</m:t>
+        </m:r>
+        <m:r>
+          <m:rPr>
+            <m:sty m:val="p"/>
+          </m:rPr>
+          <m:t>=</m:t>
+        </m:r>
+        <m:r>
+          <m:t>5</m:t>
+        </m:r>
+      </m:oMath>
+      <w:ins w:id="247" w:author="PR Preview" w:date="2026-01-01T00:00:00Z">
+        <w:r>
+          <w:t xml:space="preserve"> </w:t>
+        </w:r>
+      </w:ins>
+      <w:ins w:id="248" w:author="PR Preview" w:date="2026-01-01T00:00:00Z">
+        <w:r>
+          <w:t xml:space="preserve">and</w:t>
+        </w:r>
+      </w:ins>
+      <w:ins w:id="249" w:author="PR Preview" w:date="2026-01-01T00:00:00Z">
+        <w:r>
+          <w:t xml:space="preserve"> </w:t>
+        </w:r>
+      </w:ins>
+      <m:oMath>
+        <m:r>
+          <m:t>x</m:t>
+        </m:r>
+        <m:r>
+          <m:rPr>
+            <m:sty m:val="p"/>
+          </m:rPr>
+          <m:t>=</m:t>
+        </m:r>
+        <m:r>
+          <m:t>1.5</m:t>
+        </m:r>
+      </m:oMath>
+      <w:ins w:id="250" w:author="PR Preview" w:date="2026-01-01T00:00:00Z">
+        <w:r>
+          <w:t xml:space="preserve">,</w:t>
+        </w:r>
+      </w:ins>
+      <w:ins w:id="251" w:author="PR Preview" w:date="2026-01-01T00:00:00Z">
+        <w:r>
+          <w:t xml:space="preserve"> </w:t>
+        </w:r>
+      </w:ins>
+      <w:ins w:id="252" w:author="PR Preview" w:date="2026-01-01T00:00:00Z">
+        <w:r>
+          <w:t xml:space="preserve">the first algorithm computes</w:t>
+        </w:r>
+      </w:ins>
+      <w:ins w:id="253" w:author="PR Preview" w:date="2026-01-01T00:00:00Z">
+        <w:r>
+          <w:t xml:space="preserve"> </w:t>
+        </w:r>
+      </w:ins>
+      <m:oMath>
+        <m:r>
+          <m:t>4.5</m:t>
+        </m:r>
+        <m:r>
+          <m:rPr>
+            <m:sty m:val="p"/>
+          </m:rPr>
+          <m:t>−</m:t>
+        </m:r>
+        <m:r>
+          <m:t>4.5</m:t>
+        </m:r>
+        <m:r>
+          <m:rPr>
+            <m:sty m:val="p"/>
+          </m:rPr>
+          <m:t>+</m:t>
+        </m:r>
+        <m:r>
+          <m:t>5</m:t>
+        </m:r>
+        <m:r>
+          <m:rPr>
+            <m:sty m:val="p"/>
+          </m:rPr>
+          <m:t>=</m:t>
+        </m:r>
+        <m:r>
+          <m:t>5</m:t>
+        </m:r>
+      </m:oMath>
+      <w:ins w:id="254" w:author="PR Preview" w:date="2026-01-01T00:00:00Z">
+        <w:r>
+          <w:t xml:space="preserve"> </w:t>
+        </w:r>
+      </w:ins>
+      <w:ins w:id="255" w:author="PR Preview" w:date="2026-01-01T00:00:00Z">
+        <w:r>
+          <w:t xml:space="preserve">and the second computes</w:t>
+        </w:r>
+      </w:ins>
+      <w:ins w:id="256" w:author="PR Preview" w:date="2026-01-01T00:00:00Z">
+        <w:r>
+          <w:t xml:space="preserve"> </w:t>
+        </w:r>
+      </w:ins>
+      <m:oMath>
+        <m:r>
+          <m:rPr>
+            <m:sty m:val="p"/>
+          </m:rPr>
+          <m:t>(</m:t>
+        </m:r>
+        <m:r>
+          <m:t>3</m:t>
+        </m:r>
+        <m:r>
+          <m:rPr>
+            <m:sty m:val="p"/>
+          </m:rPr>
+          <m:t>−</m:t>
+        </m:r>
+        <m:r>
+          <m:t>3</m:t>
+        </m:r>
+        <m:r>
+          <m:rPr>
+            <m:sty m:val="p"/>
+          </m:rPr>
+          <m:t>)</m:t>
+        </m:r>
+        <m:r>
+          <m:rPr>
+            <m:sty m:val="p"/>
+          </m:rPr>
+          <m:t>⋅</m:t>
+        </m:r>
+        <m:r>
+          <m:t>1.5</m:t>
+        </m:r>
+        <m:r>
+          <m:rPr>
+            <m:sty m:val="p"/>
+          </m:rPr>
+          <m:t>+</m:t>
+        </m:r>
+        <m:r>
+          <m:t>5</m:t>
+        </m:r>
+        <m:r>
+          <m:rPr>
+            <m:sty m:val="p"/>
+          </m:rPr>
+          <m:t>=</m:t>
+        </m:r>
+        <m:r>
+          <m:t>5</m:t>
+        </m:r>
+      </m:oMath>
+      <w:ins w:id="257" w:author="PR Preview" w:date="2026-01-01T00:00:00Z">
+        <w:r>
+          <w:t xml:space="preserve">,</w:t>
+        </w:r>
+      </w:ins>
+      <w:ins w:id="258" w:author="PR Preview" w:date="2026-01-01T00:00:00Z">
+        <w:r>
+          <w:t xml:space="preserve"> </w:t>
+        </w:r>
+      </w:ins>
+      <w:ins w:id="259" w:author="PR Preview" w:date="2026-01-01T00:00:00Z">
+        <w:r>
+          <w:t xml:space="preserve">the same value by different steps.</w:t>
+        </w:r>
+      </w:ins>
+    </w:p>
+    <w:bookmarkEnd w:id="85"/>
+    <w:bookmarkStart w:id="86" w:name="rem-function-expression-algorithm"/>
+    <w:p>
+      <w:pPr>
+        <w:pStyle w:val="BodyText"/>
+      </w:pPr>
+      <w:ins w:id="260" w:author="PR Preview" w:date="2026-01-01T00:00:00Z">
+        <w:r>
+          <w:rPr>
+            <w:i/>
+            <w:iCs/>
+          </w:rPr>
+          <w:t xml:space="preserve">Remark 10</w:t>
+        </w:r>
+      </w:ins>
+      <w:ins w:id="261" w:author="PR Preview" w:date="2026-01-01T00:00:00Z">
+        <w:r>
+          <w:t xml:space="preserve"> (How functions, expressions and algorithms relate). </w:t>
+        </w:r>
+      </w:ins>
+      <w:ins w:id="262" w:author="PR Preview" w:date="2026-01-01T00:00:00Z">
         <w:r>
           <w:t xml:space="preserve">The three ideas fit together this way:</w:t>
         </w:r>
@@ -25526,10 +26797,10 @@
         <w:pStyle w:val="Compact"/>
         <w:numPr>
           <w:ilvl w:val="0"/>
-          <w:numId w:val="1020"/>
+          <w:numId w:val="1023"/>
         </w:numPr>
       </w:pPr>
-      <w:ins w:id="131" w:author="PR Preview" w:date="2026-01-01T00:00:00Z">
+      <w:ins w:id="263" w:author="PR Preview" w:date="2026-01-01T00:00:00Z">
         <w:r>
           <w:t xml:space="preserve">A function is the input-output relationship.</w:t>
         </w:r>
@@ -25540,21 +26811,21 @@
         <w:pStyle w:val="Compact"/>
         <w:numPr>
           <w:ilvl w:val="0"/>
-          <w:numId w:val="1020"/>
+          <w:numId w:val="1023"/>
         </w:numPr>
       </w:pPr>
-      <w:ins w:id="132" w:author="PR Preview" w:date="2026-01-01T00:00:00Z">
+      <w:ins w:id="264" w:author="PR Preview" w:date="2026-01-01T00:00:00Z">
         <w:r>
           <w:t xml:space="preserve">An</w:t>
         </w:r>
       </w:ins>
-      <w:ins w:id="133" w:author="PR Preview" w:date="2026-01-01T00:00:00Z">
+      <w:ins w:id="265" w:author="PR Preview" w:date="2026-01-01T00:00:00Z">
         <w:r>
           <w:t xml:space="preserve"> </w:t>
         </w:r>
       </w:ins>
       <w:hyperlink w:anchor="def-expression">
-        <w:ins w:id="134" w:author="PR Preview" w:date="2026-01-01T00:00:00Z">
+        <w:ins w:id="266" w:author="PR Preview" w:date="2026-01-01T00:00:00Z">
           <w:r>
             <w:rPr>
               <w:rStyle w:val="Hyperlink"/>
@@ -25563,22 +26834,22 @@
           </w:r>
         </w:ins>
       </w:hyperlink>
-      <w:ins w:id="135" w:author="PR Preview" w:date="2026-01-01T00:00:00Z">
+      <w:ins w:id="267" w:author="PR Preview" w:date="2026-01-01T00:00:00Z">
         <w:r>
           <w:t xml:space="preserve"> </w:t>
         </w:r>
       </w:ins>
-      <w:ins w:id="136" w:author="PR Preview" w:date="2026-01-01T00:00:00Z">
+      <w:ins w:id="268" w:author="PR Preview" w:date="2026-01-01T00:00:00Z">
         <w:r>
           <w:t xml:space="preserve">denotes a function,</w:t>
         </w:r>
       </w:ins>
-      <w:ins w:id="137" w:author="PR Preview" w:date="2026-01-01T00:00:00Z">
+      <w:ins w:id="269" w:author="PR Preview" w:date="2026-01-01T00:00:00Z">
         <w:r>
           <w:t xml:space="preserve"> </w:t>
         </w:r>
       </w:ins>
-      <w:ins w:id="138" w:author="PR Preview" w:date="2026-01-01T00:00:00Z">
+      <w:ins w:id="270" w:author="PR Preview" w:date="2026-01-01T00:00:00Z">
         <w:r>
           <w:t xml:space="preserve">and many expressions denote the same one.</w:t>
         </w:r>
@@ -25589,20 +26860,45 @@
         <w:pStyle w:val="Compact"/>
         <w:numPr>
           <w:ilvl w:val="0"/>
-          <w:numId w:val="1020"/>
+          <w:numId w:val="1023"/>
         </w:numPr>
       </w:pPr>
-      <w:ins w:id="139" w:author="PR Preview" w:date="2026-01-01T00:00:00Z">
-        <w:r>
-          <w:t xml:space="preserve">An algorithm computes a function,</w:t>
-        </w:r>
-      </w:ins>
-      <w:ins w:id="140" w:author="PR Preview" w:date="2026-01-01T00:00:00Z">
+      <w:ins w:id="271" w:author="PR Preview" w:date="2026-01-01T00:00:00Z">
+        <w:r>
+          <w:t xml:space="preserve">An</w:t>
+        </w:r>
+      </w:ins>
+      <w:ins w:id="272" w:author="PR Preview" w:date="2026-01-01T00:00:00Z">
         <w:r>
           <w:t xml:space="preserve"> </w:t>
         </w:r>
       </w:ins>
-      <w:ins w:id="141" w:author="PR Preview" w:date="2026-01-01T00:00:00Z">
+      <w:hyperlink w:anchor="def-algorithm">
+        <w:ins w:id="273" w:author="PR Preview" w:date="2026-01-01T00:00:00Z">
+          <w:r>
+            <w:rPr>
+              <w:rStyle w:val="Hyperlink"/>
+            </w:rPr>
+            <w:t xml:space="preserve">algorithm</w:t>
+          </w:r>
+        </w:ins>
+      </w:hyperlink>
+      <w:ins w:id="274" w:author="PR Preview" w:date="2026-01-01T00:00:00Z">
+        <w:r>
+          <w:t xml:space="preserve"> </w:t>
+        </w:r>
+      </w:ins>
+      <w:ins w:id="275" w:author="PR Preview" w:date="2026-01-01T00:00:00Z">
+        <w:r>
+          <w:t xml:space="preserve">computes a function,</w:t>
+        </w:r>
+      </w:ins>
+      <w:ins w:id="276" w:author="PR Preview" w:date="2026-01-01T00:00:00Z">
+        <w:r>
+          <w:t xml:space="preserve"> </w:t>
+        </w:r>
+      </w:ins>
+      <w:ins w:id="277" w:author="PR Preview" w:date="2026-01-01T00:00:00Z">
         <w:r>
           <w:t xml:space="preserve">and many algorithms compute the same one.</w:t>
         </w:r>
@@ -25612,92 +26908,108 @@
       <w:pPr>
         <w:pStyle w:val="FirstParagraph"/>
       </w:pPr>
-      <w:ins w:id="142" w:author="PR Preview" w:date="2026-01-01T00:00:00Z">
+      <w:ins w:id="278" w:author="PR Preview" w:date="2026-01-01T00:00:00Z">
         <w:r>
           <w:t xml:space="preserve">An expression is not an algorithm,</w:t>
         </w:r>
       </w:ins>
-      <w:ins w:id="143" w:author="PR Preview" w:date="2026-01-01T00:00:00Z">
+      <w:ins w:id="279" w:author="PR Preview" w:date="2026-01-01T00:00:00Z">
         <w:r>
           <w:t xml:space="preserve"> </w:t>
         </w:r>
       </w:ins>
-      <w:ins w:id="144" w:author="PR Preview" w:date="2026-01-01T00:00:00Z">
+      <w:ins w:id="280" w:author="PR Preview" w:date="2026-01-01T00:00:00Z">
         <w:r>
           <w:t xml:space="preserve">because it does not say what to do, or in what order.</w:t>
         </w:r>
       </w:ins>
-      <w:ins w:id="145" w:author="PR Preview" w:date="2026-01-01T00:00:00Z">
+      <w:ins w:id="281" w:author="PR Preview" w:date="2026-01-01T00:00:00Z">
         <w:r>
           <w:t xml:space="preserve"> </w:t>
         </w:r>
       </w:ins>
-      <w:ins w:id="146" w:author="PR Preview" w:date="2026-01-01T00:00:00Z">
+      <w:ins w:id="282" w:author="PR Preview" w:date="2026-01-01T00:00:00Z">
         <w:r>
           <w:t xml:space="preserve">Given values for its variables,</w:t>
         </w:r>
       </w:ins>
-      <w:ins w:id="147" w:author="PR Preview" w:date="2026-01-01T00:00:00Z">
+      <w:ins w:id="283" w:author="PR Preview" w:date="2026-01-01T00:00:00Z">
         <w:r>
           <w:t xml:space="preserve"> </w:t>
         </w:r>
       </w:ins>
-      <w:ins w:id="148" w:author="PR Preview" w:date="2026-01-01T00:00:00Z">
+      <w:ins w:id="284" w:author="PR Preview" w:date="2026-01-01T00:00:00Z">
         <w:r>
           <w:t xml:space="preserve">evaluating its parse tree from the leaves up is one algorithm for the function it denotes,</w:t>
         </w:r>
       </w:ins>
-      <w:ins w:id="149" w:author="PR Preview" w:date="2026-01-01T00:00:00Z">
+      <w:ins w:id="285" w:author="PR Preview" w:date="2026-01-01T00:00:00Z">
         <w:r>
           <w:t xml:space="preserve"> </w:t>
         </w:r>
       </w:ins>
-      <w:ins w:id="150" w:author="PR Preview" w:date="2026-01-01T00:00:00Z">
+      <w:ins w:id="286" w:author="PR Preview" w:date="2026-01-01T00:00:00Z">
         <w:r>
           <w:t xml:space="preserve">and a different expression for the same function gives a different tree and a different algorithm.</w:t>
         </w:r>
       </w:ins>
     </w:p>
+    <w:bookmarkEnd w:id="86"/>
+    <w:bookmarkStart w:id="87" w:name="rem-no-known-algorithm"/>
     <w:p>
       <w:pPr>
         <w:pStyle w:val="BodyText"/>
       </w:pPr>
-      <w:ins w:id="151" w:author="PR Preview" w:date="2026-01-01T00:00:00Z">
+      <w:ins w:id="287" w:author="PR Preview" w:date="2026-01-01T00:00:00Z">
+        <w:r>
+          <w:rPr>
+            <w:i/>
+            <w:iCs/>
+          </w:rPr>
+          <w:t xml:space="preserve">Remark 11</w:t>
+        </w:r>
+      </w:ins>
+      <w:ins w:id="288" w:author="PR Preview" w:date="2026-01-01T00:00:00Z">
+        <w:r>
+          <w:t xml:space="preserve"> (Values with no known algorithm). </w:t>
+        </w:r>
+      </w:ins>
+      <w:ins w:id="289" w:author="PR Preview" w:date="2026-01-01T00:00:00Z">
         <w:r>
           <w:t xml:space="preserve">Some functions have no known finite algorithm for their exact values,</w:t>
         </w:r>
       </w:ins>
-      <w:ins w:id="152" w:author="PR Preview" w:date="2026-01-01T00:00:00Z">
+      <w:ins w:id="290" w:author="PR Preview" w:date="2026-01-01T00:00:00Z">
         <w:r>
           <w:t xml:space="preserve"> </w:t>
         </w:r>
       </w:ins>
-      <w:ins w:id="153" w:author="PR Preview" w:date="2026-01-01T00:00:00Z">
+      <w:ins w:id="291" w:author="PR Preview" w:date="2026-01-01T00:00:00Z">
         <w:r>
           <w:t xml:space="preserve">and expressions that denote them,</w:t>
         </w:r>
       </w:ins>
-      <w:ins w:id="154" w:author="PR Preview" w:date="2026-01-01T00:00:00Z">
+      <w:ins w:id="292" w:author="PR Preview" w:date="2026-01-01T00:00:00Z">
         <w:r>
           <w:t xml:space="preserve"> </w:t>
         </w:r>
       </w:ins>
-      <w:ins w:id="155" w:author="PR Preview" w:date="2026-01-01T00:00:00Z">
+      <w:ins w:id="293" w:author="PR Preview" w:date="2026-01-01T00:00:00Z">
         <w:r>
           <w:t xml:space="preserve">such as a limit, a supremum, an integral with no closed form,</w:t>
         </w:r>
       </w:ins>
-      <w:ins w:id="156" w:author="PR Preview" w:date="2026-01-01T00:00:00Z">
+      <w:ins w:id="294" w:author="PR Preview" w:date="2026-01-01T00:00:00Z">
         <w:r>
           <w:t xml:space="preserve"> </w:t>
         </w:r>
       </w:ins>
-      <w:ins w:id="157" w:author="PR Preview" w:date="2026-01-01T00:00:00Z">
+      <w:ins w:id="295" w:author="PR Preview" w:date="2026-01-01T00:00:00Z">
         <w:r>
           <w:t xml:space="preserve">or an</w:t>
         </w:r>
       </w:ins>
-      <w:ins w:id="158" w:author="PR Preview" w:date="2026-01-01T00:00:00Z">
+      <w:ins w:id="296" w:author="PR Preview" w:date="2026-01-01T00:00:00Z">
         <w:r>
           <w:t xml:space="preserve"> </w:t>
         </w:r>
@@ -25716,535 +27028,63 @@
           <m:t>min</m:t>
         </m:r>
       </m:oMath>
-      <w:ins w:id="159" w:author="PR Preview" w:date="2026-01-01T00:00:00Z">
+      <w:ins w:id="297" w:author="PR Preview" w:date="2026-01-01T00:00:00Z">
         <w:r>
           <w:t xml:space="preserve"> </w:t>
         </w:r>
       </w:ins>
-      <w:ins w:id="160" w:author="PR Preview" w:date="2026-01-01T00:00:00Z">
+      <w:ins w:id="298" w:author="PR Preview" w:date="2026-01-01T00:00:00Z">
         <w:r>
           <w:t xml:space="preserve">over a set with no formula for the minimizer,</w:t>
         </w:r>
       </w:ins>
-      <w:ins w:id="161" w:author="PR Preview" w:date="2026-01-01T00:00:00Z">
+      <w:ins w:id="299" w:author="PR Preview" w:date="2026-01-01T00:00:00Z">
         <w:r>
           <w:t xml:space="preserve"> </w:t>
         </w:r>
       </w:ins>
-      <w:ins w:id="162" w:author="PR Preview" w:date="2026-01-01T00:00:00Z">
+      <w:ins w:id="300" w:author="PR Preview" w:date="2026-01-01T00:00:00Z">
         <w:r>
           <w:t xml:space="preserve">cannot be evaluated by following their tree.</w:t>
         </w:r>
       </w:ins>
-      <w:ins w:id="163" w:author="PR Preview" w:date="2026-01-01T00:00:00Z">
+      <w:ins w:id="301" w:author="PR Preview" w:date="2026-01-01T00:00:00Z">
         <w:r>
           <w:t xml:space="preserve"> </w:t>
         </w:r>
       </w:ins>
-      <w:ins w:id="164" w:author="PR Preview" w:date="2026-01-01T00:00:00Z">
+      <w:ins w:id="302" w:author="PR Preview" w:date="2026-01-01T00:00:00Z">
         <w:r>
           <w:t xml:space="preserve">Such a value can still be well defined and approximated by an algorithm.</w:t>
         </w:r>
       </w:ins>
     </w:p>
-    <w:bookmarkEnd w:id="81"/>
-    <w:bookmarkStart w:id="82" w:name="exm-algorithm"/>
+    <w:bookmarkEnd w:id="87"/>
+    <w:bookmarkStart w:id="88" w:name="exm-no-known-algorithm"/>
     <w:p>
       <w:pPr>
         <w:pStyle w:val="BodyText"/>
       </w:pPr>
-      <w:ins w:id="165" w:author="PR Preview" w:date="2026-01-01T00:00:00Z">
+      <w:ins w:id="303" w:author="PR Preview" w:date="2026-01-01T00:00:00Z">
         <w:r>
           <w:rPr>
             <w:b/>
             <w:bCs/>
           </w:rPr>
-          <w:t xml:space="preserve">Example 23 (Two algorithms for one function)</w:t>
-        </w:r>
-      </w:ins>
-      <w:ins w:id="166" w:author="PR Preview" w:date="2026-01-01T00:00:00Z">
+          <w:t xml:space="preserve">Example 25 (A minimizer with no known formula)</w:t>
+        </w:r>
+      </w:ins>
+      <w:ins w:id="304" w:author="PR Preview" w:date="2026-01-01T00:00:00Z">
         <w:r>
           <w:t xml:space="preserve"> </w:t>
         </w:r>
       </w:ins>
-      <w:ins w:id="167" w:author="PR Preview" w:date="2026-01-01T00:00:00Z">
-        <w:r>
-          <w:t xml:space="preserve">Take the function that</w:t>
-        </w:r>
-      </w:ins>
-      <w:ins w:id="168" w:author="PR Preview" w:date="2026-01-01T00:00:00Z">
-        <w:r>
-          <w:t xml:space="preserve"> </w:t>
-        </w:r>
-      </w:ins>
-      <w:hyperlink w:anchor="exm-expression">
-        <w:ins w:id="169" w:author="PR Preview" w:date="2026-01-01T00:00:00Z">
-          <w:r>
-            <w:rPr>
-              <w:rStyle w:val="Hyperlink"/>
-            </w:rPr>
-            <w:t xml:space="preserve">Example 22</w:t>
-          </w:r>
-        </w:ins>
-      </w:hyperlink>
-      <w:ins w:id="170" w:author="PR Preview" w:date="2026-01-01T00:00:00Z">
-        <w:r>
-          <w:t xml:space="preserve"> </w:t>
-        </w:r>
-      </w:ins>
-      <w:ins w:id="171" w:author="PR Preview" w:date="2026-01-01T00:00:00Z">
-        <w:r>
-          <w:t xml:space="preserve">writes two ways.</w:t>
-        </w:r>
-      </w:ins>
-      <w:ins w:id="172" w:author="PR Preview" w:date="2026-01-01T00:00:00Z">
-        <w:r>
-          <w:t xml:space="preserve"> </w:t>
-        </w:r>
-      </w:ins>
-      <w:ins w:id="173" w:author="PR Preview" w:date="2026-01-01T00:00:00Z">
-        <w:r>
-          <w:t xml:space="preserve">Evaluating the tree of</w:t>
-        </w:r>
-      </w:ins>
-      <w:ins w:id="174" w:author="PR Preview" w:date="2026-01-01T00:00:00Z">
-        <w:r>
-          <w:t xml:space="preserve"> </w:t>
-        </w:r>
-      </w:ins>
-      <m:oMath>
-        <m:r>
-          <m:t>a</m:t>
-        </m:r>
-        <m:sSup>
-          <m:e>
-            <m:r>
-              <m:t>x</m:t>
-            </m:r>
-          </m:e>
-          <m:sup>
-            <m:r>
-              <m:t>2</m:t>
-            </m:r>
-          </m:sup>
-        </m:sSup>
-        <m:r>
-          <m:rPr>
-            <m:sty m:val="p"/>
-          </m:rPr>
-          <m:t>+</m:t>
-        </m:r>
-        <m:r>
-          <m:t>b</m:t>
-        </m:r>
-        <m:r>
-          <m:t>x</m:t>
-        </m:r>
-        <m:r>
-          <m:rPr>
-            <m:sty m:val="p"/>
-          </m:rPr>
-          <m:t>+</m:t>
-        </m:r>
-        <m:r>
-          <m:t>c</m:t>
-        </m:r>
-      </m:oMath>
-      <w:ins w:id="175" w:author="PR Preview" w:date="2026-01-01T00:00:00Z">
-        <w:r>
-          <w:t xml:space="preserve">, with</w:t>
-        </w:r>
-      </w:ins>
-      <w:ins w:id="176" w:author="PR Preview" w:date="2026-01-01T00:00:00Z">
-        <w:r>
-          <w:t xml:space="preserve"> </w:t>
-        </w:r>
-      </w:ins>
-      <m:oMath>
-        <m:sSup>
-          <m:e>
-            <m:r>
-              <m:t>x</m:t>
-            </m:r>
-          </m:e>
-          <m:sup>
-            <m:r>
-              <m:t>2</m:t>
-            </m:r>
-          </m:sup>
-        </m:sSup>
-      </m:oMath>
-      <w:ins w:id="177" w:author="PR Preview" w:date="2026-01-01T00:00:00Z">
-        <w:r>
-          <w:t xml:space="preserve"> </w:t>
-        </w:r>
-      </w:ins>
-      <w:ins w:id="178" w:author="PR Preview" w:date="2026-01-01T00:00:00Z">
-        <w:r>
-          <w:t xml:space="preserve">computed as</w:t>
-        </w:r>
-      </w:ins>
-      <w:ins w:id="179" w:author="PR Preview" w:date="2026-01-01T00:00:00Z">
-        <w:r>
-          <w:t xml:space="preserve"> </w:t>
-        </w:r>
-      </w:ins>
-      <m:oMath>
-        <m:r>
-          <m:t>x</m:t>
-        </m:r>
-        <m:r>
-          <m:rPr>
-            <m:sty m:val="p"/>
-          </m:rPr>
-          <m:t>⋅</m:t>
-        </m:r>
-        <m:r>
-          <m:t>x</m:t>
-        </m:r>
-      </m:oMath>
-      <w:ins w:id="180" w:author="PR Preview" w:date="2026-01-01T00:00:00Z">
-        <w:r>
-          <w:t xml:space="preserve">,</w:t>
-        </w:r>
-      </w:ins>
-      <w:ins w:id="181" w:author="PR Preview" w:date="2026-01-01T00:00:00Z">
-        <w:r>
-          <w:t xml:space="preserve"> </w:t>
-        </w:r>
-      </w:ins>
-      <w:ins w:id="182" w:author="PR Preview" w:date="2026-01-01T00:00:00Z">
-        <w:r>
-          <w:t xml:space="preserve">takes three multiplications and two additions.</w:t>
-        </w:r>
-      </w:ins>
-      <w:ins w:id="183" w:author="PR Preview" w:date="2026-01-01T00:00:00Z">
-        <w:r>
-          <w:t xml:space="preserve"> </w:t>
-        </w:r>
-      </w:ins>
-      <w:ins w:id="184" w:author="PR Preview" w:date="2026-01-01T00:00:00Z">
-        <w:r>
-          <w:t xml:space="preserve">Evaluating the tree of Horner’s form</w:t>
-        </w:r>
-      </w:ins>
-      <w:ins w:id="185" w:author="PR Preview" w:date="2026-01-01T00:00:00Z">
-        <w:r>
-          <w:t xml:space="preserve"> </w:t>
-        </w:r>
-      </w:ins>
-      <m:oMath>
-        <m:r>
-          <m:rPr>
-            <m:sty m:val="p"/>
-          </m:rPr>
-          <m:t>(</m:t>
-        </m:r>
-        <m:r>
-          <m:t>a</m:t>
-        </m:r>
-        <m:r>
-          <m:t>x</m:t>
-        </m:r>
-        <m:r>
-          <m:rPr>
-            <m:sty m:val="p"/>
-          </m:rPr>
-          <m:t>+</m:t>
-        </m:r>
-        <m:r>
-          <m:t>b</m:t>
-        </m:r>
-        <m:r>
-          <m:rPr>
-            <m:sty m:val="p"/>
-          </m:rPr>
-          <m:t>)</m:t>
-        </m:r>
-        <m:r>
-          <m:t> </m:t>
-        </m:r>
-        <m:r>
-          <m:t>x</m:t>
-        </m:r>
-        <m:r>
-          <m:rPr>
-            <m:sty m:val="p"/>
-          </m:rPr>
-          <m:t>+</m:t>
-        </m:r>
-        <m:r>
-          <m:t>c</m:t>
-        </m:r>
-      </m:oMath>
-      <w:ins w:id="186" w:author="PR Preview" w:date="2026-01-01T00:00:00Z">
-        <w:r>
-          <w:t xml:space="preserve"> </w:t>
-        </w:r>
-      </w:ins>
-      <w:ins w:id="187" w:author="PR Preview" w:date="2026-01-01T00:00:00Z">
-        <w:r>
-          <w:t xml:space="preserve">takes two multiplications and two additions.</w:t>
-        </w:r>
-      </w:ins>
-      <w:ins w:id="188" w:author="PR Preview" w:date="2026-01-01T00:00:00Z">
-        <w:r>
-          <w:t xml:space="preserve"> </w:t>
-        </w:r>
-      </w:ins>
-      <w:ins w:id="189" w:author="PR Preview" w:date="2026-01-01T00:00:00Z">
-        <w:r>
-          <w:t xml:space="preserve">At</w:t>
-        </w:r>
-      </w:ins>
-      <w:ins w:id="190" w:author="PR Preview" w:date="2026-01-01T00:00:00Z">
-        <w:r>
-          <w:t xml:space="preserve"> </w:t>
-        </w:r>
-      </w:ins>
-      <m:oMath>
-        <m:r>
-          <m:t>a</m:t>
-        </m:r>
-        <m:r>
-          <m:rPr>
-            <m:sty m:val="p"/>
-          </m:rPr>
-          <m:t>=</m:t>
-        </m:r>
-        <m:r>
-          <m:t>2</m:t>
-        </m:r>
-      </m:oMath>
-      <w:ins w:id="191" w:author="PR Preview" w:date="2026-01-01T00:00:00Z">
-        <w:r>
-          <w:t xml:space="preserve">,</w:t>
-        </w:r>
-      </w:ins>
-      <w:ins w:id="192" w:author="PR Preview" w:date="2026-01-01T00:00:00Z">
-        <w:r>
-          <w:t xml:space="preserve"> </w:t>
-        </w:r>
-      </w:ins>
-      <m:oMath>
-        <m:r>
-          <m:t>b</m:t>
-        </m:r>
-        <m:r>
-          <m:rPr>
-            <m:sty m:val="p"/>
-          </m:rPr>
-          <m:t>=</m:t>
-        </m:r>
-        <m:r>
-          <m:rPr>
-            <m:sty m:val="p"/>
-          </m:rPr>
-          <m:t>−</m:t>
-        </m:r>
-        <m:r>
-          <m:t>3</m:t>
-        </m:r>
-      </m:oMath>
-      <w:ins w:id="193" w:author="PR Preview" w:date="2026-01-01T00:00:00Z">
-        <w:r>
-          <w:t xml:space="preserve">,</w:t>
-        </w:r>
-      </w:ins>
-      <w:ins w:id="194" w:author="PR Preview" w:date="2026-01-01T00:00:00Z">
-        <w:r>
-          <w:t xml:space="preserve"> </w:t>
-        </w:r>
-      </w:ins>
-      <m:oMath>
-        <m:r>
-          <m:t>c</m:t>
-        </m:r>
-        <m:r>
-          <m:rPr>
-            <m:sty m:val="p"/>
-          </m:rPr>
-          <m:t>=</m:t>
-        </m:r>
-        <m:r>
-          <m:t>5</m:t>
-        </m:r>
-      </m:oMath>
-      <w:ins w:id="195" w:author="PR Preview" w:date="2026-01-01T00:00:00Z">
-        <w:r>
-          <w:t xml:space="preserve"> </w:t>
-        </w:r>
-      </w:ins>
-      <w:ins w:id="196" w:author="PR Preview" w:date="2026-01-01T00:00:00Z">
-        <w:r>
-          <w:t xml:space="preserve">and</w:t>
-        </w:r>
-      </w:ins>
-      <w:ins w:id="197" w:author="PR Preview" w:date="2026-01-01T00:00:00Z">
-        <w:r>
-          <w:t xml:space="preserve"> </w:t>
-        </w:r>
-      </w:ins>
-      <m:oMath>
-        <m:r>
-          <m:t>x</m:t>
-        </m:r>
-        <m:r>
-          <m:rPr>
-            <m:sty m:val="p"/>
-          </m:rPr>
-          <m:t>=</m:t>
-        </m:r>
-        <m:r>
-          <m:t>1.5</m:t>
-        </m:r>
-      </m:oMath>
-      <w:ins w:id="198" w:author="PR Preview" w:date="2026-01-01T00:00:00Z">
-        <w:r>
-          <w:t xml:space="preserve">,</w:t>
-        </w:r>
-      </w:ins>
-      <w:ins w:id="199" w:author="PR Preview" w:date="2026-01-01T00:00:00Z">
-        <w:r>
-          <w:t xml:space="preserve"> </w:t>
-        </w:r>
-      </w:ins>
-      <w:ins w:id="200" w:author="PR Preview" w:date="2026-01-01T00:00:00Z">
-        <w:r>
-          <w:t xml:space="preserve">the first algorithm computes</w:t>
-        </w:r>
-      </w:ins>
-      <w:ins w:id="201" w:author="PR Preview" w:date="2026-01-01T00:00:00Z">
-        <w:r>
-          <w:t xml:space="preserve"> </w:t>
-        </w:r>
-      </w:ins>
-      <m:oMath>
-        <m:r>
-          <m:t>4.5</m:t>
-        </m:r>
-        <m:r>
-          <m:rPr>
-            <m:sty m:val="p"/>
-          </m:rPr>
-          <m:t>−</m:t>
-        </m:r>
-        <m:r>
-          <m:t>4.5</m:t>
-        </m:r>
-        <m:r>
-          <m:rPr>
-            <m:sty m:val="p"/>
-          </m:rPr>
-          <m:t>+</m:t>
-        </m:r>
-        <m:r>
-          <m:t>5</m:t>
-        </m:r>
-        <m:r>
-          <m:rPr>
-            <m:sty m:val="p"/>
-          </m:rPr>
-          <m:t>=</m:t>
-        </m:r>
-        <m:r>
-          <m:t>5</m:t>
-        </m:r>
-      </m:oMath>
-      <w:ins w:id="202" w:author="PR Preview" w:date="2026-01-01T00:00:00Z">
-        <w:r>
-          <w:t xml:space="preserve"> </w:t>
-        </w:r>
-      </w:ins>
-      <w:ins w:id="203" w:author="PR Preview" w:date="2026-01-01T00:00:00Z">
-        <w:r>
-          <w:t xml:space="preserve">and the second computes</w:t>
-        </w:r>
-      </w:ins>
-      <w:ins w:id="204" w:author="PR Preview" w:date="2026-01-01T00:00:00Z">
-        <w:r>
-          <w:t xml:space="preserve"> </w:t>
-        </w:r>
-      </w:ins>
-      <m:oMath>
-        <m:r>
-          <m:rPr>
-            <m:sty m:val="p"/>
-          </m:rPr>
-          <m:t>(</m:t>
-        </m:r>
-        <m:r>
-          <m:t>3</m:t>
-        </m:r>
-        <m:r>
-          <m:rPr>
-            <m:sty m:val="p"/>
-          </m:rPr>
-          <m:t>−</m:t>
-        </m:r>
-        <m:r>
-          <m:t>3</m:t>
-        </m:r>
-        <m:r>
-          <m:rPr>
-            <m:sty m:val="p"/>
-          </m:rPr>
-          <m:t>)</m:t>
-        </m:r>
-        <m:r>
-          <m:rPr>
-            <m:sty m:val="p"/>
-          </m:rPr>
-          <m:t>⋅</m:t>
-        </m:r>
-        <m:r>
-          <m:t>1.5</m:t>
-        </m:r>
-        <m:r>
-          <m:rPr>
-            <m:sty m:val="p"/>
-          </m:rPr>
-          <m:t>+</m:t>
-        </m:r>
-        <m:r>
-          <m:t>5</m:t>
-        </m:r>
-        <m:r>
-          <m:rPr>
-            <m:sty m:val="p"/>
-          </m:rPr>
-          <m:t>=</m:t>
-        </m:r>
-        <m:r>
-          <m:t>5</m:t>
-        </m:r>
-      </m:oMath>
-      <w:ins w:id="205" w:author="PR Preview" w:date="2026-01-01T00:00:00Z">
-        <w:r>
-          <w:t xml:space="preserve">,</w:t>
-        </w:r>
-      </w:ins>
-      <w:ins w:id="206" w:author="PR Preview" w:date="2026-01-01T00:00:00Z">
-        <w:r>
-          <w:t xml:space="preserve"> </w:t>
-        </w:r>
-      </w:ins>
-      <w:ins w:id="207" w:author="PR Preview" w:date="2026-01-01T00:00:00Z">
-        <w:r>
-          <w:t xml:space="preserve">the same value by different steps.</w:t>
-        </w:r>
-      </w:ins>
-    </w:p>
-    <w:p>
-      <w:pPr>
-        <w:pStyle w:val="BodyText"/>
-      </w:pPr>
-      <w:ins w:id="208" w:author="PR Preview" w:date="2026-01-01T00:00:00Z">
-        <w:r>
-          <w:t xml:space="preserve">By contrast, the minimizer</w:t>
-        </w:r>
-      </w:ins>
-      <w:ins w:id="209" w:author="PR Preview" w:date="2026-01-01T00:00:00Z">
+      <w:ins w:id="305" w:author="PR Preview" w:date="2026-01-01T00:00:00Z">
+        <w:r>
+          <w:t xml:space="preserve">The minimizer</w:t>
+        </w:r>
+      </w:ins>
+      <w:ins w:id="306" w:author="PR Preview" w:date="2026-01-01T00:00:00Z">
         <w:r>
           <w:t xml:space="preserve"> </w:t>
         </w:r>
@@ -26328,27 +27168,27 @@
           </m:sup>
         </m:sSup>
       </m:oMath>
-      <w:ins w:id="210" w:author="PR Preview" w:date="2026-01-01T00:00:00Z">
+      <w:ins w:id="307" w:author="PR Preview" w:date="2026-01-01T00:00:00Z">
         <w:r>
           <w:t xml:space="preserve"> </w:t>
         </w:r>
       </w:ins>
-      <w:ins w:id="211" w:author="PR Preview" w:date="2026-01-01T00:00:00Z">
+      <w:ins w:id="308" w:author="PR Preview" w:date="2026-01-01T00:00:00Z">
         <w:r>
           <w:t xml:space="preserve">is well defined,</w:t>
         </w:r>
       </w:ins>
-      <w:ins w:id="212" w:author="PR Preview" w:date="2026-01-01T00:00:00Z">
+      <w:ins w:id="309" w:author="PR Preview" w:date="2026-01-01T00:00:00Z">
         <w:r>
           <w:t xml:space="preserve"> </w:t>
         </w:r>
       </w:ins>
-      <w:ins w:id="213" w:author="PR Preview" w:date="2026-01-01T00:00:00Z">
+      <w:ins w:id="310" w:author="PR Preview" w:date="2026-01-01T00:00:00Z">
         <w:r>
           <w:t xml:space="preserve">because</w:t>
         </w:r>
       </w:ins>
-      <w:ins w:id="214" w:author="PR Preview" w:date="2026-01-01T00:00:00Z">
+      <w:ins w:id="311" w:author="PR Preview" w:date="2026-01-01T00:00:00Z">
         <w:r>
           <w:t xml:space="preserve"> </w:t>
         </w:r>
@@ -26373,50 +27213,50 @@
           <m:t>x</m:t>
         </m:r>
       </m:oMath>
-      <w:ins w:id="215" w:author="PR Preview" w:date="2026-01-01T00:00:00Z">
+      <w:ins w:id="312" w:author="PR Preview" w:date="2026-01-01T00:00:00Z">
         <w:r>
           <w:t xml:space="preserve"> </w:t>
         </w:r>
       </w:ins>
-      <w:ins w:id="216" w:author="PR Preview" w:date="2026-01-01T00:00:00Z">
+      <w:ins w:id="313" w:author="PR Preview" w:date="2026-01-01T00:00:00Z">
         <w:r>
           <w:t xml:space="preserve">is strictly increasing and equals zero at one point,</w:t>
         </w:r>
       </w:ins>
-      <w:ins w:id="217" w:author="PR Preview" w:date="2026-01-01T00:00:00Z">
+      <w:ins w:id="314" w:author="PR Preview" w:date="2026-01-01T00:00:00Z">
         <w:r>
           <w:t xml:space="preserve"> </w:t>
         </w:r>
       </w:ins>
-      <w:ins w:id="218" w:author="PR Preview" w:date="2026-01-01T00:00:00Z">
+      <w:ins w:id="315" w:author="PR Preview" w:date="2026-01-01T00:00:00Z">
         <w:r>
           <w:t xml:space="preserve">yet that point has no known closed-form expression,</w:t>
         </w:r>
       </w:ins>
-      <w:ins w:id="219" w:author="PR Preview" w:date="2026-01-01T00:00:00Z">
+      <w:ins w:id="316" w:author="PR Preview" w:date="2026-01-01T00:00:00Z">
         <w:r>
           <w:t xml:space="preserve"> </w:t>
         </w:r>
       </w:ins>
-      <w:ins w:id="220" w:author="PR Preview" w:date="2026-01-01T00:00:00Z">
+      <w:ins w:id="317" w:author="PR Preview" w:date="2026-01-01T00:00:00Z">
         <w:r>
           <w:t xml:space="preserve">so no known finite list of arithmetic steps returns it exactly.</w:t>
         </w:r>
       </w:ins>
-      <w:ins w:id="221" w:author="PR Preview" w:date="2026-01-01T00:00:00Z">
+      <w:ins w:id="318" w:author="PR Preview" w:date="2026-01-01T00:00:00Z">
         <w:r>
           <w:t xml:space="preserve"> </w:t>
         </w:r>
       </w:ins>
-      <w:ins w:id="222" w:author="PR Preview" w:date="2026-01-01T00:00:00Z">
+      <w:ins w:id="319" w:author="PR Preview" w:date="2026-01-01T00:00:00Z">
         <w:r>
           <w:t xml:space="preserve">An algorithm such as bisection approximates it as closely as we like.</w:t>
         </w:r>
       </w:ins>
     </w:p>
-    <w:bookmarkEnd w:id="82"/>
-    <w:bookmarkEnd w:id="83"/>
-    <w:bookmarkStart w:id="98" w:name="countable-sets"/>
+    <w:bookmarkEnd w:id="88"/>
+    <w:bookmarkEnd w:id="89"/>
+    <w:bookmarkStart w:id="104" w:name="countable-sets"/>
     <w:p>
       <w:pPr>
         <w:pStyle w:val="Heading2"/>
@@ -26425,12 +27265,12 @@
         <w:t xml:space="preserve">4 Countable sets</w:t>
       </w:r>
     </w:p>
-    <w:bookmarkStart w:id="84" w:name="def-finite-set"/>
+    <w:bookmarkStart w:id="90" w:name="def-finite-set"/>
     <w:p>
       <w:pPr>
         <w:pStyle w:val="FirstParagraph"/>
       </w:pPr>
-      <w:del w:id="223" w:author="PR Preview" w:date="2026-01-01T00:00:00Z">
+      <w:del w:id="320" w:author="PR Preview" w:date="2026-01-01T00:00:00Z">
         <w:r>
           <w:rPr>
             <w:b/>
@@ -26439,17 +27279,17 @@
           <w:delText xml:space="preserve">Definition 26 (Finite set, infinite set, and cardinality)</w:delText>
         </w:r>
       </w:del>
-      <w:del w:id="224" w:author="PR Preview" w:date="2026-01-01T00:00:00Z">
+      <w:del w:id="321" w:author="PR Preview" w:date="2026-01-01T00:00:00Z">
         <w:r>
           <w:delText xml:space="preserve"> </w:delText>
         </w:r>
       </w:del>
-      <w:del w:id="225" w:author="PR Preview" w:date="2026-01-01T00:00:00Z">
+      <w:del w:id="322" w:author="PR Preview" w:date="2026-01-01T00:00:00Z">
         <w:r>
           <w:delText xml:space="preserve">A set</w:delText>
         </w:r>
       </w:del>
-      <w:del w:id="226" w:author="PR Preview" w:date="2026-01-01T00:00:00Z">
+      <w:del w:id="323" w:author="PR Preview" w:date="2026-01-01T00:00:00Z">
         <w:r>
           <w:delText xml:space="preserve"> </w:delText>
         </w:r>
@@ -26459,22 +27299,22 @@
           <m:t>A</m:t>
         </m:r>
       </m:oMath>
-      <w:del w:id="227" w:author="PR Preview" w:date="2026-01-01T00:00:00Z">
+      <w:del w:id="324" w:author="PR Preview" w:date="2026-01-01T00:00:00Z">
         <w:r>
           <w:delText xml:space="preserve"> </w:delText>
         </w:r>
       </w:del>
-      <w:del w:id="228" w:author="PR Preview" w:date="2026-01-01T00:00:00Z">
+      <w:del w:id="325" w:author="PR Preview" w:date="2026-01-01T00:00:00Z">
         <w:r>
           <w:delText xml:space="preserve">is</w:delText>
         </w:r>
       </w:del>
-      <w:del w:id="229" w:author="PR Preview" w:date="2026-01-01T00:00:00Z">
+      <w:del w:id="326" w:author="PR Preview" w:date="2026-01-01T00:00:00Z">
         <w:r>
           <w:delText xml:space="preserve"> </w:delText>
         </w:r>
       </w:del>
-      <w:del w:id="230" w:author="PR Preview" w:date="2026-01-01T00:00:00Z">
+      <w:del w:id="327" w:author="PR Preview" w:date="2026-01-01T00:00:00Z">
         <w:r>
           <w:rPr>
             <w:b/>
@@ -26483,27 +27323,27 @@
           <w:delText xml:space="preserve">finite</w:delText>
         </w:r>
       </w:del>
-      <w:del w:id="231" w:author="PR Preview" w:date="2026-01-01T00:00:00Z">
+      <w:del w:id="328" w:author="PR Preview" w:date="2026-01-01T00:00:00Z">
         <w:r>
           <w:delText xml:space="preserve"> </w:delText>
         </w:r>
       </w:del>
-      <w:del w:id="232" w:author="PR Preview" w:date="2026-01-01T00:00:00Z">
+      <w:del w:id="329" w:author="PR Preview" w:date="2026-01-01T00:00:00Z">
         <w:r>
           <w:delText xml:space="preserve">if it is empty,</w:delText>
         </w:r>
       </w:del>
-      <w:del w:id="233" w:author="PR Preview" w:date="2026-01-01T00:00:00Z">
+      <w:del w:id="330" w:author="PR Preview" w:date="2026-01-01T00:00:00Z">
         <w:r>
           <w:delText xml:space="preserve"> </w:delText>
         </w:r>
       </w:del>
-      <w:del w:id="234" w:author="PR Preview" w:date="2026-01-01T00:00:00Z">
+      <w:del w:id="331" w:author="PR Preview" w:date="2026-01-01T00:00:00Z">
         <w:r>
           <w:delText xml:space="preserve">or if, for some natural number</w:delText>
         </w:r>
       </w:del>
-      <w:del w:id="235" w:author="PR Preview" w:date="2026-01-01T00:00:00Z">
+      <w:del w:id="332" w:author="PR Preview" w:date="2026-01-01T00:00:00Z">
         <w:r>
           <w:delText xml:space="preserve"> </w:delText>
         </w:r>
@@ -26513,23 +27353,23 @@
           <m:t>n</m:t>
         </m:r>
       </m:oMath>
-      <w:del w:id="236" w:author="PR Preview" w:date="2026-01-01T00:00:00Z">
+      <w:del w:id="333" w:author="PR Preview" w:date="2026-01-01T00:00:00Z">
         <w:r>
           <w:delText xml:space="preserve">,</w:delText>
         </w:r>
       </w:del>
-      <w:del w:id="237" w:author="PR Preview" w:date="2026-01-01T00:00:00Z">
+      <w:del w:id="334" w:author="PR Preview" w:date="2026-01-01T00:00:00Z">
         <w:r>
           <w:delText xml:space="preserve"> </w:delText>
         </w:r>
       </w:del>
-      <w:del w:id="238" w:author="PR Preview" w:date="2026-01-01T00:00:00Z">
+      <w:del w:id="335" w:author="PR Preview" w:date="2026-01-01T00:00:00Z">
         <w:r>
           <w:delText xml:space="preserve">its elements can be listed as a finite sequence (</w:delText>
         </w:r>
       </w:del>
       <w:hyperlink w:anchor="def-sequence">
-        <w:del w:id="239" w:author="PR Preview" w:date="2026-01-01T00:00:00Z">
+        <w:del w:id="336" w:author="PR Preview" w:date="2026-01-01T00:00:00Z">
           <w:r>
             <w:rPr>
               <w:rStyle w:val="Hyperlink"/>
@@ -26538,12 +27378,12 @@
           </w:r>
         </w:del>
       </w:hyperlink>
-      <w:del w:id="240" w:author="PR Preview" w:date="2026-01-01T00:00:00Z">
+      <w:del w:id="337" w:author="PR Preview" w:date="2026-01-01T00:00:00Z">
         <w:r>
           <w:delText xml:space="preserve">)</w:delText>
         </w:r>
       </w:del>
-      <w:del w:id="241" w:author="PR Preview" w:date="2026-01-01T00:00:00Z">
+      <w:del w:id="338" w:author="PR Preview" w:date="2026-01-01T00:00:00Z">
         <w:r>
           <w:delText xml:space="preserve"> </w:delText>
         </w:r>
@@ -26592,17 +27432,17 @@
           </m:sub>
         </m:sSub>
       </m:oMath>
-      <w:del w:id="242" w:author="PR Preview" w:date="2026-01-01T00:00:00Z">
+      <w:del w:id="339" w:author="PR Preview" w:date="2026-01-01T00:00:00Z">
         <w:r>
           <w:delText xml:space="preserve"> </w:delText>
         </w:r>
       </w:del>
-      <w:del w:id="243" w:author="PR Preview" w:date="2026-01-01T00:00:00Z">
+      <w:del w:id="340" w:author="PR Preview" w:date="2026-01-01T00:00:00Z">
         <w:r>
           <w:delText xml:space="preserve">in which each element of</w:delText>
         </w:r>
       </w:del>
-      <w:del w:id="244" w:author="PR Preview" w:date="2026-01-01T00:00:00Z">
+      <w:del w:id="341" w:author="PR Preview" w:date="2026-01-01T00:00:00Z">
         <w:r>
           <w:delText xml:space="preserve"> </w:delText>
         </w:r>
@@ -26612,27 +27452,27 @@
           <m:t>A</m:t>
         </m:r>
       </m:oMath>
-      <w:del w:id="245" w:author="PR Preview" w:date="2026-01-01T00:00:00Z">
+      <w:del w:id="342" w:author="PR Preview" w:date="2026-01-01T00:00:00Z">
         <w:r>
           <w:delText xml:space="preserve"> </w:delText>
         </w:r>
       </w:del>
-      <w:del w:id="246" w:author="PR Preview" w:date="2026-01-01T00:00:00Z">
+      <w:del w:id="343" w:author="PR Preview" w:date="2026-01-01T00:00:00Z">
         <w:r>
           <w:delText xml:space="preserve">appears exactly once.</w:delText>
         </w:r>
       </w:del>
-      <w:del w:id="247" w:author="PR Preview" w:date="2026-01-01T00:00:00Z">
+      <w:del w:id="344" w:author="PR Preview" w:date="2026-01-01T00:00:00Z">
         <w:r>
           <w:delText xml:space="preserve"> </w:delText>
         </w:r>
       </w:del>
-      <w:del w:id="248" w:author="PR Preview" w:date="2026-01-01T00:00:00Z">
+      <w:del w:id="345" w:author="PR Preview" w:date="2026-01-01T00:00:00Z">
         <w:r>
           <w:delText xml:space="preserve">That number</w:delText>
         </w:r>
       </w:del>
-      <w:del w:id="249" w:author="PR Preview" w:date="2026-01-01T00:00:00Z">
+      <w:del w:id="346" w:author="PR Preview" w:date="2026-01-01T00:00:00Z">
         <w:r>
           <w:delText xml:space="preserve"> </w:delText>
         </w:r>
@@ -26642,22 +27482,22 @@
           <m:t>n</m:t>
         </m:r>
       </m:oMath>
-      <w:del w:id="250" w:author="PR Preview" w:date="2026-01-01T00:00:00Z">
+      <w:del w:id="347" w:author="PR Preview" w:date="2026-01-01T00:00:00Z">
         <w:r>
           <w:delText xml:space="preserve"> </w:delText>
         </w:r>
       </w:del>
-      <w:del w:id="251" w:author="PR Preview" w:date="2026-01-01T00:00:00Z">
+      <w:del w:id="348" w:author="PR Preview" w:date="2026-01-01T00:00:00Z">
         <w:r>
           <w:delText xml:space="preserve">is the</w:delText>
         </w:r>
       </w:del>
-      <w:del w:id="252" w:author="PR Preview" w:date="2026-01-01T00:00:00Z">
+      <w:del w:id="349" w:author="PR Preview" w:date="2026-01-01T00:00:00Z">
         <w:r>
           <w:delText xml:space="preserve"> </w:delText>
         </w:r>
       </w:del>
-      <w:del w:id="253" w:author="PR Preview" w:date="2026-01-01T00:00:00Z">
+      <w:del w:id="350" w:author="PR Preview" w:date="2026-01-01T00:00:00Z">
         <w:r>
           <w:rPr>
             <w:b/>
@@ -26666,17 +27506,17 @@
           <w:delText xml:space="preserve">cardinality</w:delText>
         </w:r>
       </w:del>
-      <w:del w:id="254" w:author="PR Preview" w:date="2026-01-01T00:00:00Z">
+      <w:del w:id="351" w:author="PR Preview" w:date="2026-01-01T00:00:00Z">
         <w:r>
           <w:delText xml:space="preserve"> </w:delText>
         </w:r>
       </w:del>
-      <w:del w:id="255" w:author="PR Preview" w:date="2026-01-01T00:00:00Z">
+      <w:del w:id="352" w:author="PR Preview" w:date="2026-01-01T00:00:00Z">
         <w:r>
           <w:delText xml:space="preserve">of</w:delText>
         </w:r>
       </w:del>
-      <w:del w:id="256" w:author="PR Preview" w:date="2026-01-01T00:00:00Z">
+      <w:del w:id="353" w:author="PR Preview" w:date="2026-01-01T00:00:00Z">
         <w:r>
           <w:delText xml:space="preserve"> </w:delText>
         </w:r>
@@ -26686,22 +27526,22 @@
           <m:t>A</m:t>
         </m:r>
       </m:oMath>
-      <w:del w:id="257" w:author="PR Preview" w:date="2026-01-01T00:00:00Z">
+      <w:del w:id="354" w:author="PR Preview" w:date="2026-01-01T00:00:00Z">
         <w:r>
           <w:delText xml:space="preserve">, its number of elements,</w:delText>
         </w:r>
       </w:del>
-      <w:del w:id="258" w:author="PR Preview" w:date="2026-01-01T00:00:00Z">
+      <w:del w:id="355" w:author="PR Preview" w:date="2026-01-01T00:00:00Z">
         <w:r>
           <w:delText xml:space="preserve"> </w:delText>
         </w:r>
       </w:del>
-      <w:del w:id="259" w:author="PR Preview" w:date="2026-01-01T00:00:00Z">
+      <w:del w:id="356" w:author="PR Preview" w:date="2026-01-01T00:00:00Z">
         <w:r>
           <w:delText xml:space="preserve">written</w:delText>
         </w:r>
       </w:del>
-      <w:del w:id="260" w:author="PR Preview" w:date="2026-01-01T00:00:00Z">
+      <w:del w:id="357" w:author="PR Preview" w:date="2026-01-01T00:00:00Z">
         <w:r>
           <w:delText xml:space="preserve"> </w:delText>
         </w:r>
@@ -26727,22 +27567,22 @@
           <m:t>​</m:t>
         </m:r>
       </m:oMath>
-      <w:del w:id="261" w:author="PR Preview" w:date="2026-01-01T00:00:00Z">
+      <w:del w:id="358" w:author="PR Preview" w:date="2026-01-01T00:00:00Z">
         <w:r>
           <w:delText xml:space="preserve">;</w:delText>
         </w:r>
       </w:del>
-      <w:del w:id="262" w:author="PR Preview" w:date="2026-01-01T00:00:00Z">
+      <w:del w:id="359" w:author="PR Preview" w:date="2026-01-01T00:00:00Z">
         <w:r>
           <w:delText xml:space="preserve"> </w:delText>
         </w:r>
       </w:del>
-      <w:del w:id="263" w:author="PR Preview" w:date="2026-01-01T00:00:00Z">
+      <w:del w:id="360" w:author="PR Preview" w:date="2026-01-01T00:00:00Z">
         <w:r>
           <w:delText xml:space="preserve">the empty set has cardinality</w:delText>
         </w:r>
       </w:del>
-      <w:del w:id="264" w:author="PR Preview" w:date="2026-01-01T00:00:00Z">
+      <w:del w:id="361" w:author="PR Preview" w:date="2026-01-01T00:00:00Z">
         <w:r>
           <w:delText xml:space="preserve"> </w:delText>
         </w:r>
@@ -26780,7 +27620,7 @@
           <m:t>0</m:t>
         </m:r>
       </m:oMath>
-      <w:del w:id="265" w:author="PR Preview" w:date="2026-01-01T00:00:00Z">
+      <w:del w:id="362" w:author="PR Preview" w:date="2026-01-01T00:00:00Z">
         <w:r>
           <w:delText xml:space="preserve">.</w:delText>
         </w:r>
@@ -26790,26 +27630,26 @@
       <w:pPr>
         <w:pStyle w:val="FirstParagraph"/>
       </w:pPr>
-      <w:ins w:id="266" w:author="PR Preview" w:date="2026-01-01T00:00:00Z">
+      <w:ins w:id="363" w:author="PR Preview" w:date="2026-01-01T00:00:00Z">
         <w:r>
           <w:rPr>
             <w:b/>
             <w:bCs/>
           </w:rPr>
-          <w:t xml:space="preserve">Definition 28 (Finite set, infinite set, and cardinality)</w:t>
-        </w:r>
-      </w:ins>
-      <w:ins w:id="267" w:author="PR Preview" w:date="2026-01-01T00:00:00Z">
+          <w:t xml:space="preserve">Definition 29 (Finite set, infinite set, and cardinality)</w:t>
+        </w:r>
+      </w:ins>
+      <w:ins w:id="364" w:author="PR Preview" w:date="2026-01-01T00:00:00Z">
         <w:r>
           <w:t xml:space="preserve"> </w:t>
         </w:r>
       </w:ins>
-      <w:ins w:id="268" w:author="PR Preview" w:date="2026-01-01T00:00:00Z">
+      <w:ins w:id="365" w:author="PR Preview" w:date="2026-01-01T00:00:00Z">
         <w:r>
           <w:t xml:space="preserve">A set</w:t>
         </w:r>
       </w:ins>
-      <w:ins w:id="269" w:author="PR Preview" w:date="2026-01-01T00:00:00Z">
+      <w:ins w:id="366" w:author="PR Preview" w:date="2026-01-01T00:00:00Z">
         <w:r>
           <w:t xml:space="preserve"> </w:t>
         </w:r>
@@ -26819,22 +27659,22 @@
           <m:t>A</m:t>
         </m:r>
       </m:oMath>
-      <w:ins w:id="270" w:author="PR Preview" w:date="2026-01-01T00:00:00Z">
+      <w:ins w:id="367" w:author="PR Preview" w:date="2026-01-01T00:00:00Z">
         <w:r>
           <w:t xml:space="preserve"> </w:t>
         </w:r>
       </w:ins>
-      <w:ins w:id="271" w:author="PR Preview" w:date="2026-01-01T00:00:00Z">
+      <w:ins w:id="368" w:author="PR Preview" w:date="2026-01-01T00:00:00Z">
         <w:r>
           <w:t xml:space="preserve">is</w:t>
         </w:r>
       </w:ins>
-      <w:ins w:id="272" w:author="PR Preview" w:date="2026-01-01T00:00:00Z">
+      <w:ins w:id="369" w:author="PR Preview" w:date="2026-01-01T00:00:00Z">
         <w:r>
           <w:t xml:space="preserve"> </w:t>
         </w:r>
       </w:ins>
-      <w:ins w:id="273" w:author="PR Preview" w:date="2026-01-01T00:00:00Z">
+      <w:ins w:id="370" w:author="PR Preview" w:date="2026-01-01T00:00:00Z">
         <w:r>
           <w:rPr>
             <w:b/>
@@ -26843,27 +27683,27 @@
           <w:t xml:space="preserve">finite</w:t>
         </w:r>
       </w:ins>
-      <w:ins w:id="274" w:author="PR Preview" w:date="2026-01-01T00:00:00Z">
+      <w:ins w:id="371" w:author="PR Preview" w:date="2026-01-01T00:00:00Z">
         <w:r>
           <w:t xml:space="preserve"> </w:t>
         </w:r>
       </w:ins>
-      <w:ins w:id="275" w:author="PR Preview" w:date="2026-01-01T00:00:00Z">
+      <w:ins w:id="372" w:author="PR Preview" w:date="2026-01-01T00:00:00Z">
         <w:r>
           <w:t xml:space="preserve">if it is empty,</w:t>
         </w:r>
       </w:ins>
-      <w:ins w:id="276" w:author="PR Preview" w:date="2026-01-01T00:00:00Z">
+      <w:ins w:id="373" w:author="PR Preview" w:date="2026-01-01T00:00:00Z">
         <w:r>
           <w:t xml:space="preserve"> </w:t>
         </w:r>
       </w:ins>
-      <w:ins w:id="277" w:author="PR Preview" w:date="2026-01-01T00:00:00Z">
+      <w:ins w:id="374" w:author="PR Preview" w:date="2026-01-01T00:00:00Z">
         <w:r>
           <w:t xml:space="preserve">or if, for some natural number</w:t>
         </w:r>
       </w:ins>
-      <w:ins w:id="278" w:author="PR Preview" w:date="2026-01-01T00:00:00Z">
+      <w:ins w:id="375" w:author="PR Preview" w:date="2026-01-01T00:00:00Z">
         <w:r>
           <w:t xml:space="preserve"> </w:t>
         </w:r>
@@ -26873,23 +27713,23 @@
           <m:t>n</m:t>
         </m:r>
       </m:oMath>
-      <w:ins w:id="279" w:author="PR Preview" w:date="2026-01-01T00:00:00Z">
+      <w:ins w:id="376" w:author="PR Preview" w:date="2026-01-01T00:00:00Z">
         <w:r>
           <w:t xml:space="preserve">,</w:t>
         </w:r>
       </w:ins>
-      <w:ins w:id="280" w:author="PR Preview" w:date="2026-01-01T00:00:00Z">
+      <w:ins w:id="377" w:author="PR Preview" w:date="2026-01-01T00:00:00Z">
         <w:r>
           <w:t xml:space="preserve"> </w:t>
         </w:r>
       </w:ins>
-      <w:ins w:id="281" w:author="PR Preview" w:date="2026-01-01T00:00:00Z">
+      <w:ins w:id="378" w:author="PR Preview" w:date="2026-01-01T00:00:00Z">
         <w:r>
           <w:t xml:space="preserve">its elements can be listed as a finite sequence (</w:t>
         </w:r>
       </w:ins>
       <w:hyperlink w:anchor="def-sequence">
-        <w:ins w:id="282" w:author="PR Preview" w:date="2026-01-01T00:00:00Z">
+        <w:ins w:id="379" w:author="PR Preview" w:date="2026-01-01T00:00:00Z">
           <w:r>
             <w:rPr>
               <w:rStyle w:val="Hyperlink"/>
@@ -26898,12 +27738,12 @@
           </w:r>
         </w:ins>
       </w:hyperlink>
-      <w:ins w:id="283" w:author="PR Preview" w:date="2026-01-01T00:00:00Z">
+      <w:ins w:id="380" w:author="PR Preview" w:date="2026-01-01T00:00:00Z">
         <w:r>
           <w:t xml:space="preserve">)</w:t>
         </w:r>
       </w:ins>
-      <w:ins w:id="284" w:author="PR Preview" w:date="2026-01-01T00:00:00Z">
+      <w:ins w:id="381" w:author="PR Preview" w:date="2026-01-01T00:00:00Z">
         <w:r>
           <w:t xml:space="preserve"> </w:t>
         </w:r>
@@ -26952,17 +27792,17 @@
           </m:sub>
         </m:sSub>
       </m:oMath>
-      <w:ins w:id="285" w:author="PR Preview" w:date="2026-01-01T00:00:00Z">
+      <w:ins w:id="382" w:author="PR Preview" w:date="2026-01-01T00:00:00Z">
         <w:r>
           <w:t xml:space="preserve"> </w:t>
         </w:r>
       </w:ins>
-      <w:ins w:id="286" w:author="PR Preview" w:date="2026-01-01T00:00:00Z">
+      <w:ins w:id="383" w:author="PR Preview" w:date="2026-01-01T00:00:00Z">
         <w:r>
           <w:t xml:space="preserve">in which each element of</w:t>
         </w:r>
       </w:ins>
-      <w:ins w:id="287" w:author="PR Preview" w:date="2026-01-01T00:00:00Z">
+      <w:ins w:id="384" w:author="PR Preview" w:date="2026-01-01T00:00:00Z">
         <w:r>
           <w:t xml:space="preserve"> </w:t>
         </w:r>
@@ -26972,27 +27812,27 @@
           <m:t>A</m:t>
         </m:r>
       </m:oMath>
-      <w:ins w:id="288" w:author="PR Preview" w:date="2026-01-01T00:00:00Z">
+      <w:ins w:id="385" w:author="PR Preview" w:date="2026-01-01T00:00:00Z">
         <w:r>
           <w:t xml:space="preserve"> </w:t>
         </w:r>
       </w:ins>
-      <w:ins w:id="289" w:author="PR Preview" w:date="2026-01-01T00:00:00Z">
+      <w:ins w:id="386" w:author="PR Preview" w:date="2026-01-01T00:00:00Z">
         <w:r>
           <w:t xml:space="preserve">appears exactly once.</w:t>
         </w:r>
       </w:ins>
-      <w:ins w:id="290" w:author="PR Preview" w:date="2026-01-01T00:00:00Z">
+      <w:ins w:id="387" w:author="PR Preview" w:date="2026-01-01T00:00:00Z">
         <w:r>
           <w:t xml:space="preserve"> </w:t>
         </w:r>
       </w:ins>
-      <w:ins w:id="291" w:author="PR Preview" w:date="2026-01-01T00:00:00Z">
+      <w:ins w:id="388" w:author="PR Preview" w:date="2026-01-01T00:00:00Z">
         <w:r>
           <w:t xml:space="preserve">That number</w:t>
         </w:r>
       </w:ins>
-      <w:ins w:id="292" w:author="PR Preview" w:date="2026-01-01T00:00:00Z">
+      <w:ins w:id="389" w:author="PR Preview" w:date="2026-01-01T00:00:00Z">
         <w:r>
           <w:t xml:space="preserve"> </w:t>
         </w:r>
@@ -27002,22 +27842,22 @@
           <m:t>n</m:t>
         </m:r>
       </m:oMath>
-      <w:ins w:id="293" w:author="PR Preview" w:date="2026-01-01T00:00:00Z">
+      <w:ins w:id="390" w:author="PR Preview" w:date="2026-01-01T00:00:00Z">
         <w:r>
           <w:t xml:space="preserve"> </w:t>
         </w:r>
       </w:ins>
-      <w:ins w:id="294" w:author="PR Preview" w:date="2026-01-01T00:00:00Z">
+      <w:ins w:id="391" w:author="PR Preview" w:date="2026-01-01T00:00:00Z">
         <w:r>
           <w:t xml:space="preserve">is the</w:t>
         </w:r>
       </w:ins>
-      <w:ins w:id="295" w:author="PR Preview" w:date="2026-01-01T00:00:00Z">
+      <w:ins w:id="392" w:author="PR Preview" w:date="2026-01-01T00:00:00Z">
         <w:r>
           <w:t xml:space="preserve"> </w:t>
         </w:r>
       </w:ins>
-      <w:ins w:id="296" w:author="PR Preview" w:date="2026-01-01T00:00:00Z">
+      <w:ins w:id="393" w:author="PR Preview" w:date="2026-01-01T00:00:00Z">
         <w:r>
           <w:rPr>
             <w:b/>
@@ -27026,17 +27866,17 @@
           <w:t xml:space="preserve">cardinality</w:t>
         </w:r>
       </w:ins>
-      <w:ins w:id="297" w:author="PR Preview" w:date="2026-01-01T00:00:00Z">
+      <w:ins w:id="394" w:author="PR Preview" w:date="2026-01-01T00:00:00Z">
         <w:r>
           <w:t xml:space="preserve"> </w:t>
         </w:r>
       </w:ins>
-      <w:ins w:id="298" w:author="PR Preview" w:date="2026-01-01T00:00:00Z">
+      <w:ins w:id="395" w:author="PR Preview" w:date="2026-01-01T00:00:00Z">
         <w:r>
           <w:t xml:space="preserve">of</w:t>
         </w:r>
       </w:ins>
-      <w:ins w:id="299" w:author="PR Preview" w:date="2026-01-01T00:00:00Z">
+      <w:ins w:id="396" w:author="PR Preview" w:date="2026-01-01T00:00:00Z">
         <w:r>
           <w:t xml:space="preserve"> </w:t>
         </w:r>
@@ -27046,22 +27886,22 @@
           <m:t>A</m:t>
         </m:r>
       </m:oMath>
-      <w:ins w:id="300" w:author="PR Preview" w:date="2026-01-01T00:00:00Z">
+      <w:ins w:id="397" w:author="PR Preview" w:date="2026-01-01T00:00:00Z">
         <w:r>
           <w:t xml:space="preserve">, its number of elements,</w:t>
         </w:r>
       </w:ins>
-      <w:ins w:id="301" w:author="PR Preview" w:date="2026-01-01T00:00:00Z">
+      <w:ins w:id="398" w:author="PR Preview" w:date="2026-01-01T00:00:00Z">
         <w:r>
           <w:t xml:space="preserve"> </w:t>
         </w:r>
       </w:ins>
-      <w:ins w:id="302" w:author="PR Preview" w:date="2026-01-01T00:00:00Z">
+      <w:ins w:id="399" w:author="PR Preview" w:date="2026-01-01T00:00:00Z">
         <w:r>
           <w:t xml:space="preserve">written</w:t>
         </w:r>
       </w:ins>
-      <w:ins w:id="303" w:author="PR Preview" w:date="2026-01-01T00:00:00Z">
+      <w:ins w:id="400" w:author="PR Preview" w:date="2026-01-01T00:00:00Z">
         <w:r>
           <w:t xml:space="preserve"> </w:t>
         </w:r>
@@ -27087,22 +27927,22 @@
           <m:t>​</m:t>
         </m:r>
       </m:oMath>
-      <w:ins w:id="304" w:author="PR Preview" w:date="2026-01-01T00:00:00Z">
+      <w:ins w:id="401" w:author="PR Preview" w:date="2026-01-01T00:00:00Z">
         <w:r>
           <w:t xml:space="preserve">;</w:t>
         </w:r>
       </w:ins>
-      <w:ins w:id="305" w:author="PR Preview" w:date="2026-01-01T00:00:00Z">
+      <w:ins w:id="402" w:author="PR Preview" w:date="2026-01-01T00:00:00Z">
         <w:r>
           <w:t xml:space="preserve"> </w:t>
         </w:r>
       </w:ins>
-      <w:ins w:id="306" w:author="PR Preview" w:date="2026-01-01T00:00:00Z">
+      <w:ins w:id="403" w:author="PR Preview" w:date="2026-01-01T00:00:00Z">
         <w:r>
           <w:t xml:space="preserve">the empty set has cardinality</w:t>
         </w:r>
       </w:ins>
-      <w:ins w:id="307" w:author="PR Preview" w:date="2026-01-01T00:00:00Z">
+      <w:ins w:id="404" w:author="PR Preview" w:date="2026-01-01T00:00:00Z">
         <w:r>
           <w:t xml:space="preserve"> </w:t>
         </w:r>
@@ -27140,7 +27980,7 @@
           <m:t>0</m:t>
         </m:r>
       </m:oMath>
-      <w:ins w:id="308" w:author="PR Preview" w:date="2026-01-01T00:00:00Z">
+      <w:ins w:id="405" w:author="PR Preview" w:date="2026-01-01T00:00:00Z">
         <w:r>
           <w:t xml:space="preserve">.</w:t>
         </w:r>
@@ -27167,25 +28007,31 @@
         <w:t xml:space="preserve">.</w:t>
       </w:r>
     </w:p>
-    <w:bookmarkEnd w:id="84"/>
-    <w:bookmarkStart w:id="87" w:name="rem-cardinality-bars"/>
+    <w:bookmarkEnd w:id="90"/>
+    <w:bookmarkStart w:id="93" w:name="rem-cardinality-bars"/>
     <w:p>
       <w:pPr>
         <w:pStyle w:val="BodyText"/>
       </w:pPr>
-      <w:r>
-        <w:rPr>
-          <w:i/>
-          <w:iCs/>
-        </w:rPr>
-        <w:t xml:space="preserve">Remark 9</w:t>
-      </w:r>
-      <w:r>
-        <w:t xml:space="preserve"> (Two meanings of</w:t>
-      </w:r>
-      <w:r>
-        <w:t xml:space="preserve"> </w:t>
-      </w:r>
+      <w:del w:id="406" w:author="PR Preview" w:date="2026-01-01T00:00:00Z">
+        <w:r>
+          <w:rPr>
+            <w:i/>
+            <w:iCs/>
+          </w:rPr>
+          <w:delText xml:space="preserve">Remark 9</w:delText>
+        </w:r>
+      </w:del>
+      <w:del w:id="407" w:author="PR Preview" w:date="2026-01-01T00:00:00Z">
+        <w:r>
+          <w:delText xml:space="preserve"> (Two meanings of</w:delText>
+        </w:r>
+      </w:del>
+      <w:del w:id="408" w:author="PR Preview" w:date="2026-01-01T00:00:00Z">
+        <w:r>
+          <w:delText xml:space="preserve"> </w:delText>
+        </w:r>
+      </w:del>
       <m:oMath>
         <m:r>
           <m:t>​</m:t>
@@ -27210,15 +28056,21 @@
           <m:t>​</m:t>
         </m:r>
       </m:oMath>
-      <w:r>
-        <w:t xml:space="preserve">). </w:t>
-      </w:r>
-      <w:r>
-        <w:t xml:space="preserve">Applied to a set, the bars</w:t>
-      </w:r>
-      <w:r>
-        <w:t xml:space="preserve"> </w:t>
-      </w:r>
+      <w:del w:id="409" w:author="PR Preview" w:date="2026-01-01T00:00:00Z">
+        <w:r>
+          <w:delText xml:space="preserve">). </w:delText>
+        </w:r>
+      </w:del>
+      <w:del w:id="410" w:author="PR Preview" w:date="2026-01-01T00:00:00Z">
+        <w:r>
+          <w:delText xml:space="preserve">Applied to a set, the bars</w:delText>
+        </w:r>
+      </w:del>
+      <w:del w:id="411" w:author="PR Preview" w:date="2026-01-01T00:00:00Z">
+        <w:r>
+          <w:delText xml:space="preserve"> </w:delText>
+        </w:r>
+      </w:del>
       <m:oMath>
         <m:r>
           <m:t>​</m:t>
@@ -27240,32 +28092,46 @@
           <m:t>​</m:t>
         </m:r>
       </m:oMath>
-      <w:r>
-        <w:t xml:space="preserve"> </w:t>
-      </w:r>
-      <w:r>
-        <w:t xml:space="preserve">mean the cardinality of</w:t>
-      </w:r>
-      <w:r>
-        <w:t xml:space="preserve"> </w:t>
-      </w:r>
+      <w:del w:id="412" w:author="PR Preview" w:date="2026-01-01T00:00:00Z">
+        <w:r>
+          <w:delText xml:space="preserve"> </w:delText>
+        </w:r>
+      </w:del>
+      <w:del w:id="413" w:author="PR Preview" w:date="2026-01-01T00:00:00Z">
+        <w:r>
+          <w:delText xml:space="preserve">mean the cardinality of</w:delText>
+        </w:r>
+      </w:del>
+      <w:del w:id="414" w:author="PR Preview" w:date="2026-01-01T00:00:00Z">
+        <w:r>
+          <w:delText xml:space="preserve"> </w:delText>
+        </w:r>
+      </w:del>
       <m:oMath>
         <m:r>
           <m:t>A</m:t>
         </m:r>
       </m:oMath>
-      <w:r>
-        <w:t xml:space="preserve">.</w:t>
-      </w:r>
-      <w:r>
-        <w:t xml:space="preserve"> </w:t>
-      </w:r>
-      <w:r>
-        <w:t xml:space="preserve">Applied to a number,</w:t>
-      </w:r>
-      <w:r>
-        <w:t xml:space="preserve"> </w:t>
-      </w:r>
+      <w:del w:id="415" w:author="PR Preview" w:date="2026-01-01T00:00:00Z">
+        <w:r>
+          <w:delText xml:space="preserve">.</w:delText>
+        </w:r>
+      </w:del>
+      <w:del w:id="416" w:author="PR Preview" w:date="2026-01-01T00:00:00Z">
+        <w:r>
+          <w:delText xml:space="preserve"> </w:delText>
+        </w:r>
+      </w:del>
+      <w:del w:id="417" w:author="PR Preview" w:date="2026-01-01T00:00:00Z">
+        <w:r>
+          <w:delText xml:space="preserve">Applied to a number,</w:delText>
+        </w:r>
+      </w:del>
+      <w:del w:id="418" w:author="PR Preview" w:date="2026-01-01T00:00:00Z">
+        <w:r>
+          <w:delText xml:space="preserve"> </w:delText>
+        </w:r>
+      </w:del>
       <m:oMath>
         <m:r>
           <m:t>​</m:t>
@@ -27287,72 +28153,106 @@
           <m:t>​</m:t>
         </m:r>
       </m:oMath>
-      <w:r>
-        <w:t xml:space="preserve"> </w:t>
-      </w:r>
-      <w:r>
-        <w:t xml:space="preserve">means its</w:t>
-      </w:r>
-      <w:r>
-        <w:t xml:space="preserve"> </w:t>
-      </w:r>
-      <w:hyperlink r:id="rId85">
-        <w:r>
-          <w:rPr>
-            <w:rStyle w:val="Hyperlink"/>
-          </w:rPr>
-          <w:t xml:space="preserve">absolute value</w:t>
-        </w:r>
+      <w:del w:id="419" w:author="PR Preview" w:date="2026-01-01T00:00:00Z">
+        <w:r>
+          <w:delText xml:space="preserve"> </w:delText>
+        </w:r>
+      </w:del>
+      <w:del w:id="420" w:author="PR Preview" w:date="2026-01-01T00:00:00Z">
+        <w:r>
+          <w:delText xml:space="preserve">means its</w:delText>
+        </w:r>
+      </w:del>
+      <w:del w:id="421" w:author="PR Preview" w:date="2026-01-01T00:00:00Z">
+        <w:r>
+          <w:delText xml:space="preserve"> </w:delText>
+        </w:r>
+      </w:del>
+      <w:hyperlink r:id="rId91">
+        <w:del w:id="422" w:author="PR Preview" w:date="2026-01-01T00:00:00Z">
+          <w:r>
+            <w:rPr>
+              <w:rStyle w:val="Hyperlink"/>
+            </w:rPr>
+            <w:delText xml:space="preserve">absolute value</w:delText>
+          </w:r>
+        </w:del>
       </w:hyperlink>
-      <w:r>
-        <w:t xml:space="preserve">,</w:t>
-      </w:r>
-      <w:r>
-        <w:t xml:space="preserve"> </w:t>
-      </w:r>
-      <w:r>
-        <w:t xml:space="preserve">or its</w:t>
-      </w:r>
-      <w:r>
-        <w:t xml:space="preserve"> </w:t>
-      </w:r>
-      <w:hyperlink r:id="rId86">
-        <w:r>
-          <w:rPr>
-            <w:rStyle w:val="Hyperlink"/>
-          </w:rPr>
-          <w:t xml:space="preserve">modulus</w:t>
-        </w:r>
+      <w:del w:id="423" w:author="PR Preview" w:date="2026-01-01T00:00:00Z">
+        <w:r>
+          <w:delText xml:space="preserve">,</w:delText>
+        </w:r>
+      </w:del>
+      <w:del w:id="424" w:author="PR Preview" w:date="2026-01-01T00:00:00Z">
+        <w:r>
+          <w:delText xml:space="preserve"> </w:delText>
+        </w:r>
+      </w:del>
+      <w:del w:id="425" w:author="PR Preview" w:date="2026-01-01T00:00:00Z">
+        <w:r>
+          <w:delText xml:space="preserve">or its</w:delText>
+        </w:r>
+      </w:del>
+      <w:del w:id="426" w:author="PR Preview" w:date="2026-01-01T00:00:00Z">
+        <w:r>
+          <w:delText xml:space="preserve"> </w:delText>
+        </w:r>
+      </w:del>
+      <w:hyperlink r:id="rId92">
+        <w:del w:id="427" w:author="PR Preview" w:date="2026-01-01T00:00:00Z">
+          <w:r>
+            <w:rPr>
+              <w:rStyle w:val="Hyperlink"/>
+            </w:rPr>
+            <w:delText xml:space="preserve">modulus</w:delText>
+          </w:r>
+        </w:del>
       </w:hyperlink>
-      <w:r>
-        <w:t xml:space="preserve"> </w:t>
-      </w:r>
-      <w:r>
-        <w:t xml:space="preserve">when</w:t>
-      </w:r>
-      <w:r>
-        <w:t xml:space="preserve"> </w:t>
-      </w:r>
+      <w:del w:id="428" w:author="PR Preview" w:date="2026-01-01T00:00:00Z">
+        <w:r>
+          <w:delText xml:space="preserve"> </w:delText>
+        </w:r>
+      </w:del>
+      <w:del w:id="429" w:author="PR Preview" w:date="2026-01-01T00:00:00Z">
+        <w:r>
+          <w:delText xml:space="preserve">when</w:delText>
+        </w:r>
+      </w:del>
+      <w:del w:id="430" w:author="PR Preview" w:date="2026-01-01T00:00:00Z">
+        <w:r>
+          <w:delText xml:space="preserve"> </w:delText>
+        </w:r>
+      </w:del>
       <m:oMath>
         <m:r>
           <m:t>x</m:t>
         </m:r>
       </m:oMath>
-      <w:r>
-        <w:t xml:space="preserve"> </w:t>
-      </w:r>
-      <w:r>
-        <w:t xml:space="preserve">is complex.</w:t>
-      </w:r>
-      <w:r>
-        <w:t xml:space="preserve"> </w:t>
-      </w:r>
-      <w:r>
-        <w:t xml:space="preserve">For example,</w:t>
-      </w:r>
-      <w:r>
-        <w:t xml:space="preserve"> </w:t>
-      </w:r>
+      <w:del w:id="431" w:author="PR Preview" w:date="2026-01-01T00:00:00Z">
+        <w:r>
+          <w:delText xml:space="preserve"> </w:delText>
+        </w:r>
+      </w:del>
+      <w:del w:id="432" w:author="PR Preview" w:date="2026-01-01T00:00:00Z">
+        <w:r>
+          <w:delText xml:space="preserve">is complex.</w:delText>
+        </w:r>
+      </w:del>
+      <w:del w:id="433" w:author="PR Preview" w:date="2026-01-01T00:00:00Z">
+        <w:r>
+          <w:delText xml:space="preserve"> </w:delText>
+        </w:r>
+      </w:del>
+      <w:del w:id="434" w:author="PR Preview" w:date="2026-01-01T00:00:00Z">
+        <w:r>
+          <w:delText xml:space="preserve">For example,</w:delText>
+        </w:r>
+      </w:del>
+      <w:del w:id="435" w:author="PR Preview" w:date="2026-01-01T00:00:00Z">
+        <w:r>
+          <w:delText xml:space="preserve"> </w:delText>
+        </w:r>
+      </w:del>
       <m:oMath>
         <m:r>
           <m:t>​</m:t>
@@ -27405,12 +28305,16 @@
           <m:t>1</m:t>
         </m:r>
       </m:oMath>
-      <w:r>
-        <w:t xml:space="preserve">, but</w:t>
-      </w:r>
-      <w:r>
-        <w:t xml:space="preserve"> </w:t>
-      </w:r>
+      <w:del w:id="436" w:author="PR Preview" w:date="2026-01-01T00:00:00Z">
+        <w:r>
+          <w:delText xml:space="preserve">, but</w:delText>
+        </w:r>
+      </w:del>
+      <w:del w:id="437" w:author="PR Preview" w:date="2026-01-01T00:00:00Z">
+        <w:r>
+          <w:delText xml:space="preserve"> </w:delText>
+        </w:r>
+      </w:del>
       <m:oMath>
         <m:r>
           <m:t>​</m:t>
@@ -27447,33 +28351,9 @@
           <m:t>3</m:t>
         </m:r>
       </m:oMath>
-      <w:r>
-        <w:t xml:space="preserve">.</w:t>
-      </w:r>
-    </w:p>
-    <w:bookmarkEnd w:id="87"/>
-    <w:bookmarkStart w:id="88" w:name="exm-finite-set"/>
-    <w:p>
-      <w:pPr>
-        <w:pStyle w:val="BodyText"/>
-      </w:pPr>
-      <w:del w:id="309" w:author="PR Preview" w:date="2026-01-01T00:00:00Z">
-        <w:r>
-          <w:rPr>
-            <w:b/>
-            <w:bCs/>
-          </w:rPr>
-          <w:delText xml:space="preserve">Example 22 (Finite and infinite sets)</w:delText>
-        </w:r>
-      </w:del>
-      <w:del w:id="310" w:author="PR Preview" w:date="2026-01-01T00:00:00Z">
-        <w:r>
-          <w:delText xml:space="preserve"> </w:delText>
-        </w:r>
-      </w:del>
-      <w:del w:id="311" w:author="PR Preview" w:date="2026-01-01T00:00:00Z">
-        <w:r>
-          <w:delText xml:space="preserve"> </w:delText>
+      <w:del w:id="438" w:author="PR Preview" w:date="2026-01-01T00:00:00Z">
+        <w:r>
+          <w:delText xml:space="preserve">.</w:delText>
         </w:r>
       </w:del>
     </w:p>
@@ -27481,21 +28361,395 @@
       <w:pPr>
         <w:pStyle w:val="BodyText"/>
       </w:pPr>
-      <w:ins w:id="312" w:author="PR Preview" w:date="2026-01-01T00:00:00Z">
+      <w:del w:id="439" w:author="PR Preview" w:date="2026-01-01T00:00:00Z">
         <w:r>
           <w:rPr>
             <w:b/>
             <w:bCs/>
           </w:rPr>
-          <w:t xml:space="preserve">Example 24 (Finite and infinite sets)</w:t>
-        </w:r>
-      </w:ins>
-      <w:ins w:id="313" w:author="PR Preview" w:date="2026-01-01T00:00:00Z">
+          <w:delText xml:space="preserve">Example 22 (Finite and infinite sets)</w:delText>
+        </w:r>
+      </w:del>
+      <w:del w:id="440" w:author="PR Preview" w:date="2026-01-01T00:00:00Z">
+        <w:r>
+          <w:delText xml:space="preserve"> </w:delText>
+        </w:r>
+      </w:del>
+      <w:del w:id="441" w:author="PR Preview" w:date="2026-01-01T00:00:00Z">
+        <w:r>
+          <w:delText xml:space="preserve"> </w:delText>
+        </w:r>
+      </w:del>
+    </w:p>
+    <w:p>
+      <w:pPr>
+        <w:pStyle w:val="BodyText"/>
+      </w:pPr>
+      <w:ins w:id="442" w:author="PR Preview" w:date="2026-01-01T00:00:00Z">
+        <w:r>
+          <w:rPr>
+            <w:i/>
+            <w:iCs/>
+          </w:rPr>
+          <w:t xml:space="preserve">Remark 12</w:t>
+        </w:r>
+      </w:ins>
+      <w:ins w:id="443" w:author="PR Preview" w:date="2026-01-01T00:00:00Z">
+        <w:r>
+          <w:t xml:space="preserve"> (Two meanings of</w:t>
+        </w:r>
+      </w:ins>
+      <w:ins w:id="444" w:author="PR Preview" w:date="2026-01-01T00:00:00Z">
         <w:r>
           <w:t xml:space="preserve"> </w:t>
         </w:r>
       </w:ins>
-      <w:ins w:id="314" w:author="PR Preview" w:date="2026-01-01T00:00:00Z">
+      <m:oMath>
+        <m:r>
+          <m:t>​</m:t>
+        </m:r>
+        <m:d>
+          <m:dPr>
+            <m:begChr m:val="|"/>
+            <m:sepChr m:val=""/>
+            <m:endChr m:val="|"/>
+            <m:grow/>
+          </m:dPr>
+          <m:e>
+            <m:r>
+              <m:rPr>
+                <m:sty m:val="p"/>
+              </m:rPr>
+              <m:t>⋅</m:t>
+            </m:r>
+          </m:e>
+        </m:d>
+        <m:r>
+          <m:t>​</m:t>
+        </m:r>
+      </m:oMath>
+      <w:ins w:id="445" w:author="PR Preview" w:date="2026-01-01T00:00:00Z">
+        <w:r>
+          <w:t xml:space="preserve">). </w:t>
+        </w:r>
+      </w:ins>
+      <w:ins w:id="446" w:author="PR Preview" w:date="2026-01-01T00:00:00Z">
+        <w:r>
+          <w:t xml:space="preserve">Applied to a set, the bars</w:t>
+        </w:r>
+      </w:ins>
+      <w:ins w:id="447" w:author="PR Preview" w:date="2026-01-01T00:00:00Z">
+        <w:r>
+          <w:t xml:space="preserve"> </w:t>
+        </w:r>
+      </w:ins>
+      <m:oMath>
+        <m:r>
+          <m:t>​</m:t>
+        </m:r>
+        <m:d>
+          <m:dPr>
+            <m:begChr m:val="|"/>
+            <m:sepChr m:val=""/>
+            <m:endChr m:val="|"/>
+            <m:grow/>
+          </m:dPr>
+          <m:e>
+            <m:r>
+              <m:t>A</m:t>
+            </m:r>
+          </m:e>
+        </m:d>
+        <m:r>
+          <m:t>​</m:t>
+        </m:r>
+      </m:oMath>
+      <w:ins w:id="448" w:author="PR Preview" w:date="2026-01-01T00:00:00Z">
+        <w:r>
+          <w:t xml:space="preserve"> </w:t>
+        </w:r>
+      </w:ins>
+      <w:ins w:id="449" w:author="PR Preview" w:date="2026-01-01T00:00:00Z">
+        <w:r>
+          <w:t xml:space="preserve">mean the cardinality of</w:t>
+        </w:r>
+      </w:ins>
+      <w:ins w:id="450" w:author="PR Preview" w:date="2026-01-01T00:00:00Z">
+        <w:r>
+          <w:t xml:space="preserve"> </w:t>
+        </w:r>
+      </w:ins>
+      <m:oMath>
+        <m:r>
+          <m:t>A</m:t>
+        </m:r>
+      </m:oMath>
+      <w:ins w:id="451" w:author="PR Preview" w:date="2026-01-01T00:00:00Z">
+        <w:r>
+          <w:t xml:space="preserve">.</w:t>
+        </w:r>
+      </w:ins>
+      <w:ins w:id="452" w:author="PR Preview" w:date="2026-01-01T00:00:00Z">
+        <w:r>
+          <w:t xml:space="preserve"> </w:t>
+        </w:r>
+      </w:ins>
+      <w:ins w:id="453" w:author="PR Preview" w:date="2026-01-01T00:00:00Z">
+        <w:r>
+          <w:t xml:space="preserve">Applied to a number,</w:t>
+        </w:r>
+      </w:ins>
+      <w:ins w:id="454" w:author="PR Preview" w:date="2026-01-01T00:00:00Z">
+        <w:r>
+          <w:t xml:space="preserve"> </w:t>
+        </w:r>
+      </w:ins>
+      <m:oMath>
+        <m:r>
+          <m:t>​</m:t>
+        </m:r>
+        <m:d>
+          <m:dPr>
+            <m:begChr m:val="|"/>
+            <m:sepChr m:val=""/>
+            <m:endChr m:val="|"/>
+            <m:grow/>
+          </m:dPr>
+          <m:e>
+            <m:r>
+              <m:t>x</m:t>
+            </m:r>
+          </m:e>
+        </m:d>
+        <m:r>
+          <m:t>​</m:t>
+        </m:r>
+      </m:oMath>
+      <w:ins w:id="455" w:author="PR Preview" w:date="2026-01-01T00:00:00Z">
+        <w:r>
+          <w:t xml:space="preserve"> </w:t>
+        </w:r>
+      </w:ins>
+      <w:ins w:id="456" w:author="PR Preview" w:date="2026-01-01T00:00:00Z">
+        <w:r>
+          <w:t xml:space="preserve">means its</w:t>
+        </w:r>
+      </w:ins>
+      <w:ins w:id="457" w:author="PR Preview" w:date="2026-01-01T00:00:00Z">
+        <w:r>
+          <w:t xml:space="preserve"> </w:t>
+        </w:r>
+      </w:ins>
+      <w:hyperlink r:id="rId91">
+        <w:ins w:id="458" w:author="PR Preview" w:date="2026-01-01T00:00:00Z">
+          <w:r>
+            <w:rPr>
+              <w:rStyle w:val="Hyperlink"/>
+            </w:rPr>
+            <w:t xml:space="preserve">absolute value</w:t>
+          </w:r>
+        </w:ins>
+      </w:hyperlink>
+      <w:ins w:id="459" w:author="PR Preview" w:date="2026-01-01T00:00:00Z">
+        <w:r>
+          <w:t xml:space="preserve">,</w:t>
+        </w:r>
+      </w:ins>
+      <w:ins w:id="460" w:author="PR Preview" w:date="2026-01-01T00:00:00Z">
+        <w:r>
+          <w:t xml:space="preserve"> </w:t>
+        </w:r>
+      </w:ins>
+      <w:ins w:id="461" w:author="PR Preview" w:date="2026-01-01T00:00:00Z">
+        <w:r>
+          <w:t xml:space="preserve">or its</w:t>
+        </w:r>
+      </w:ins>
+      <w:ins w:id="462" w:author="PR Preview" w:date="2026-01-01T00:00:00Z">
+        <w:r>
+          <w:t xml:space="preserve"> </w:t>
+        </w:r>
+      </w:ins>
+      <w:hyperlink r:id="rId92">
+        <w:ins w:id="463" w:author="PR Preview" w:date="2026-01-01T00:00:00Z">
+          <w:r>
+            <w:rPr>
+              <w:rStyle w:val="Hyperlink"/>
+            </w:rPr>
+            <w:t xml:space="preserve">modulus</w:t>
+          </w:r>
+        </w:ins>
+      </w:hyperlink>
+      <w:ins w:id="464" w:author="PR Preview" w:date="2026-01-01T00:00:00Z">
+        <w:r>
+          <w:t xml:space="preserve"> </w:t>
+        </w:r>
+      </w:ins>
+      <w:ins w:id="465" w:author="PR Preview" w:date="2026-01-01T00:00:00Z">
+        <w:r>
+          <w:t xml:space="preserve">when</w:t>
+        </w:r>
+      </w:ins>
+      <w:ins w:id="466" w:author="PR Preview" w:date="2026-01-01T00:00:00Z">
+        <w:r>
+          <w:t xml:space="preserve"> </w:t>
+        </w:r>
+      </w:ins>
+      <m:oMath>
+        <m:r>
+          <m:t>x</m:t>
+        </m:r>
+      </m:oMath>
+      <w:ins w:id="467" w:author="PR Preview" w:date="2026-01-01T00:00:00Z">
+        <w:r>
+          <w:t xml:space="preserve"> </w:t>
+        </w:r>
+      </w:ins>
+      <w:ins w:id="468" w:author="PR Preview" w:date="2026-01-01T00:00:00Z">
+        <w:r>
+          <w:t xml:space="preserve">is complex.</w:t>
+        </w:r>
+      </w:ins>
+      <w:ins w:id="469" w:author="PR Preview" w:date="2026-01-01T00:00:00Z">
+        <w:r>
+          <w:t xml:space="preserve"> </w:t>
+        </w:r>
+      </w:ins>
+      <w:ins w:id="470" w:author="PR Preview" w:date="2026-01-01T00:00:00Z">
+        <w:r>
+          <w:t xml:space="preserve">For example,</w:t>
+        </w:r>
+      </w:ins>
+      <w:ins w:id="471" w:author="PR Preview" w:date="2026-01-01T00:00:00Z">
+        <w:r>
+          <w:t xml:space="preserve"> </w:t>
+        </w:r>
+      </w:ins>
+      <m:oMath>
+        <m:r>
+          <m:t>​</m:t>
+        </m:r>
+        <m:d>
+          <m:dPr>
+            <m:begChr m:val="|"/>
+            <m:sepChr m:val=""/>
+            <m:endChr m:val="|"/>
+            <m:grow/>
+          </m:dPr>
+          <m:e>
+            <m:r>
+              <m:t>​</m:t>
+            </m:r>
+            <m:d>
+              <m:dPr>
+                <m:begChr m:val="{"/>
+                <m:sepChr m:val=""/>
+                <m:endChr m:val="}"/>
+                <m:grow/>
+              </m:dPr>
+              <m:e>
+                <m:r>
+                  <m:rPr>
+                    <m:sty m:val="p"/>
+                  </m:rPr>
+                  <m:t>−</m:t>
+                </m:r>
+                <m:r>
+                  <m:t>3</m:t>
+                </m:r>
+              </m:e>
+            </m:d>
+            <m:r>
+              <m:t>​</m:t>
+            </m:r>
+          </m:e>
+        </m:d>
+        <m:r>
+          <m:t>​</m:t>
+        </m:r>
+        <m:r>
+          <m:rPr>
+            <m:sty m:val="p"/>
+          </m:rPr>
+          <m:t>=</m:t>
+        </m:r>
+        <m:r>
+          <m:t>1</m:t>
+        </m:r>
+      </m:oMath>
+      <w:ins w:id="472" w:author="PR Preview" w:date="2026-01-01T00:00:00Z">
+        <w:r>
+          <w:t xml:space="preserve">, but</w:t>
+        </w:r>
+      </w:ins>
+      <w:ins w:id="473" w:author="PR Preview" w:date="2026-01-01T00:00:00Z">
+        <w:r>
+          <w:t xml:space="preserve"> </w:t>
+        </w:r>
+      </w:ins>
+      <m:oMath>
+        <m:r>
+          <m:t>​</m:t>
+        </m:r>
+        <m:d>
+          <m:dPr>
+            <m:begChr m:val="|"/>
+            <m:sepChr m:val=""/>
+            <m:endChr m:val="|"/>
+            <m:grow/>
+          </m:dPr>
+          <m:e>
+            <m:r>
+              <m:rPr>
+                <m:sty m:val="p"/>
+              </m:rPr>
+              <m:t>−</m:t>
+            </m:r>
+            <m:r>
+              <m:t>3</m:t>
+            </m:r>
+          </m:e>
+        </m:d>
+        <m:r>
+          <m:t>​</m:t>
+        </m:r>
+        <m:r>
+          <m:rPr>
+            <m:sty m:val="p"/>
+          </m:rPr>
+          <m:t>=</m:t>
+        </m:r>
+        <m:r>
+          <m:t>3</m:t>
+        </m:r>
+      </m:oMath>
+      <w:ins w:id="474" w:author="PR Preview" w:date="2026-01-01T00:00:00Z">
+        <w:r>
+          <w:t xml:space="preserve">.</w:t>
+        </w:r>
+      </w:ins>
+    </w:p>
+    <w:bookmarkEnd w:id="93"/>
+    <w:bookmarkStart w:id="94" w:name="exm-finite-set"/>
+    <w:p>
+      <w:pPr>
+        <w:pStyle w:val="BodyText"/>
+      </w:pPr>
+      <w:ins w:id="475" w:author="PR Preview" w:date="2026-01-01T00:00:00Z">
+        <w:r>
+          <w:rPr>
+            <w:b/>
+            <w:bCs/>
+          </w:rPr>
+          <w:t xml:space="preserve">Example 26 (Finite and infinite sets)</w:t>
+        </w:r>
+      </w:ins>
+      <w:ins w:id="476" w:author="PR Preview" w:date="2026-01-01T00:00:00Z">
+        <w:r>
+          <w:t xml:space="preserve"> </w:t>
+        </w:r>
+      </w:ins>
+      <w:ins w:id="477" w:author="PR Preview" w:date="2026-01-01T00:00:00Z">
         <w:r>
           <w:t xml:space="preserve"> </w:t>
         </w:r>
@@ -27506,7 +28760,7 @@
         <w:pStyle w:val="Compact"/>
         <w:numPr>
           <w:ilvl w:val="0"/>
-          <w:numId w:val="1021"/>
+          <w:numId w:val="1024"/>
         </w:numPr>
       </w:pPr>
       <m:oMath>
@@ -27630,7 +28884,7 @@
         <w:pStyle w:val="Compact"/>
         <w:numPr>
           <w:ilvl w:val="0"/>
-          <w:numId w:val="1021"/>
+          <w:numId w:val="1024"/>
         </w:numPr>
       </w:pPr>
       <m:oMath>
@@ -27791,7 +29045,7 @@
         <w:pStyle w:val="Compact"/>
         <w:numPr>
           <w:ilvl w:val="0"/>
-          <w:numId w:val="1021"/>
+          <w:numId w:val="1024"/>
         </w:numPr>
       </w:pPr>
       <m:oMath>
@@ -27853,7 +29107,7 @@
         <w:pStyle w:val="Compact"/>
         <w:numPr>
           <w:ilvl w:val="0"/>
-          <w:numId w:val="1021"/>
+          <w:numId w:val="1024"/>
         </w:numPr>
       </w:pPr>
       <w:r>
@@ -28074,13 +29328,13 @@
         <w:t xml:space="preserve">which is larger than every number in the list.</w:t>
       </w:r>
     </w:p>
-    <w:bookmarkEnd w:id="88"/>
-    <w:bookmarkStart w:id="89" w:name="def-countable-set"/>
+    <w:bookmarkEnd w:id="94"/>
+    <w:bookmarkStart w:id="95" w:name="def-countable-set"/>
     <w:p>
       <w:pPr>
         <w:pStyle w:val="FirstParagraph"/>
       </w:pPr>
-      <w:del w:id="315" w:author="PR Preview" w:date="2026-01-01T00:00:00Z">
+      <w:del w:id="478" w:author="PR Preview" w:date="2026-01-01T00:00:00Z">
         <w:r>
           <w:rPr>
             <w:b/>
@@ -28089,22 +29343,22 @@
           <w:delText xml:space="preserve">Definition 27 (Countable set)</w:delText>
         </w:r>
       </w:del>
-      <w:del w:id="316" w:author="PR Preview" w:date="2026-01-01T00:00:00Z">
+      <w:del w:id="479" w:author="PR Preview" w:date="2026-01-01T00:00:00Z">
         <w:r>
           <w:delText xml:space="preserve"> </w:delText>
         </w:r>
       </w:del>
-      <w:del w:id="317" w:author="PR Preview" w:date="2026-01-01T00:00:00Z">
+      <w:del w:id="480" w:author="PR Preview" w:date="2026-01-01T00:00:00Z">
         <w:r>
           <w:delText xml:space="preserve">A set is</w:delText>
         </w:r>
       </w:del>
-      <w:del w:id="318" w:author="PR Preview" w:date="2026-01-01T00:00:00Z">
+      <w:del w:id="481" w:author="PR Preview" w:date="2026-01-01T00:00:00Z">
         <w:r>
           <w:delText xml:space="preserve"> </w:delText>
         </w:r>
       </w:del>
-      <w:del w:id="319" w:author="PR Preview" w:date="2026-01-01T00:00:00Z">
+      <w:del w:id="482" w:author="PR Preview" w:date="2026-01-01T00:00:00Z">
         <w:r>
           <w:rPr>
             <w:b/>
@@ -28113,18 +29367,18 @@
           <w:delText xml:space="preserve">countable</w:delText>
         </w:r>
       </w:del>
-      <w:del w:id="320" w:author="PR Preview" w:date="2026-01-01T00:00:00Z">
+      <w:del w:id="483" w:author="PR Preview" w:date="2026-01-01T00:00:00Z">
         <w:r>
           <w:delText xml:space="preserve"> </w:delText>
         </w:r>
       </w:del>
-      <w:del w:id="321" w:author="PR Preview" w:date="2026-01-01T00:00:00Z">
+      <w:del w:id="484" w:author="PR Preview" w:date="2026-01-01T00:00:00Z">
         <w:r>
           <w:delText xml:space="preserve">if it is finite (</w:delText>
         </w:r>
       </w:del>
       <w:hyperlink w:anchor="def-finite-set">
-        <w:del w:id="322" w:author="PR Preview" w:date="2026-01-01T00:00:00Z">
+        <w:del w:id="485" w:author="PR Preview" w:date="2026-01-01T00:00:00Z">
           <w:r>
             <w:rPr>
               <w:rStyle w:val="Hyperlink"/>
@@ -28133,23 +29387,23 @@
           </w:r>
         </w:del>
       </w:hyperlink>
-      <w:del w:id="323" w:author="PR Preview" w:date="2026-01-01T00:00:00Z">
+      <w:del w:id="486" w:author="PR Preview" w:date="2026-01-01T00:00:00Z">
         <w:r>
           <w:delText xml:space="preserve">),</w:delText>
         </w:r>
       </w:del>
-      <w:del w:id="324" w:author="PR Preview" w:date="2026-01-01T00:00:00Z">
+      <w:del w:id="487" w:author="PR Preview" w:date="2026-01-01T00:00:00Z">
         <w:r>
           <w:delText xml:space="preserve"> </w:delText>
         </w:r>
       </w:del>
-      <w:del w:id="325" w:author="PR Preview" w:date="2026-01-01T00:00:00Z">
+      <w:del w:id="488" w:author="PR Preview" w:date="2026-01-01T00:00:00Z">
         <w:r>
           <w:delText xml:space="preserve">or if its elements can be listed as a sequence (</w:delText>
         </w:r>
       </w:del>
       <w:hyperlink w:anchor="def-sequence">
-        <w:del w:id="326" w:author="PR Preview" w:date="2026-01-01T00:00:00Z">
+        <w:del w:id="489" w:author="PR Preview" w:date="2026-01-01T00:00:00Z">
           <w:r>
             <w:rPr>
               <w:rStyle w:val="Hyperlink"/>
@@ -28158,12 +29412,12 @@
           </w:r>
         </w:del>
       </w:hyperlink>
-      <w:del w:id="327" w:author="PR Preview" w:date="2026-01-01T00:00:00Z">
+      <w:del w:id="490" w:author="PR Preview" w:date="2026-01-01T00:00:00Z">
         <w:r>
           <w:delText xml:space="preserve">)</w:delText>
         </w:r>
       </w:del>
-      <w:del w:id="328" w:author="PR Preview" w:date="2026-01-01T00:00:00Z">
+      <w:del w:id="491" w:author="PR Preview" w:date="2026-01-01T00:00:00Z">
         <w:r>
           <w:delText xml:space="preserve"> </w:delText>
         </w:r>
@@ -28230,12 +29484,12 @@
           <m:t>…</m:t>
         </m:r>
       </m:oMath>
-      <w:del w:id="329" w:author="PR Preview" w:date="2026-01-01T00:00:00Z">
+      <w:del w:id="492" w:author="PR Preview" w:date="2026-01-01T00:00:00Z">
         <w:r>
           <w:delText xml:space="preserve"> </w:delText>
         </w:r>
       </w:del>
-      <w:del w:id="330" w:author="PR Preview" w:date="2026-01-01T00:00:00Z">
+      <w:del w:id="493" w:author="PR Preview" w:date="2026-01-01T00:00:00Z">
         <w:r>
           <w:delText xml:space="preserve">in which every element appears.</w:delText>
         </w:r>
@@ -28245,7 +29499,7 @@
       <w:pPr>
         <w:pStyle w:val="BodyText"/>
       </w:pPr>
-      <w:del w:id="331" w:author="PR Preview" w:date="2026-01-01T00:00:00Z">
+      <w:del w:id="494" w:author="PR Preview" w:date="2026-01-01T00:00:00Z">
         <w:r>
           <w:rPr>
             <w:b/>
@@ -28254,22 +29508,22 @@
           <w:delText xml:space="preserve">Definition 28 (Countably infinite set)</w:delText>
         </w:r>
       </w:del>
-      <w:del w:id="332" w:author="PR Preview" w:date="2026-01-01T00:00:00Z">
+      <w:del w:id="495" w:author="PR Preview" w:date="2026-01-01T00:00:00Z">
         <w:r>
           <w:delText xml:space="preserve"> </w:delText>
         </w:r>
       </w:del>
-      <w:del w:id="333" w:author="PR Preview" w:date="2026-01-01T00:00:00Z">
+      <w:del w:id="496" w:author="PR Preview" w:date="2026-01-01T00:00:00Z">
         <w:r>
           <w:delText xml:space="preserve">A set is</w:delText>
         </w:r>
       </w:del>
-      <w:del w:id="334" w:author="PR Preview" w:date="2026-01-01T00:00:00Z">
+      <w:del w:id="497" w:author="PR Preview" w:date="2026-01-01T00:00:00Z">
         <w:r>
           <w:delText xml:space="preserve"> </w:delText>
         </w:r>
       </w:del>
-      <w:del w:id="335" w:author="PR Preview" w:date="2026-01-01T00:00:00Z">
+      <w:del w:id="498" w:author="PR Preview" w:date="2026-01-01T00:00:00Z">
         <w:r>
           <w:rPr>
             <w:b/>
@@ -28278,23 +29532,23 @@
           <w:delText xml:space="preserve">countably infinite</w:delText>
         </w:r>
       </w:del>
-      <w:del w:id="336" w:author="PR Preview" w:date="2026-01-01T00:00:00Z">
+      <w:del w:id="499" w:author="PR Preview" w:date="2026-01-01T00:00:00Z">
         <w:r>
           <w:delText xml:space="preserve"> </w:delText>
         </w:r>
       </w:del>
-      <w:del w:id="337" w:author="PR Preview" w:date="2026-01-01T00:00:00Z">
+      <w:del w:id="500" w:author="PR Preview" w:date="2026-01-01T00:00:00Z">
         <w:r>
           <w:delText xml:space="preserve">if it is</w:delText>
         </w:r>
       </w:del>
-      <w:del w:id="338" w:author="PR Preview" w:date="2026-01-01T00:00:00Z">
+      <w:del w:id="501" w:author="PR Preview" w:date="2026-01-01T00:00:00Z">
         <w:r>
           <w:delText xml:space="preserve"> </w:delText>
         </w:r>
       </w:del>
       <w:hyperlink w:anchor="def-countable-set">
-        <w:del w:id="339" w:author="PR Preview" w:date="2026-01-01T00:00:00Z">
+        <w:del w:id="502" w:author="PR Preview" w:date="2026-01-01T00:00:00Z">
           <w:r>
             <w:rPr>
               <w:rStyle w:val="Hyperlink"/>
@@ -28303,12 +29557,12 @@
           </w:r>
         </w:del>
       </w:hyperlink>
-      <w:del w:id="340" w:author="PR Preview" w:date="2026-01-01T00:00:00Z">
+      <w:del w:id="503" w:author="PR Preview" w:date="2026-01-01T00:00:00Z">
         <w:r>
           <w:delText xml:space="preserve"> </w:delText>
         </w:r>
       </w:del>
-      <w:del w:id="341" w:author="PR Preview" w:date="2026-01-01T00:00:00Z">
+      <w:del w:id="504" w:author="PR Preview" w:date="2026-01-01T00:00:00Z">
         <w:r>
           <w:delText xml:space="preserve">and not finite.</w:delText>
         </w:r>
@@ -28318,7 +29572,7 @@
       <w:pPr>
         <w:pStyle w:val="BodyText"/>
       </w:pPr>
-      <w:del w:id="342" w:author="PR Preview" w:date="2026-01-01T00:00:00Z">
+      <w:del w:id="505" w:author="PR Preview" w:date="2026-01-01T00:00:00Z">
         <w:r>
           <w:rPr>
             <w:b/>
@@ -28327,12 +29581,12 @@
           <w:delText xml:space="preserve">Example 23 (Countable and uncountable sets)</w:delText>
         </w:r>
       </w:del>
-      <w:del w:id="343" w:author="PR Preview" w:date="2026-01-01T00:00:00Z">
+      <w:del w:id="506" w:author="PR Preview" w:date="2026-01-01T00:00:00Z">
         <w:r>
           <w:delText xml:space="preserve"> </w:delText>
         </w:r>
       </w:del>
-      <w:del w:id="344" w:author="PR Preview" w:date="2026-01-01T00:00:00Z">
+      <w:del w:id="507" w:author="PR Preview" w:date="2026-01-01T00:00:00Z">
         <w:r>
           <w:delText xml:space="preserve"> </w:delText>
         </w:r>
@@ -28342,31 +29596,31 @@
       <w:pPr>
         <w:pStyle w:val="FirstParagraph"/>
       </w:pPr>
-      <w:ins w:id="345" w:author="PR Preview" w:date="2026-01-01T00:00:00Z">
+      <w:ins w:id="508" w:author="PR Preview" w:date="2026-01-01T00:00:00Z">
         <w:r>
           <w:rPr>
             <w:b/>
             <w:bCs/>
           </w:rPr>
-          <w:t xml:space="preserve">Definition 29 (Countable set)</w:t>
-        </w:r>
-      </w:ins>
-      <w:ins w:id="346" w:author="PR Preview" w:date="2026-01-01T00:00:00Z">
+          <w:t xml:space="preserve">Definition 30 (Countable set)</w:t>
+        </w:r>
+      </w:ins>
+      <w:ins w:id="509" w:author="PR Preview" w:date="2026-01-01T00:00:00Z">
         <w:r>
           <w:t xml:space="preserve"> </w:t>
         </w:r>
       </w:ins>
-      <w:ins w:id="347" w:author="PR Preview" w:date="2026-01-01T00:00:00Z">
+      <w:ins w:id="510" w:author="PR Preview" w:date="2026-01-01T00:00:00Z">
         <w:r>
           <w:t xml:space="preserve">A set is</w:t>
         </w:r>
       </w:ins>
-      <w:ins w:id="348" w:author="PR Preview" w:date="2026-01-01T00:00:00Z">
+      <w:ins w:id="511" w:author="PR Preview" w:date="2026-01-01T00:00:00Z">
         <w:r>
           <w:t xml:space="preserve"> </w:t>
         </w:r>
       </w:ins>
-      <w:ins w:id="349" w:author="PR Preview" w:date="2026-01-01T00:00:00Z">
+      <w:ins w:id="512" w:author="PR Preview" w:date="2026-01-01T00:00:00Z">
         <w:r>
           <w:rPr>
             <w:b/>
@@ -28375,43 +29629,43 @@
           <w:t xml:space="preserve">countable</w:t>
         </w:r>
       </w:ins>
-      <w:ins w:id="350" w:author="PR Preview" w:date="2026-01-01T00:00:00Z">
+      <w:ins w:id="513" w:author="PR Preview" w:date="2026-01-01T00:00:00Z">
         <w:r>
           <w:t xml:space="preserve"> </w:t>
         </w:r>
       </w:ins>
-      <w:ins w:id="351" w:author="PR Preview" w:date="2026-01-01T00:00:00Z">
+      <w:ins w:id="514" w:author="PR Preview" w:date="2026-01-01T00:00:00Z">
         <w:r>
           <w:t xml:space="preserve">if it is finite (</w:t>
         </w:r>
       </w:ins>
       <w:hyperlink w:anchor="def-finite-set">
-        <w:ins w:id="352" w:author="PR Preview" w:date="2026-01-01T00:00:00Z">
+        <w:ins w:id="515" w:author="PR Preview" w:date="2026-01-01T00:00:00Z">
           <w:r>
             <w:rPr>
               <w:rStyle w:val="Hyperlink"/>
             </w:rPr>
-            <w:t xml:space="preserve">Definition 28</w:t>
+            <w:t xml:space="preserve">Definition 29</w:t>
           </w:r>
         </w:ins>
       </w:hyperlink>
-      <w:ins w:id="353" w:author="PR Preview" w:date="2026-01-01T00:00:00Z">
+      <w:ins w:id="516" w:author="PR Preview" w:date="2026-01-01T00:00:00Z">
         <w:r>
           <w:t xml:space="preserve">),</w:t>
         </w:r>
       </w:ins>
-      <w:ins w:id="354" w:author="PR Preview" w:date="2026-01-01T00:00:00Z">
+      <w:ins w:id="517" w:author="PR Preview" w:date="2026-01-01T00:00:00Z">
         <w:r>
           <w:t xml:space="preserve"> </w:t>
         </w:r>
       </w:ins>
-      <w:ins w:id="355" w:author="PR Preview" w:date="2026-01-01T00:00:00Z">
+      <w:ins w:id="518" w:author="PR Preview" w:date="2026-01-01T00:00:00Z">
         <w:r>
           <w:t xml:space="preserve">or if its elements can be listed as a sequence (</w:t>
         </w:r>
       </w:ins>
       <w:hyperlink w:anchor="def-sequence">
-        <w:ins w:id="356" w:author="PR Preview" w:date="2026-01-01T00:00:00Z">
+        <w:ins w:id="519" w:author="PR Preview" w:date="2026-01-01T00:00:00Z">
           <w:r>
             <w:rPr>
               <w:rStyle w:val="Hyperlink"/>
@@ -28420,12 +29674,12 @@
           </w:r>
         </w:ins>
       </w:hyperlink>
-      <w:ins w:id="357" w:author="PR Preview" w:date="2026-01-01T00:00:00Z">
+      <w:ins w:id="520" w:author="PR Preview" w:date="2026-01-01T00:00:00Z">
         <w:r>
           <w:t xml:space="preserve">)</w:t>
         </w:r>
       </w:ins>
-      <w:ins w:id="358" w:author="PR Preview" w:date="2026-01-01T00:00:00Z">
+      <w:ins w:id="521" w:author="PR Preview" w:date="2026-01-01T00:00:00Z">
         <w:r>
           <w:t xml:space="preserve"> </w:t>
         </w:r>
@@ -28492,48 +29746,48 @@
           <m:t>…</m:t>
         </m:r>
       </m:oMath>
-      <w:ins w:id="359" w:author="PR Preview" w:date="2026-01-01T00:00:00Z">
+      <w:ins w:id="522" w:author="PR Preview" w:date="2026-01-01T00:00:00Z">
         <w:r>
           <w:t xml:space="preserve"> </w:t>
         </w:r>
       </w:ins>
-      <w:ins w:id="360" w:author="PR Preview" w:date="2026-01-01T00:00:00Z">
+      <w:ins w:id="523" w:author="PR Preview" w:date="2026-01-01T00:00:00Z">
         <w:r>
           <w:t xml:space="preserve">in which every element appears.</w:t>
         </w:r>
       </w:ins>
     </w:p>
-    <w:bookmarkEnd w:id="89"/>
-    <w:bookmarkStart w:id="90" w:name="def-countably-infinite"/>
+    <w:bookmarkEnd w:id="95"/>
+    <w:bookmarkStart w:id="96" w:name="def-countably-infinite"/>
     <w:p>
       <w:pPr>
         <w:pStyle w:val="BodyText"/>
       </w:pPr>
-      <w:ins w:id="361" w:author="PR Preview" w:date="2026-01-01T00:00:00Z">
+      <w:ins w:id="524" w:author="PR Preview" w:date="2026-01-01T00:00:00Z">
         <w:r>
           <w:rPr>
             <w:b/>
             <w:bCs/>
           </w:rPr>
-          <w:t xml:space="preserve">Definition 30 (Countably infinite set)</w:t>
-        </w:r>
-      </w:ins>
-      <w:ins w:id="362" w:author="PR Preview" w:date="2026-01-01T00:00:00Z">
+          <w:t xml:space="preserve">Definition 31 (Countably infinite set)</w:t>
+        </w:r>
+      </w:ins>
+      <w:ins w:id="525" w:author="PR Preview" w:date="2026-01-01T00:00:00Z">
         <w:r>
           <w:t xml:space="preserve"> </w:t>
         </w:r>
       </w:ins>
-      <w:ins w:id="363" w:author="PR Preview" w:date="2026-01-01T00:00:00Z">
+      <w:ins w:id="526" w:author="PR Preview" w:date="2026-01-01T00:00:00Z">
         <w:r>
           <w:t xml:space="preserve">A set is</w:t>
         </w:r>
       </w:ins>
-      <w:ins w:id="364" w:author="PR Preview" w:date="2026-01-01T00:00:00Z">
+      <w:ins w:id="527" w:author="PR Preview" w:date="2026-01-01T00:00:00Z">
         <w:r>
           <w:t xml:space="preserve"> </w:t>
         </w:r>
       </w:ins>
-      <w:ins w:id="365" w:author="PR Preview" w:date="2026-01-01T00:00:00Z">
+      <w:ins w:id="528" w:author="PR Preview" w:date="2026-01-01T00:00:00Z">
         <w:r>
           <w:rPr>
             <w:b/>
@@ -28542,23 +29796,23 @@
           <w:t xml:space="preserve">countably infinite</w:t>
         </w:r>
       </w:ins>
-      <w:ins w:id="366" w:author="PR Preview" w:date="2026-01-01T00:00:00Z">
+      <w:ins w:id="529" w:author="PR Preview" w:date="2026-01-01T00:00:00Z">
         <w:r>
           <w:t xml:space="preserve"> </w:t>
         </w:r>
       </w:ins>
-      <w:ins w:id="367" w:author="PR Preview" w:date="2026-01-01T00:00:00Z">
+      <w:ins w:id="530" w:author="PR Preview" w:date="2026-01-01T00:00:00Z">
         <w:r>
           <w:t xml:space="preserve">if it is</w:t>
         </w:r>
       </w:ins>
-      <w:ins w:id="368" w:author="PR Preview" w:date="2026-01-01T00:00:00Z">
+      <w:ins w:id="531" w:author="PR Preview" w:date="2026-01-01T00:00:00Z">
         <w:r>
           <w:t xml:space="preserve"> </w:t>
         </w:r>
       </w:ins>
       <w:hyperlink w:anchor="def-countable-set">
-        <w:ins w:id="369" w:author="PR Preview" w:date="2026-01-01T00:00:00Z">
+        <w:ins w:id="532" w:author="PR Preview" w:date="2026-01-01T00:00:00Z">
           <w:r>
             <w:rPr>
               <w:rStyle w:val="Hyperlink"/>
@@ -28567,38 +29821,38 @@
           </w:r>
         </w:ins>
       </w:hyperlink>
-      <w:ins w:id="370" w:author="PR Preview" w:date="2026-01-01T00:00:00Z">
+      <w:ins w:id="533" w:author="PR Preview" w:date="2026-01-01T00:00:00Z">
         <w:r>
           <w:t xml:space="preserve"> </w:t>
         </w:r>
       </w:ins>
-      <w:ins w:id="371" w:author="PR Preview" w:date="2026-01-01T00:00:00Z">
+      <w:ins w:id="534" w:author="PR Preview" w:date="2026-01-01T00:00:00Z">
         <w:r>
           <w:t xml:space="preserve">and not finite.</w:t>
         </w:r>
       </w:ins>
     </w:p>
-    <w:bookmarkEnd w:id="90"/>
-    <w:bookmarkStart w:id="93" w:name="exm-countable-set"/>
+    <w:bookmarkEnd w:id="96"/>
+    <w:bookmarkStart w:id="99" w:name="exm-countable-set"/>
     <w:p>
       <w:pPr>
         <w:pStyle w:val="BodyText"/>
       </w:pPr>
-      <w:ins w:id="372" w:author="PR Preview" w:date="2026-01-01T00:00:00Z">
+      <w:ins w:id="535" w:author="PR Preview" w:date="2026-01-01T00:00:00Z">
         <w:r>
           <w:rPr>
             <w:b/>
             <w:bCs/>
           </w:rPr>
-          <w:t xml:space="preserve">Example 25 (Countable and uncountable sets)</w:t>
-        </w:r>
-      </w:ins>
-      <w:ins w:id="373" w:author="PR Preview" w:date="2026-01-01T00:00:00Z">
+          <w:t xml:space="preserve">Example 27 (Countable and uncountable sets)</w:t>
+        </w:r>
+      </w:ins>
+      <w:ins w:id="536" w:author="PR Preview" w:date="2026-01-01T00:00:00Z">
         <w:r>
           <w:t xml:space="preserve"> </w:t>
         </w:r>
       </w:ins>
-      <w:ins w:id="374" w:author="PR Preview" w:date="2026-01-01T00:00:00Z">
+      <w:ins w:id="537" w:author="PR Preview" w:date="2026-01-01T00:00:00Z">
         <w:r>
           <w:t xml:space="preserve"> </w:t>
         </w:r>
@@ -28609,7 +29863,7 @@
         <w:pStyle w:val="Compact"/>
         <w:numPr>
           <w:ilvl w:val="0"/>
-          <w:numId w:val="1022"/>
+          <w:numId w:val="1025"/>
         </w:numPr>
       </w:pPr>
       <m:oMath>
@@ -28690,7 +29944,7 @@
         <w:pStyle w:val="Compact"/>
         <w:numPr>
           <w:ilvl w:val="0"/>
-          <w:numId w:val="1022"/>
+          <w:numId w:val="1025"/>
         </w:numPr>
       </w:pPr>
       <w:r>
@@ -28699,7 +29953,7 @@
       <w:r>
         <w:t xml:space="preserve"> </w:t>
       </w:r>
-      <w:hyperlink r:id="rId91">
+      <w:hyperlink r:id="rId97">
         <w:r>
           <w:rPr>
             <w:rStyle w:val="Hyperlink"/>
@@ -28823,7 +30077,7 @@
         <w:pStyle w:val="Compact"/>
         <w:numPr>
           <w:ilvl w:val="0"/>
-          <w:numId w:val="1022"/>
+          <w:numId w:val="1025"/>
         </w:numPr>
       </w:pPr>
       <w:r>
@@ -28832,7 +30086,7 @@
       <w:r>
         <w:t xml:space="preserve"> </w:t>
       </w:r>
-      <w:hyperlink r:id="rId92">
+      <w:hyperlink r:id="rId98">
         <w:r>
           <w:rPr>
             <w:rStyle w:val="Hyperlink"/>
@@ -28951,8 +30205,8 @@
         <w:t xml:space="preserve">lists every one of them.</w:t>
       </w:r>
     </w:p>
-    <w:bookmarkEnd w:id="93"/>
-    <w:bookmarkStart w:id="94" w:name="thm-interval-uncountable"/>
+    <w:bookmarkEnd w:id="99"/>
+    <w:bookmarkStart w:id="100" w:name="thm-interval-uncountable"/>
     <w:p>
       <w:pPr>
         <w:pStyle w:val="FirstParagraph"/>
@@ -29020,51 +30274,71 @@
         <w:t xml:space="preserve">.</w:t>
       </w:r>
     </w:p>
-    <w:bookmarkEnd w:id="94"/>
-    <w:bookmarkStart w:id="97" w:name="rem-cantor-diagonal"/>
+    <w:bookmarkEnd w:id="100"/>
+    <w:bookmarkStart w:id="103" w:name="rem-cantor-diagonal"/>
     <w:p>
       <w:pPr>
         <w:pStyle w:val="BodyText"/>
       </w:pPr>
-      <w:r>
-        <w:rPr>
-          <w:i/>
-          <w:iCs/>
-        </w:rPr>
-        <w:t xml:space="preserve">Remark 10</w:t>
-      </w:r>
-      <w:r>
-        <w:t xml:space="preserve"> (Cantor’s diagonal argument). </w:t>
-      </w:r>
-      <w:r>
-        <w:t xml:space="preserve">The standard</w:t>
-      </w:r>
-      <w:r>
-        <w:t xml:space="preserve"> </w:t>
-      </w:r>
-      <w:hyperlink r:id="rId95">
+      <w:del w:id="538" w:author="PR Preview" w:date="2026-01-01T00:00:00Z">
         <w:r>
           <w:rPr>
-            <w:rStyle w:val="Hyperlink"/>
+            <w:i/>
+            <w:iCs/>
           </w:rPr>
-          <w:t xml:space="preserve">proof</w:t>
-        </w:r>
+          <w:delText xml:space="preserve">Remark 10</w:delText>
+        </w:r>
+      </w:del>
+      <w:del w:id="539" w:author="PR Preview" w:date="2026-01-01T00:00:00Z">
+        <w:r>
+          <w:delText xml:space="preserve"> (Cantor’s diagonal argument). </w:delText>
+        </w:r>
+      </w:del>
+      <w:del w:id="540" w:author="PR Preview" w:date="2026-01-01T00:00:00Z">
+        <w:r>
+          <w:delText xml:space="preserve">The standard</w:delText>
+        </w:r>
+      </w:del>
+      <w:del w:id="541" w:author="PR Preview" w:date="2026-01-01T00:00:00Z">
+        <w:r>
+          <w:delText xml:space="preserve"> </w:delText>
+        </w:r>
+      </w:del>
+      <w:hyperlink r:id="rId101">
+        <w:del w:id="542" w:author="PR Preview" w:date="2026-01-01T00:00:00Z">
+          <w:r>
+            <w:rPr>
+              <w:rStyle w:val="Hyperlink"/>
+            </w:rPr>
+            <w:delText xml:space="preserve">proof</w:delText>
+          </w:r>
+        </w:del>
       </w:hyperlink>
-      <w:r>
-        <w:t xml:space="preserve"> </w:t>
-      </w:r>
-      <w:r>
-        <w:t xml:space="preserve">is Cantor’s diagonal argument:</w:t>
-      </w:r>
-      <w:r>
-        <w:t xml:space="preserve"> </w:t>
-      </w:r>
-      <w:r>
-        <w:t xml:space="preserve">given any sequence of numbers in</w:t>
-      </w:r>
-      <w:r>
-        <w:t xml:space="preserve"> </w:t>
-      </w:r>
+      <w:del w:id="543" w:author="PR Preview" w:date="2026-01-01T00:00:00Z">
+        <w:r>
+          <w:delText xml:space="preserve"> </w:delText>
+        </w:r>
+      </w:del>
+      <w:del w:id="544" w:author="PR Preview" w:date="2026-01-01T00:00:00Z">
+        <w:r>
+          <w:delText xml:space="preserve">is Cantor’s diagonal argument:</w:delText>
+        </w:r>
+      </w:del>
+      <w:del w:id="545" w:author="PR Preview" w:date="2026-01-01T00:00:00Z">
+        <w:r>
+          <w:delText xml:space="preserve"> </w:delText>
+        </w:r>
+      </w:del>
+      <w:del w:id="546" w:author="PR Preview" w:date="2026-01-01T00:00:00Z">
+        <w:r>
+          <w:delText xml:space="preserve">given any sequence of numbers in</w:delText>
+        </w:r>
+      </w:del>
+      <w:del w:id="547" w:author="PR Preview" w:date="2026-01-01T00:00:00Z">
+        <w:r>
+          <w:delText xml:space="preserve"> </w:delText>
+        </w:r>
+      </w:del>
       <m:oMath>
         <m:r>
           <m:rPr>
@@ -29091,18 +30365,26 @@
           <m:t>]</m:t>
         </m:r>
       </m:oMath>
-      <w:r>
-        <w:t xml:space="preserve">,</w:t>
-      </w:r>
-      <w:r>
-        <w:t xml:space="preserve"> </w:t>
-      </w:r>
-      <w:r>
-        <w:t xml:space="preserve">it builds a number in</w:t>
-      </w:r>
-      <w:r>
-        <w:t xml:space="preserve"> </w:t>
-      </w:r>
+      <w:del w:id="548" w:author="PR Preview" w:date="2026-01-01T00:00:00Z">
+        <w:r>
+          <w:delText xml:space="preserve">,</w:delText>
+        </w:r>
+      </w:del>
+      <w:del w:id="549" w:author="PR Preview" w:date="2026-01-01T00:00:00Z">
+        <w:r>
+          <w:delText xml:space="preserve"> </w:delText>
+        </w:r>
+      </w:del>
+      <w:del w:id="550" w:author="PR Preview" w:date="2026-01-01T00:00:00Z">
+        <w:r>
+          <w:delText xml:space="preserve">it builds a number in</w:delText>
+        </w:r>
+      </w:del>
+      <w:del w:id="551" w:author="PR Preview" w:date="2026-01-01T00:00:00Z">
+        <w:r>
+          <w:delText xml:space="preserve"> </w:delText>
+        </w:r>
+      </w:del>
       <m:oMath>
         <m:r>
           <m:rPr>
@@ -29129,71 +30411,711 @@
           <m:t>]</m:t>
         </m:r>
       </m:oMath>
-      <w:r>
-        <w:t xml:space="preserve"> </w:t>
-      </w:r>
-      <w:r>
-        <w:t xml:space="preserve">whose</w:t>
-      </w:r>
-      <w:r>
-        <w:t xml:space="preserve"> </w:t>
-      </w:r>
+      <w:del w:id="552" w:author="PR Preview" w:date="2026-01-01T00:00:00Z">
+        <w:r>
+          <w:delText xml:space="preserve"> </w:delText>
+        </w:r>
+      </w:del>
+      <w:del w:id="553" w:author="PR Preview" w:date="2026-01-01T00:00:00Z">
+        <w:r>
+          <w:delText xml:space="preserve">whose</w:delText>
+        </w:r>
+      </w:del>
+      <w:del w:id="554" w:author="PR Preview" w:date="2026-01-01T00:00:00Z">
+        <w:r>
+          <w:delText xml:space="preserve"> </w:delText>
+        </w:r>
+      </w:del>
       <w:hyperlink r:id="rId15">
+        <w:del w:id="555" w:author="PR Preview" w:date="2026-01-01T00:00:00Z">
+          <w:r>
+            <w:rPr>
+              <w:rStyle w:val="Hyperlink"/>
+            </w:rPr>
+            <w:delText xml:space="preserve">decimal expansion</w:delText>
+          </w:r>
+        </w:del>
+      </w:hyperlink>
+      <w:del w:id="556" w:author="PR Preview" w:date="2026-01-01T00:00:00Z">
+        <w:r>
+          <w:delText xml:space="preserve"> </w:delText>
+        </w:r>
+      </w:del>
+      <w:del w:id="557" w:author="PR Preview" w:date="2026-01-01T00:00:00Z">
+        <w:r>
+          <w:delText xml:space="preserve">differs from the</w:delText>
+        </w:r>
+      </w:del>
+      <w:del w:id="558" w:author="PR Preview" w:date="2026-01-01T00:00:00Z">
+        <w:r>
+          <w:delText xml:space="preserve"> </w:delText>
+        </w:r>
+      </w:del>
+      <m:oMath>
+        <m:r>
+          <m:t>n</m:t>
+        </m:r>
+      </m:oMath>
+      <w:del w:id="559" w:author="PR Preview" w:date="2026-01-01T00:00:00Z">
+        <w:r>
+          <w:delText xml:space="preserve">th number’s in the</w:delText>
+        </w:r>
+      </w:del>
+      <w:del w:id="560" w:author="PR Preview" w:date="2026-01-01T00:00:00Z">
+        <w:r>
+          <w:delText xml:space="preserve"> </w:delText>
+        </w:r>
+      </w:del>
+      <m:oMath>
+        <m:r>
+          <m:t>n</m:t>
+        </m:r>
+      </m:oMath>
+      <w:del w:id="561" w:author="PR Preview" w:date="2026-01-01T00:00:00Z">
+        <w:r>
+          <w:delText xml:space="preserve">th digit</w:delText>
+        </w:r>
+      </w:del>
+      <w:del w:id="562" w:author="PR Preview" w:date="2026-01-01T00:00:00Z">
+        <w:r>
+          <w:delText xml:space="preserve"> </w:delText>
+        </w:r>
+      </w:del>
+      <w:del w:id="563" w:author="PR Preview" w:date="2026-01-01T00:00:00Z">
+        <w:r>
+          <w:delText xml:space="preserve">(its</w:delText>
+        </w:r>
+      </w:del>
+      <w:del w:id="564" w:author="PR Preview" w:date="2026-01-01T00:00:00Z">
+        <w:r>
+          <w:delText xml:space="preserve"> </w:delText>
+        </w:r>
+      </w:del>
+      <m:oMath>
+        <m:r>
+          <m:t>n</m:t>
+        </m:r>
+      </m:oMath>
+      <w:del w:id="565" w:author="PR Preview" w:date="2026-01-01T00:00:00Z">
+        <w:r>
+          <w:delText xml:space="preserve">th decimal place, one of</w:delText>
+        </w:r>
+      </w:del>
+      <w:del w:id="566" w:author="PR Preview" w:date="2026-01-01T00:00:00Z">
+        <w:r>
+          <w:delText xml:space="preserve"> </w:delText>
+        </w:r>
+      </w:del>
+      <m:oMath>
+        <m:r>
+          <m:t>0</m:t>
+        </m:r>
+        <m:r>
+          <m:rPr>
+            <m:sty m:val="p"/>
+          </m:rPr>
+          <m:t>,</m:t>
+        </m:r>
+        <m:r>
+          <m:t>1</m:t>
+        </m:r>
+        <m:r>
+          <m:rPr>
+            <m:sty m:val="p"/>
+          </m:rPr>
+          <m:t>,</m:t>
+        </m:r>
+        <m:r>
+          <m:rPr>
+            <m:sty m:val="p"/>
+          </m:rPr>
+          <m:t>…</m:t>
+        </m:r>
+        <m:r>
+          <m:rPr>
+            <m:sty m:val="p"/>
+          </m:rPr>
+          <m:t>,</m:t>
+        </m:r>
+        <m:r>
+          <m:t>9</m:t>
+        </m:r>
+      </m:oMath>
+      <w:del w:id="567" w:author="PR Preview" w:date="2026-01-01T00:00:00Z">
+        <w:r>
+          <w:delText xml:space="preserve">),</w:delText>
+        </w:r>
+      </w:del>
+      <w:del w:id="568" w:author="PR Preview" w:date="2026-01-01T00:00:00Z">
+        <w:r>
+          <w:delText xml:space="preserve"> </w:delText>
+        </w:r>
+      </w:del>
+      <w:del w:id="569" w:author="PR Preview" w:date="2026-01-01T00:00:00Z">
+        <w:r>
+          <w:delText xml:space="preserve">so the sequence misses it</w:delText>
+        </w:r>
+      </w:del>
+      <w:del w:id="570" w:author="PR Preview" w:date="2026-01-01T00:00:00Z">
+        <w:r>
+          <w:delText xml:space="preserve"> </w:delText>
+        </w:r>
+      </w:del>
+      <w:del w:id="571" w:author="PR Preview" w:date="2026-01-01T00:00:00Z">
+        <w:r>
+          <w:delText xml:space="preserve">(see</w:delText>
+        </w:r>
+      </w:del>
+      <w:del w:id="572" w:author="PR Preview" w:date="2026-01-01T00:00:00Z">
+        <w:r>
+          <w:delText xml:space="preserve"> </w:delText>
+        </w:r>
+      </w:del>
+      <w:hyperlink r:id="rId102">
+        <w:del w:id="573" w:author="PR Preview" w:date="2026-01-01T00:00:00Z">
+          <w:r>
+            <w:rPr>
+              <w:rStyle w:val="Hyperlink"/>
+            </w:rPr>
+            <w:delText xml:space="preserve">Wikipedia: Cantor’s diagonal argument</w:delText>
+          </w:r>
+        </w:del>
+      </w:hyperlink>
+      <w:del w:id="574" w:author="PR Preview" w:date="2026-01-01T00:00:00Z">
+        <w:r>
+          <w:delText xml:space="preserve">).</w:delText>
+        </w:r>
+      </w:del>
+      <w:del w:id="575" w:author="PR Preview" w:date="2026-01-01T00:00:00Z">
+        <w:r>
+          <w:delText xml:space="preserve"> </w:delText>
+        </w:r>
+      </w:del>
+      <w:del w:id="576" w:author="PR Preview" w:date="2026-01-01T00:00:00Z">
+        <w:r>
+          <w:delText xml:space="preserve">One way to choose the</w:delText>
+        </w:r>
+      </w:del>
+      <w:del w:id="577" w:author="PR Preview" w:date="2026-01-01T00:00:00Z">
+        <w:r>
+          <w:delText xml:space="preserve"> </w:delText>
+        </w:r>
+      </w:del>
+      <m:oMath>
+        <m:r>
+          <m:t>n</m:t>
+        </m:r>
+      </m:oMath>
+      <w:del w:id="578" w:author="PR Preview" w:date="2026-01-01T00:00:00Z">
+        <w:r>
+          <w:delText xml:space="preserve">th digit is to use</w:delText>
+        </w:r>
+      </w:del>
+      <w:del w:id="579" w:author="PR Preview" w:date="2026-01-01T00:00:00Z">
+        <w:r>
+          <w:delText xml:space="preserve"> </w:delText>
+        </w:r>
+      </w:del>
+      <m:oMath>
+        <m:r>
+          <m:t>5</m:t>
+        </m:r>
+      </m:oMath>
+      <w:del w:id="580" w:author="PR Preview" w:date="2026-01-01T00:00:00Z">
+        <w:r>
+          <w:delText xml:space="preserve">,</w:delText>
+        </w:r>
+      </w:del>
+      <w:del w:id="581" w:author="PR Preview" w:date="2026-01-01T00:00:00Z">
+        <w:r>
+          <w:delText xml:space="preserve"> </w:delText>
+        </w:r>
+      </w:del>
+      <w:del w:id="582" w:author="PR Preview" w:date="2026-01-01T00:00:00Z">
+        <w:r>
+          <w:delText xml:space="preserve">unless the</w:delText>
+        </w:r>
+      </w:del>
+      <w:del w:id="583" w:author="PR Preview" w:date="2026-01-01T00:00:00Z">
+        <w:r>
+          <w:delText xml:space="preserve"> </w:delText>
+        </w:r>
+      </w:del>
+      <m:oMath>
+        <m:r>
+          <m:t>n</m:t>
+        </m:r>
+      </m:oMath>
+      <w:del w:id="584" w:author="PR Preview" w:date="2026-01-01T00:00:00Z">
+        <w:r>
+          <w:delText xml:space="preserve">th number’s</w:delText>
+        </w:r>
+      </w:del>
+      <w:del w:id="585" w:author="PR Preview" w:date="2026-01-01T00:00:00Z">
+        <w:r>
+          <w:delText xml:space="preserve"> </w:delText>
+        </w:r>
+      </w:del>
+      <m:oMath>
+        <m:r>
+          <m:t>n</m:t>
+        </m:r>
+      </m:oMath>
+      <w:del w:id="586" w:author="PR Preview" w:date="2026-01-01T00:00:00Z">
+        <w:r>
+          <w:delText xml:space="preserve">th digit is</w:delText>
+        </w:r>
+      </w:del>
+      <w:del w:id="587" w:author="PR Preview" w:date="2026-01-01T00:00:00Z">
+        <w:r>
+          <w:delText xml:space="preserve"> </w:delText>
+        </w:r>
+      </w:del>
+      <m:oMath>
+        <m:r>
+          <m:t>5</m:t>
+        </m:r>
+      </m:oMath>
+      <w:del w:id="588" w:author="PR Preview" w:date="2026-01-01T00:00:00Z">
+        <w:r>
+          <w:delText xml:space="preserve">, in which case use</w:delText>
+        </w:r>
+      </w:del>
+      <w:del w:id="589" w:author="PR Preview" w:date="2026-01-01T00:00:00Z">
+        <w:r>
+          <w:delText xml:space="preserve"> </w:delText>
+        </w:r>
+      </w:del>
+      <m:oMath>
+        <m:r>
+          <m:t>4</m:t>
+        </m:r>
+      </m:oMath>
+      <w:del w:id="590" w:author="PR Preview" w:date="2026-01-01T00:00:00Z">
+        <w:r>
+          <w:delText xml:space="preserve">.</w:delText>
+        </w:r>
+      </w:del>
+      <w:del w:id="591" w:author="PR Preview" w:date="2026-01-01T00:00:00Z">
+        <w:r>
+          <w:delText xml:space="preserve"> </w:delText>
+        </w:r>
+      </w:del>
+      <w:del w:id="592" w:author="PR Preview" w:date="2026-01-01T00:00:00Z">
+        <w:r>
+          <w:delText xml:space="preserve">For example, if the sequence starts</w:delText>
+        </w:r>
+      </w:del>
+      <w:del w:id="593" w:author="PR Preview" w:date="2026-01-01T00:00:00Z">
+        <w:r>
+          <w:delText xml:space="preserve"> </w:delText>
+        </w:r>
+      </w:del>
+      <m:oMath>
+        <m:r>
+          <m:t>0.1234</m:t>
+        </m:r>
+        <m:r>
+          <m:rPr>
+            <m:sty m:val="p"/>
+          </m:rPr>
+          <m:t>…</m:t>
+        </m:r>
+      </m:oMath>
+      <w:del w:id="594" w:author="PR Preview" w:date="2026-01-01T00:00:00Z">
+        <w:r>
+          <w:delText xml:space="preserve">,</w:delText>
+        </w:r>
+      </w:del>
+      <w:del w:id="595" w:author="PR Preview" w:date="2026-01-01T00:00:00Z">
+        <w:r>
+          <w:delText xml:space="preserve"> </w:delText>
+        </w:r>
+      </w:del>
+      <m:oMath>
+        <m:r>
+          <m:t>0.3579</m:t>
+        </m:r>
+        <m:r>
+          <m:rPr>
+            <m:sty m:val="p"/>
+          </m:rPr>
+          <m:t>…</m:t>
+        </m:r>
+      </m:oMath>
+      <w:del w:id="596" w:author="PR Preview" w:date="2026-01-01T00:00:00Z">
+        <w:r>
+          <w:delText xml:space="preserve">,</w:delText>
+        </w:r>
+      </w:del>
+      <w:del w:id="597" w:author="PR Preview" w:date="2026-01-01T00:00:00Z">
+        <w:r>
+          <w:delText xml:space="preserve"> </w:delText>
+        </w:r>
+      </w:del>
+      <m:oMath>
+        <m:r>
+          <m:t>0.2468</m:t>
+        </m:r>
+        <m:r>
+          <m:rPr>
+            <m:sty m:val="p"/>
+          </m:rPr>
+          <m:t>…</m:t>
+        </m:r>
+      </m:oMath>
+      <w:del w:id="598" w:author="PR Preview" w:date="2026-01-01T00:00:00Z">
+        <w:r>
+          <w:delText xml:space="preserve">,</w:delText>
+        </w:r>
+      </w:del>
+      <w:del w:id="599" w:author="PR Preview" w:date="2026-01-01T00:00:00Z">
+        <w:r>
+          <w:delText xml:space="preserve"> </w:delText>
+        </w:r>
+      </w:del>
+      <w:del w:id="600" w:author="PR Preview" w:date="2026-01-01T00:00:00Z">
+        <w:r>
+          <w:delText xml:space="preserve">the diagonal digits are</w:delText>
+        </w:r>
+      </w:del>
+      <w:del w:id="601" w:author="PR Preview" w:date="2026-01-01T00:00:00Z">
+        <w:r>
+          <w:delText xml:space="preserve"> </w:delText>
+        </w:r>
+      </w:del>
+      <m:oMath>
+        <m:r>
+          <m:t>1</m:t>
+        </m:r>
+      </m:oMath>
+      <w:del w:id="602" w:author="PR Preview" w:date="2026-01-01T00:00:00Z">
+        <w:r>
+          <w:delText xml:space="preserve">,</w:delText>
+        </w:r>
+      </w:del>
+      <w:del w:id="603" w:author="PR Preview" w:date="2026-01-01T00:00:00Z">
+        <w:r>
+          <w:delText xml:space="preserve"> </w:delText>
+        </w:r>
+      </w:del>
+      <m:oMath>
+        <m:r>
+          <m:t>5</m:t>
+        </m:r>
+      </m:oMath>
+      <w:del w:id="604" w:author="PR Preview" w:date="2026-01-01T00:00:00Z">
+        <w:r>
+          <w:delText xml:space="preserve">, and</w:delText>
+        </w:r>
+      </w:del>
+      <w:del w:id="605" w:author="PR Preview" w:date="2026-01-01T00:00:00Z">
+        <w:r>
+          <w:delText xml:space="preserve"> </w:delText>
+        </w:r>
+      </w:del>
+      <m:oMath>
+        <m:r>
+          <m:t>6</m:t>
+        </m:r>
+      </m:oMath>
+      <w:del w:id="606" w:author="PR Preview" w:date="2026-01-01T00:00:00Z">
+        <w:r>
+          <w:delText xml:space="preserve">,</w:delText>
+        </w:r>
+      </w:del>
+      <w:del w:id="607" w:author="PR Preview" w:date="2026-01-01T00:00:00Z">
+        <w:r>
+          <w:delText xml:space="preserve"> </w:delText>
+        </w:r>
+      </w:del>
+      <w:del w:id="608" w:author="PR Preview" w:date="2026-01-01T00:00:00Z">
+        <w:r>
+          <w:delText xml:space="preserve">so the new number starts</w:delText>
+        </w:r>
+      </w:del>
+      <w:del w:id="609" w:author="PR Preview" w:date="2026-01-01T00:00:00Z">
+        <w:r>
+          <w:delText xml:space="preserve"> </w:delText>
+        </w:r>
+      </w:del>
+      <m:oMath>
+        <m:r>
+          <m:t>0.545</m:t>
+        </m:r>
+        <m:r>
+          <m:rPr>
+            <m:sty m:val="p"/>
+          </m:rPr>
+          <m:t>…</m:t>
+        </m:r>
+      </m:oMath>
+      <w:del w:id="610" w:author="PR Preview" w:date="2026-01-01T00:00:00Z">
+        <w:r>
+          <w:delText xml:space="preserve">,</w:delText>
+        </w:r>
+      </w:del>
+      <w:del w:id="611" w:author="PR Preview" w:date="2026-01-01T00:00:00Z">
+        <w:r>
+          <w:delText xml:space="preserve"> </w:delText>
+        </w:r>
+      </w:del>
+      <w:del w:id="612" w:author="PR Preview" w:date="2026-01-01T00:00:00Z">
+        <w:r>
+          <w:delText xml:space="preserve">which differs from the first number in the first digit,</w:delText>
+        </w:r>
+      </w:del>
+      <w:del w:id="613" w:author="PR Preview" w:date="2026-01-01T00:00:00Z">
+        <w:r>
+          <w:delText xml:space="preserve"> </w:delText>
+        </w:r>
+      </w:del>
+      <w:del w:id="614" w:author="PR Preview" w:date="2026-01-01T00:00:00Z">
+        <w:r>
+          <w:delText xml:space="preserve">from the second in the second digit,</w:delText>
+        </w:r>
+      </w:del>
+      <w:del w:id="615" w:author="PR Preview" w:date="2026-01-01T00:00:00Z">
+        <w:r>
+          <w:delText xml:space="preserve"> </w:delText>
+        </w:r>
+      </w:del>
+      <w:del w:id="616" w:author="PR Preview" w:date="2026-01-01T00:00:00Z">
+        <w:r>
+          <w:delText xml:space="preserve">and from the third in the third digit.</w:delText>
+        </w:r>
+      </w:del>
+    </w:p>
+    <w:p>
+      <w:pPr>
+        <w:pStyle w:val="BodyText"/>
+      </w:pPr>
+      <w:ins w:id="617" w:author="PR Preview" w:date="2026-01-01T00:00:00Z">
         <w:r>
           <w:rPr>
-            <w:rStyle w:val="Hyperlink"/>
+            <w:i/>
+            <w:iCs/>
           </w:rPr>
-          <w:t xml:space="preserve">decimal expansion</w:t>
-        </w:r>
+          <w:t xml:space="preserve">Remark 13</w:t>
+        </w:r>
+      </w:ins>
+      <w:ins w:id="618" w:author="PR Preview" w:date="2026-01-01T00:00:00Z">
+        <w:r>
+          <w:t xml:space="preserve"> (Cantor’s diagonal argument). </w:t>
+        </w:r>
+      </w:ins>
+      <w:ins w:id="619" w:author="PR Preview" w:date="2026-01-01T00:00:00Z">
+        <w:r>
+          <w:t xml:space="preserve">The standard</w:t>
+        </w:r>
+      </w:ins>
+      <w:ins w:id="620" w:author="PR Preview" w:date="2026-01-01T00:00:00Z">
+        <w:r>
+          <w:t xml:space="preserve"> </w:t>
+        </w:r>
+      </w:ins>
+      <w:hyperlink r:id="rId101">
+        <w:ins w:id="621" w:author="PR Preview" w:date="2026-01-01T00:00:00Z">
+          <w:r>
+            <w:rPr>
+              <w:rStyle w:val="Hyperlink"/>
+            </w:rPr>
+            <w:t xml:space="preserve">proof</w:t>
+          </w:r>
+        </w:ins>
       </w:hyperlink>
-      <w:r>
-        <w:t xml:space="preserve"> </w:t>
-      </w:r>
-      <w:r>
-        <w:t xml:space="preserve">differs from the</w:t>
-      </w:r>
-      <w:r>
-        <w:t xml:space="preserve"> </w:t>
-      </w:r>
+      <w:ins w:id="622" w:author="PR Preview" w:date="2026-01-01T00:00:00Z">
+        <w:r>
+          <w:t xml:space="preserve"> </w:t>
+        </w:r>
+      </w:ins>
+      <w:ins w:id="623" w:author="PR Preview" w:date="2026-01-01T00:00:00Z">
+        <w:r>
+          <w:t xml:space="preserve">is Cantor’s diagonal argument:</w:t>
+        </w:r>
+      </w:ins>
+      <w:ins w:id="624" w:author="PR Preview" w:date="2026-01-01T00:00:00Z">
+        <w:r>
+          <w:t xml:space="preserve"> </w:t>
+        </w:r>
+      </w:ins>
+      <w:ins w:id="625" w:author="PR Preview" w:date="2026-01-01T00:00:00Z">
+        <w:r>
+          <w:t xml:space="preserve">given any sequence of numbers in</w:t>
+        </w:r>
+      </w:ins>
+      <w:ins w:id="626" w:author="PR Preview" w:date="2026-01-01T00:00:00Z">
+        <w:r>
+          <w:t xml:space="preserve"> </w:t>
+        </w:r>
+      </w:ins>
+      <m:oMath>
+        <m:r>
+          <m:rPr>
+            <m:sty m:val="p"/>
+          </m:rPr>
+          <m:t>[</m:t>
+        </m:r>
+        <m:r>
+          <m:t>0</m:t>
+        </m:r>
+        <m:r>
+          <m:rPr>
+            <m:sty m:val="p"/>
+          </m:rPr>
+          <m:t>,</m:t>
+        </m:r>
+        <m:r>
+          <m:t>1</m:t>
+        </m:r>
+        <m:r>
+          <m:rPr>
+            <m:sty m:val="p"/>
+          </m:rPr>
+          <m:t>]</m:t>
+        </m:r>
+      </m:oMath>
+      <w:ins w:id="627" w:author="PR Preview" w:date="2026-01-01T00:00:00Z">
+        <w:r>
+          <w:t xml:space="preserve">,</w:t>
+        </w:r>
+      </w:ins>
+      <w:ins w:id="628" w:author="PR Preview" w:date="2026-01-01T00:00:00Z">
+        <w:r>
+          <w:t xml:space="preserve"> </w:t>
+        </w:r>
+      </w:ins>
+      <w:ins w:id="629" w:author="PR Preview" w:date="2026-01-01T00:00:00Z">
+        <w:r>
+          <w:t xml:space="preserve">it builds a number in</w:t>
+        </w:r>
+      </w:ins>
+      <w:ins w:id="630" w:author="PR Preview" w:date="2026-01-01T00:00:00Z">
+        <w:r>
+          <w:t xml:space="preserve"> </w:t>
+        </w:r>
+      </w:ins>
+      <m:oMath>
+        <m:r>
+          <m:rPr>
+            <m:sty m:val="p"/>
+          </m:rPr>
+          <m:t>[</m:t>
+        </m:r>
+        <m:r>
+          <m:t>0</m:t>
+        </m:r>
+        <m:r>
+          <m:rPr>
+            <m:sty m:val="p"/>
+          </m:rPr>
+          <m:t>,</m:t>
+        </m:r>
+        <m:r>
+          <m:t>1</m:t>
+        </m:r>
+        <m:r>
+          <m:rPr>
+            <m:sty m:val="p"/>
+          </m:rPr>
+          <m:t>]</m:t>
+        </m:r>
+      </m:oMath>
+      <w:ins w:id="631" w:author="PR Preview" w:date="2026-01-01T00:00:00Z">
+        <w:r>
+          <w:t xml:space="preserve"> </w:t>
+        </w:r>
+      </w:ins>
+      <w:ins w:id="632" w:author="PR Preview" w:date="2026-01-01T00:00:00Z">
+        <w:r>
+          <w:t xml:space="preserve">whose</w:t>
+        </w:r>
+      </w:ins>
+      <w:ins w:id="633" w:author="PR Preview" w:date="2026-01-01T00:00:00Z">
+        <w:r>
+          <w:t xml:space="preserve"> </w:t>
+        </w:r>
+      </w:ins>
+      <w:hyperlink r:id="rId15">
+        <w:ins w:id="634" w:author="PR Preview" w:date="2026-01-01T00:00:00Z">
+          <w:r>
+            <w:rPr>
+              <w:rStyle w:val="Hyperlink"/>
+            </w:rPr>
+            <w:t xml:space="preserve">decimal expansion</w:t>
+          </w:r>
+        </w:ins>
+      </w:hyperlink>
+      <w:ins w:id="635" w:author="PR Preview" w:date="2026-01-01T00:00:00Z">
+        <w:r>
+          <w:t xml:space="preserve"> </w:t>
+        </w:r>
+      </w:ins>
+      <w:ins w:id="636" w:author="PR Preview" w:date="2026-01-01T00:00:00Z">
+        <w:r>
+          <w:t xml:space="preserve">differs from the</w:t>
+        </w:r>
+      </w:ins>
+      <w:ins w:id="637" w:author="PR Preview" w:date="2026-01-01T00:00:00Z">
+        <w:r>
+          <w:t xml:space="preserve"> </w:t>
+        </w:r>
+      </w:ins>
       <m:oMath>
         <m:r>
           <m:t>n</m:t>
         </m:r>
       </m:oMath>
-      <w:r>
-        <w:t xml:space="preserve">th number’s in the</w:t>
-      </w:r>
-      <w:r>
-        <w:t xml:space="preserve"> </w:t>
-      </w:r>
+      <w:ins w:id="638" w:author="PR Preview" w:date="2026-01-01T00:00:00Z">
+        <w:r>
+          <w:t xml:space="preserve">th number’s in the</w:t>
+        </w:r>
+      </w:ins>
+      <w:ins w:id="639" w:author="PR Preview" w:date="2026-01-01T00:00:00Z">
+        <w:r>
+          <w:t xml:space="preserve"> </w:t>
+        </w:r>
+      </w:ins>
       <m:oMath>
         <m:r>
           <m:t>n</m:t>
         </m:r>
       </m:oMath>
-      <w:r>
-        <w:t xml:space="preserve">th digit</w:t>
-      </w:r>
-      <w:r>
-        <w:t xml:space="preserve"> </w:t>
-      </w:r>
-      <w:r>
-        <w:t xml:space="preserve">(its</w:t>
-      </w:r>
-      <w:r>
-        <w:t xml:space="preserve"> </w:t>
-      </w:r>
+      <w:ins w:id="640" w:author="PR Preview" w:date="2026-01-01T00:00:00Z">
+        <w:r>
+          <w:t xml:space="preserve">th digit</w:t>
+        </w:r>
+      </w:ins>
+      <w:ins w:id="641" w:author="PR Preview" w:date="2026-01-01T00:00:00Z">
+        <w:r>
+          <w:t xml:space="preserve"> </w:t>
+        </w:r>
+      </w:ins>
+      <w:ins w:id="642" w:author="PR Preview" w:date="2026-01-01T00:00:00Z">
+        <w:r>
+          <w:t xml:space="preserve">(its</w:t>
+        </w:r>
+      </w:ins>
+      <w:ins w:id="643" w:author="PR Preview" w:date="2026-01-01T00:00:00Z">
+        <w:r>
+          <w:t xml:space="preserve"> </w:t>
+        </w:r>
+      </w:ins>
       <m:oMath>
         <m:r>
           <m:t>n</m:t>
         </m:r>
       </m:oMath>
-      <w:r>
-        <w:t xml:space="preserve">th decimal place, one of</w:t>
-      </w:r>
-      <w:r>
-        <w:t xml:space="preserve"> </w:t>
-      </w:r>
+      <w:ins w:id="644" w:author="PR Preview" w:date="2026-01-01T00:00:00Z">
+        <w:r>
+          <w:t xml:space="preserve">th decimal place, one of</w:t>
+        </w:r>
+      </w:ins>
+      <w:ins w:id="645" w:author="PR Preview" w:date="2026-01-01T00:00:00Z">
+        <w:r>
+          <w:t xml:space="preserve"> </w:t>
+        </w:r>
+      </w:ins>
       <m:oMath>
         <m:r>
           <m:t>0</m:t>
@@ -29229,122 +31151,176 @@
           <m:t>9</m:t>
         </m:r>
       </m:oMath>
-      <w:r>
-        <w:t xml:space="preserve">),</w:t>
-      </w:r>
-      <w:r>
-        <w:t xml:space="preserve"> </w:t>
-      </w:r>
-      <w:r>
-        <w:t xml:space="preserve">so the sequence misses it</w:t>
-      </w:r>
-      <w:r>
-        <w:t xml:space="preserve"> </w:t>
-      </w:r>
-      <w:r>
-        <w:t xml:space="preserve">(see</w:t>
-      </w:r>
-      <w:r>
-        <w:t xml:space="preserve"> </w:t>
-      </w:r>
-      <w:hyperlink r:id="rId96">
-        <w:r>
-          <w:rPr>
-            <w:rStyle w:val="Hyperlink"/>
-          </w:rPr>
-          <w:t xml:space="preserve">Wikipedia: Cantor’s diagonal argument</w:t>
-        </w:r>
+      <w:ins w:id="646" w:author="PR Preview" w:date="2026-01-01T00:00:00Z">
+        <w:r>
+          <w:t xml:space="preserve">),</w:t>
+        </w:r>
+      </w:ins>
+      <w:ins w:id="647" w:author="PR Preview" w:date="2026-01-01T00:00:00Z">
+        <w:r>
+          <w:t xml:space="preserve"> </w:t>
+        </w:r>
+      </w:ins>
+      <w:ins w:id="648" w:author="PR Preview" w:date="2026-01-01T00:00:00Z">
+        <w:r>
+          <w:t xml:space="preserve">so the sequence misses it</w:t>
+        </w:r>
+      </w:ins>
+      <w:ins w:id="649" w:author="PR Preview" w:date="2026-01-01T00:00:00Z">
+        <w:r>
+          <w:t xml:space="preserve"> </w:t>
+        </w:r>
+      </w:ins>
+      <w:ins w:id="650" w:author="PR Preview" w:date="2026-01-01T00:00:00Z">
+        <w:r>
+          <w:t xml:space="preserve">(see</w:t>
+        </w:r>
+      </w:ins>
+      <w:ins w:id="651" w:author="PR Preview" w:date="2026-01-01T00:00:00Z">
+        <w:r>
+          <w:t xml:space="preserve"> </w:t>
+        </w:r>
+      </w:ins>
+      <w:hyperlink r:id="rId102">
+        <w:ins w:id="652" w:author="PR Preview" w:date="2026-01-01T00:00:00Z">
+          <w:r>
+            <w:rPr>
+              <w:rStyle w:val="Hyperlink"/>
+            </w:rPr>
+            <w:t xml:space="preserve">Wikipedia: Cantor’s diagonal argument</w:t>
+          </w:r>
+        </w:ins>
       </w:hyperlink>
-      <w:r>
-        <w:t xml:space="preserve">).</w:t>
-      </w:r>
-      <w:r>
-        <w:t xml:space="preserve"> </w:t>
-      </w:r>
-      <w:r>
-        <w:t xml:space="preserve">One way to choose the</w:t>
-      </w:r>
-      <w:r>
-        <w:t xml:space="preserve"> </w:t>
-      </w:r>
+      <w:ins w:id="653" w:author="PR Preview" w:date="2026-01-01T00:00:00Z">
+        <w:r>
+          <w:t xml:space="preserve">).</w:t>
+        </w:r>
+      </w:ins>
+      <w:ins w:id="654" w:author="PR Preview" w:date="2026-01-01T00:00:00Z">
+        <w:r>
+          <w:t xml:space="preserve"> </w:t>
+        </w:r>
+      </w:ins>
+      <w:ins w:id="655" w:author="PR Preview" w:date="2026-01-01T00:00:00Z">
+        <w:r>
+          <w:t xml:space="preserve">One way to choose the</w:t>
+        </w:r>
+      </w:ins>
+      <w:ins w:id="656" w:author="PR Preview" w:date="2026-01-01T00:00:00Z">
+        <w:r>
+          <w:t xml:space="preserve"> </w:t>
+        </w:r>
+      </w:ins>
       <m:oMath>
         <m:r>
           <m:t>n</m:t>
         </m:r>
       </m:oMath>
-      <w:r>
-        <w:t xml:space="preserve">th digit is to use</w:t>
-      </w:r>
-      <w:r>
-        <w:t xml:space="preserve"> </w:t>
-      </w:r>
+      <w:ins w:id="657" w:author="PR Preview" w:date="2026-01-01T00:00:00Z">
+        <w:r>
+          <w:t xml:space="preserve">th digit is to use</w:t>
+        </w:r>
+      </w:ins>
+      <w:ins w:id="658" w:author="PR Preview" w:date="2026-01-01T00:00:00Z">
+        <w:r>
+          <w:t xml:space="preserve"> </w:t>
+        </w:r>
+      </w:ins>
       <m:oMath>
         <m:r>
           <m:t>5</m:t>
         </m:r>
       </m:oMath>
-      <w:r>
-        <w:t xml:space="preserve">,</w:t>
-      </w:r>
-      <w:r>
-        <w:t xml:space="preserve"> </w:t>
-      </w:r>
-      <w:r>
-        <w:t xml:space="preserve">unless the</w:t>
-      </w:r>
-      <w:r>
-        <w:t xml:space="preserve"> </w:t>
-      </w:r>
+      <w:ins w:id="659" w:author="PR Preview" w:date="2026-01-01T00:00:00Z">
+        <w:r>
+          <w:t xml:space="preserve">,</w:t>
+        </w:r>
+      </w:ins>
+      <w:ins w:id="660" w:author="PR Preview" w:date="2026-01-01T00:00:00Z">
+        <w:r>
+          <w:t xml:space="preserve"> </w:t>
+        </w:r>
+      </w:ins>
+      <w:ins w:id="661" w:author="PR Preview" w:date="2026-01-01T00:00:00Z">
+        <w:r>
+          <w:t xml:space="preserve">unless the</w:t>
+        </w:r>
+      </w:ins>
+      <w:ins w:id="662" w:author="PR Preview" w:date="2026-01-01T00:00:00Z">
+        <w:r>
+          <w:t xml:space="preserve"> </w:t>
+        </w:r>
+      </w:ins>
       <m:oMath>
         <m:r>
           <m:t>n</m:t>
         </m:r>
       </m:oMath>
-      <w:r>
-        <w:t xml:space="preserve">th number’s</w:t>
-      </w:r>
-      <w:r>
-        <w:t xml:space="preserve"> </w:t>
-      </w:r>
+      <w:ins w:id="663" w:author="PR Preview" w:date="2026-01-01T00:00:00Z">
+        <w:r>
+          <w:t xml:space="preserve">th number’s</w:t>
+        </w:r>
+      </w:ins>
+      <w:ins w:id="664" w:author="PR Preview" w:date="2026-01-01T00:00:00Z">
+        <w:r>
+          <w:t xml:space="preserve"> </w:t>
+        </w:r>
+      </w:ins>
       <m:oMath>
         <m:r>
           <m:t>n</m:t>
         </m:r>
       </m:oMath>
-      <w:r>
-        <w:t xml:space="preserve">th digit is</w:t>
-      </w:r>
-      <w:r>
-        <w:t xml:space="preserve"> </w:t>
-      </w:r>
+      <w:ins w:id="665" w:author="PR Preview" w:date="2026-01-01T00:00:00Z">
+        <w:r>
+          <w:t xml:space="preserve">th digit is</w:t>
+        </w:r>
+      </w:ins>
+      <w:ins w:id="666" w:author="PR Preview" w:date="2026-01-01T00:00:00Z">
+        <w:r>
+          <w:t xml:space="preserve"> </w:t>
+        </w:r>
+      </w:ins>
       <m:oMath>
         <m:r>
           <m:t>5</m:t>
         </m:r>
       </m:oMath>
-      <w:r>
-        <w:t xml:space="preserve">, in which case use</w:t>
-      </w:r>
-      <w:r>
-        <w:t xml:space="preserve"> </w:t>
-      </w:r>
+      <w:ins w:id="667" w:author="PR Preview" w:date="2026-01-01T00:00:00Z">
+        <w:r>
+          <w:t xml:space="preserve">, in which case use</w:t>
+        </w:r>
+      </w:ins>
+      <w:ins w:id="668" w:author="PR Preview" w:date="2026-01-01T00:00:00Z">
+        <w:r>
+          <w:t xml:space="preserve"> </w:t>
+        </w:r>
+      </w:ins>
       <m:oMath>
         <m:r>
           <m:t>4</m:t>
         </m:r>
       </m:oMath>
-      <w:r>
-        <w:t xml:space="preserve">.</w:t>
-      </w:r>
-      <w:r>
-        <w:t xml:space="preserve"> </w:t>
-      </w:r>
-      <w:r>
-        <w:t xml:space="preserve">For example, if the sequence starts</w:t>
-      </w:r>
-      <w:r>
-        <w:t xml:space="preserve"> </w:t>
-      </w:r>
+      <w:ins w:id="669" w:author="PR Preview" w:date="2026-01-01T00:00:00Z">
+        <w:r>
+          <w:t xml:space="preserve">.</w:t>
+        </w:r>
+      </w:ins>
+      <w:ins w:id="670" w:author="PR Preview" w:date="2026-01-01T00:00:00Z">
+        <w:r>
+          <w:t xml:space="preserve"> </w:t>
+        </w:r>
+      </w:ins>
+      <w:ins w:id="671" w:author="PR Preview" w:date="2026-01-01T00:00:00Z">
+        <w:r>
+          <w:t xml:space="preserve">For example, if the sequence starts</w:t>
+        </w:r>
+      </w:ins>
+      <w:ins w:id="672" w:author="PR Preview" w:date="2026-01-01T00:00:00Z">
+        <w:r>
+          <w:t xml:space="preserve"> </w:t>
+        </w:r>
+      </w:ins>
       <m:oMath>
         <m:r>
           <m:t>0.1234</m:t>
@@ -29356,12 +31332,16 @@
           <m:t>…</m:t>
         </m:r>
       </m:oMath>
-      <w:r>
-        <w:t xml:space="preserve">,</w:t>
-      </w:r>
-      <w:r>
-        <w:t xml:space="preserve"> </w:t>
-      </w:r>
+      <w:ins w:id="673" w:author="PR Preview" w:date="2026-01-01T00:00:00Z">
+        <w:r>
+          <w:t xml:space="preserve">,</w:t>
+        </w:r>
+      </w:ins>
+      <w:ins w:id="674" w:author="PR Preview" w:date="2026-01-01T00:00:00Z">
+        <w:r>
+          <w:t xml:space="preserve"> </w:t>
+        </w:r>
+      </w:ins>
       <m:oMath>
         <m:r>
           <m:t>0.3579</m:t>
@@ -29373,12 +31353,16 @@
           <m:t>…</m:t>
         </m:r>
       </m:oMath>
-      <w:r>
-        <w:t xml:space="preserve">,</w:t>
-      </w:r>
-      <w:r>
-        <w:t xml:space="preserve"> </w:t>
-      </w:r>
+      <w:ins w:id="675" w:author="PR Preview" w:date="2026-01-01T00:00:00Z">
+        <w:r>
+          <w:t xml:space="preserve">,</w:t>
+        </w:r>
+      </w:ins>
+      <w:ins w:id="676" w:author="PR Preview" w:date="2026-01-01T00:00:00Z">
+        <w:r>
+          <w:t xml:space="preserve"> </w:t>
+        </w:r>
+      </w:ins>
       <m:oMath>
         <m:r>
           <m:t>0.2468</m:t>
@@ -29390,57 +31374,81 @@
           <m:t>…</m:t>
         </m:r>
       </m:oMath>
-      <w:r>
-        <w:t xml:space="preserve">,</w:t>
-      </w:r>
-      <w:r>
-        <w:t xml:space="preserve"> </w:t>
-      </w:r>
-      <w:r>
-        <w:t xml:space="preserve">the diagonal digits are</w:t>
-      </w:r>
-      <w:r>
-        <w:t xml:space="preserve"> </w:t>
-      </w:r>
+      <w:ins w:id="677" w:author="PR Preview" w:date="2026-01-01T00:00:00Z">
+        <w:r>
+          <w:t xml:space="preserve">,</w:t>
+        </w:r>
+      </w:ins>
+      <w:ins w:id="678" w:author="PR Preview" w:date="2026-01-01T00:00:00Z">
+        <w:r>
+          <w:t xml:space="preserve"> </w:t>
+        </w:r>
+      </w:ins>
+      <w:ins w:id="679" w:author="PR Preview" w:date="2026-01-01T00:00:00Z">
+        <w:r>
+          <w:t xml:space="preserve">the diagonal digits are</w:t>
+        </w:r>
+      </w:ins>
+      <w:ins w:id="680" w:author="PR Preview" w:date="2026-01-01T00:00:00Z">
+        <w:r>
+          <w:t xml:space="preserve"> </w:t>
+        </w:r>
+      </w:ins>
       <m:oMath>
         <m:r>
           <m:t>1</m:t>
         </m:r>
       </m:oMath>
-      <w:r>
-        <w:t xml:space="preserve">,</w:t>
-      </w:r>
-      <w:r>
-        <w:t xml:space="preserve"> </w:t>
-      </w:r>
+      <w:ins w:id="681" w:author="PR Preview" w:date="2026-01-01T00:00:00Z">
+        <w:r>
+          <w:t xml:space="preserve">,</w:t>
+        </w:r>
+      </w:ins>
+      <w:ins w:id="682" w:author="PR Preview" w:date="2026-01-01T00:00:00Z">
+        <w:r>
+          <w:t xml:space="preserve"> </w:t>
+        </w:r>
+      </w:ins>
       <m:oMath>
         <m:r>
           <m:t>5</m:t>
         </m:r>
       </m:oMath>
-      <w:r>
-        <w:t xml:space="preserve">, and</w:t>
-      </w:r>
-      <w:r>
-        <w:t xml:space="preserve"> </w:t>
-      </w:r>
+      <w:ins w:id="683" w:author="PR Preview" w:date="2026-01-01T00:00:00Z">
+        <w:r>
+          <w:t xml:space="preserve">, and</w:t>
+        </w:r>
+      </w:ins>
+      <w:ins w:id="684" w:author="PR Preview" w:date="2026-01-01T00:00:00Z">
+        <w:r>
+          <w:t xml:space="preserve"> </w:t>
+        </w:r>
+      </w:ins>
       <m:oMath>
         <m:r>
           <m:t>6</m:t>
         </m:r>
       </m:oMath>
-      <w:r>
-        <w:t xml:space="preserve">,</w:t>
-      </w:r>
-      <w:r>
-        <w:t xml:space="preserve"> </w:t>
-      </w:r>
-      <w:r>
-        <w:t xml:space="preserve">so the new number starts</w:t>
-      </w:r>
-      <w:r>
-        <w:t xml:space="preserve"> </w:t>
-      </w:r>
+      <w:ins w:id="685" w:author="PR Preview" w:date="2026-01-01T00:00:00Z">
+        <w:r>
+          <w:t xml:space="preserve">,</w:t>
+        </w:r>
+      </w:ins>
+      <w:ins w:id="686" w:author="PR Preview" w:date="2026-01-01T00:00:00Z">
+        <w:r>
+          <w:t xml:space="preserve"> </w:t>
+        </w:r>
+      </w:ins>
+      <w:ins w:id="687" w:author="PR Preview" w:date="2026-01-01T00:00:00Z">
+        <w:r>
+          <w:t xml:space="preserve">so the new number starts</w:t>
+        </w:r>
+      </w:ins>
+      <w:ins w:id="688" w:author="PR Preview" w:date="2026-01-01T00:00:00Z">
+        <w:r>
+          <w:t xml:space="preserve"> </w:t>
+        </w:r>
+      </w:ins>
       <m:oMath>
         <m:r>
           <m:t>0.545</m:t>
@@ -29452,31 +31460,45 @@
           <m:t>…</m:t>
         </m:r>
       </m:oMath>
-      <w:r>
-        <w:t xml:space="preserve">,</w:t>
-      </w:r>
-      <w:r>
-        <w:t xml:space="preserve"> </w:t>
-      </w:r>
-      <w:r>
-        <w:t xml:space="preserve">which differs from the first number in the first digit,</w:t>
-      </w:r>
-      <w:r>
-        <w:t xml:space="preserve"> </w:t>
-      </w:r>
-      <w:r>
-        <w:t xml:space="preserve">from the second in the second digit,</w:t>
-      </w:r>
-      <w:r>
-        <w:t xml:space="preserve"> </w:t>
-      </w:r>
-      <w:r>
-        <w:t xml:space="preserve">and from the third in the third digit.</w:t>
-      </w:r>
+      <w:ins w:id="689" w:author="PR Preview" w:date="2026-01-01T00:00:00Z">
+        <w:r>
+          <w:t xml:space="preserve">,</w:t>
+        </w:r>
+      </w:ins>
+      <w:ins w:id="690" w:author="PR Preview" w:date="2026-01-01T00:00:00Z">
+        <w:r>
+          <w:t xml:space="preserve"> </w:t>
+        </w:r>
+      </w:ins>
+      <w:ins w:id="691" w:author="PR Preview" w:date="2026-01-01T00:00:00Z">
+        <w:r>
+          <w:t xml:space="preserve">which differs from the first number in the first digit,</w:t>
+        </w:r>
+      </w:ins>
+      <w:ins w:id="692" w:author="PR Preview" w:date="2026-01-01T00:00:00Z">
+        <w:r>
+          <w:t xml:space="preserve"> </w:t>
+        </w:r>
+      </w:ins>
+      <w:ins w:id="693" w:author="PR Preview" w:date="2026-01-01T00:00:00Z">
+        <w:r>
+          <w:t xml:space="preserve">from the second in the second digit,</w:t>
+        </w:r>
+      </w:ins>
+      <w:ins w:id="694" w:author="PR Preview" w:date="2026-01-01T00:00:00Z">
+        <w:r>
+          <w:t xml:space="preserve"> </w:t>
+        </w:r>
+      </w:ins>
+      <w:ins w:id="695" w:author="PR Preview" w:date="2026-01-01T00:00:00Z">
+        <w:r>
+          <w:t xml:space="preserve">and from the third in the third digit.</w:t>
+        </w:r>
+      </w:ins>
     </w:p>
-    <w:bookmarkEnd w:id="97"/>
-    <w:bookmarkEnd w:id="98"/>
-    <w:bookmarkStart w:id="103" w:name="extended-non-negative-real-numbers"/>
+    <w:bookmarkEnd w:id="103"/>
+    <w:bookmarkEnd w:id="104"/>
+    <w:bookmarkStart w:id="109" w:name="extended-non-negative-real-numbers"/>
     <w:p>
       <w:pPr>
         <w:pStyle w:val="Heading2"/>
@@ -29485,12 +31507,12 @@
         <w:t xml:space="preserve">5 Extended non-negative real numbers</w:t>
       </w:r>
     </w:p>
-    <w:bookmarkStart w:id="99" w:name="def-extended-nonneg-reals"/>
+    <w:bookmarkStart w:id="105" w:name="def-extended-nonneg-reals"/>
     <w:p>
       <w:pPr>
         <w:pStyle w:val="FirstParagraph"/>
       </w:pPr>
-      <w:del w:id="375" w:author="PR Preview" w:date="2026-01-01T00:00:00Z">
+      <w:del w:id="696" w:author="PR Preview" w:date="2026-01-01T00:00:00Z">
         <w:r>
           <w:rPr>
             <w:b/>
@@ -29499,22 +31521,22 @@
           <w:delText xml:space="preserve">Definition 29 (Extended non-negative real numbers)</w:delText>
         </w:r>
       </w:del>
-      <w:del w:id="376" w:author="PR Preview" w:date="2026-01-01T00:00:00Z">
+      <w:del w:id="697" w:author="PR Preview" w:date="2026-01-01T00:00:00Z">
         <w:r>
           <w:delText xml:space="preserve"> </w:delText>
         </w:r>
       </w:del>
-      <w:del w:id="377" w:author="PR Preview" w:date="2026-01-01T00:00:00Z">
+      <w:del w:id="698" w:author="PR Preview" w:date="2026-01-01T00:00:00Z">
         <w:r>
           <w:delText xml:space="preserve">The</w:delText>
         </w:r>
       </w:del>
-      <w:del w:id="378" w:author="PR Preview" w:date="2026-01-01T00:00:00Z">
+      <w:del w:id="699" w:author="PR Preview" w:date="2026-01-01T00:00:00Z">
         <w:r>
           <w:delText xml:space="preserve"> </w:delText>
         </w:r>
       </w:del>
-      <w:del w:id="379" w:author="PR Preview" w:date="2026-01-01T00:00:00Z">
+      <w:del w:id="700" w:author="PR Preview" w:date="2026-01-01T00:00:00Z">
         <w:r>
           <w:rPr>
             <w:b/>
@@ -29523,12 +31545,12 @@
           <w:delText xml:space="preserve">extended non-negative real numbers</w:delText>
         </w:r>
       </w:del>
-      <w:del w:id="380" w:author="PR Preview" w:date="2026-01-01T00:00:00Z">
+      <w:del w:id="701" w:author="PR Preview" w:date="2026-01-01T00:00:00Z">
         <w:r>
           <w:delText xml:space="preserve">, written</w:delText>
         </w:r>
       </w:del>
-      <w:del w:id="381" w:author="PR Preview" w:date="2026-01-01T00:00:00Z">
+      <w:del w:id="702" w:author="PR Preview" w:date="2026-01-01T00:00:00Z">
         <w:r>
           <w:delText xml:space="preserve"> </w:delText>
         </w:r>
@@ -29562,22 +31584,22 @@
           <m:t>]</m:t>
         </m:r>
       </m:oMath>
-      <w:del w:id="382" w:author="PR Preview" w:date="2026-01-01T00:00:00Z">
+      <w:del w:id="703" w:author="PR Preview" w:date="2026-01-01T00:00:00Z">
         <w:r>
           <w:delText xml:space="preserve">,</w:delText>
         </w:r>
       </w:del>
-      <w:del w:id="383" w:author="PR Preview" w:date="2026-01-01T00:00:00Z">
+      <w:del w:id="704" w:author="PR Preview" w:date="2026-01-01T00:00:00Z">
         <w:r>
           <w:delText xml:space="preserve"> </w:delText>
         </w:r>
       </w:del>
-      <w:del w:id="384" w:author="PR Preview" w:date="2026-01-01T00:00:00Z">
+      <w:del w:id="705" w:author="PR Preview" w:date="2026-01-01T00:00:00Z">
         <w:r>
           <w:delText xml:space="preserve">are the non-negative real numbers together with an extra element</w:delText>
         </w:r>
       </w:del>
-      <w:del w:id="385" w:author="PR Preview" w:date="2026-01-01T00:00:00Z">
+      <w:del w:id="706" w:author="PR Preview" w:date="2026-01-01T00:00:00Z">
         <w:r>
           <w:delText xml:space="preserve"> </w:delText>
         </w:r>
@@ -29590,12 +31612,12 @@
           <m:t>∞</m:t>
         </m:r>
       </m:oMath>
-      <w:del w:id="386" w:author="PR Preview" w:date="2026-01-01T00:00:00Z">
+      <w:del w:id="707" w:author="PR Preview" w:date="2026-01-01T00:00:00Z">
         <w:r>
           <w:delText xml:space="preserve"> </w:delText>
         </w:r>
       </w:del>
-      <w:del w:id="387" w:author="PR Preview" w:date="2026-01-01T00:00:00Z">
+      <w:del w:id="708" w:author="PR Preview" w:date="2026-01-01T00:00:00Z">
         <w:r>
           <w:delText xml:space="preserve">that is greater than every real number:</w:delText>
         </w:r>
@@ -29605,31 +31627,31 @@
       <w:pPr>
         <w:pStyle w:val="FirstParagraph"/>
       </w:pPr>
-      <w:ins w:id="388" w:author="PR Preview" w:date="2026-01-01T00:00:00Z">
+      <w:ins w:id="709" w:author="PR Preview" w:date="2026-01-01T00:00:00Z">
         <w:r>
           <w:rPr>
             <w:b/>
             <w:bCs/>
           </w:rPr>
-          <w:t xml:space="preserve">Definition 31 (Extended non-negative real numbers)</w:t>
-        </w:r>
-      </w:ins>
-      <w:ins w:id="389" w:author="PR Preview" w:date="2026-01-01T00:00:00Z">
+          <w:t xml:space="preserve">Definition 32 (Extended non-negative real numbers)</w:t>
+        </w:r>
+      </w:ins>
+      <w:ins w:id="710" w:author="PR Preview" w:date="2026-01-01T00:00:00Z">
         <w:r>
           <w:t xml:space="preserve"> </w:t>
         </w:r>
       </w:ins>
-      <w:ins w:id="390" w:author="PR Preview" w:date="2026-01-01T00:00:00Z">
+      <w:ins w:id="711" w:author="PR Preview" w:date="2026-01-01T00:00:00Z">
         <w:r>
           <w:t xml:space="preserve">The</w:t>
         </w:r>
       </w:ins>
-      <w:ins w:id="391" w:author="PR Preview" w:date="2026-01-01T00:00:00Z">
+      <w:ins w:id="712" w:author="PR Preview" w:date="2026-01-01T00:00:00Z">
         <w:r>
           <w:t xml:space="preserve"> </w:t>
         </w:r>
       </w:ins>
-      <w:ins w:id="392" w:author="PR Preview" w:date="2026-01-01T00:00:00Z">
+      <w:ins w:id="713" w:author="PR Preview" w:date="2026-01-01T00:00:00Z">
         <w:r>
           <w:rPr>
             <w:b/>
@@ -29638,12 +31660,12 @@
           <w:t xml:space="preserve">extended non-negative real numbers</w:t>
         </w:r>
       </w:ins>
-      <w:ins w:id="393" w:author="PR Preview" w:date="2026-01-01T00:00:00Z">
+      <w:ins w:id="714" w:author="PR Preview" w:date="2026-01-01T00:00:00Z">
         <w:r>
           <w:t xml:space="preserve">, written</w:t>
         </w:r>
       </w:ins>
-      <w:ins w:id="394" w:author="PR Preview" w:date="2026-01-01T00:00:00Z">
+      <w:ins w:id="715" w:author="PR Preview" w:date="2026-01-01T00:00:00Z">
         <w:r>
           <w:t xml:space="preserve"> </w:t>
         </w:r>
@@ -29677,22 +31699,22 @@
           <m:t>]</m:t>
         </m:r>
       </m:oMath>
-      <w:ins w:id="395" w:author="PR Preview" w:date="2026-01-01T00:00:00Z">
+      <w:ins w:id="716" w:author="PR Preview" w:date="2026-01-01T00:00:00Z">
         <w:r>
           <w:t xml:space="preserve">,</w:t>
         </w:r>
       </w:ins>
-      <w:ins w:id="396" w:author="PR Preview" w:date="2026-01-01T00:00:00Z">
+      <w:ins w:id="717" w:author="PR Preview" w:date="2026-01-01T00:00:00Z">
         <w:r>
           <w:t xml:space="preserve"> </w:t>
         </w:r>
       </w:ins>
-      <w:ins w:id="397" w:author="PR Preview" w:date="2026-01-01T00:00:00Z">
+      <w:ins w:id="718" w:author="PR Preview" w:date="2026-01-01T00:00:00Z">
         <w:r>
           <w:t xml:space="preserve">are the non-negative real numbers together with an extra element</w:t>
         </w:r>
       </w:ins>
-      <w:ins w:id="398" w:author="PR Preview" w:date="2026-01-01T00:00:00Z">
+      <w:ins w:id="719" w:author="PR Preview" w:date="2026-01-01T00:00:00Z">
         <w:r>
           <w:t xml:space="preserve"> </w:t>
         </w:r>
@@ -29705,12 +31727,12 @@
           <m:t>∞</m:t>
         </m:r>
       </m:oMath>
-      <w:ins w:id="399" w:author="PR Preview" w:date="2026-01-01T00:00:00Z">
+      <w:ins w:id="720" w:author="PR Preview" w:date="2026-01-01T00:00:00Z">
         <w:r>
           <w:t xml:space="preserve"> </w:t>
         </w:r>
       </w:ins>
-      <w:ins w:id="400" w:author="PR Preview" w:date="2026-01-01T00:00:00Z">
+      <w:ins w:id="721" w:author="PR Preview" w:date="2026-01-01T00:00:00Z">
         <w:r>
           <w:t xml:space="preserve">that is greater than every real number:</w:t>
         </w:r>
@@ -29999,25 +32021,31 @@
         <w:t xml:space="preserve">.</w:t>
       </w:r>
     </w:p>
-    <w:bookmarkEnd w:id="99"/>
-    <w:bookmarkStart w:id="101" w:name="rem-infinity-arithmetic"/>
+    <w:bookmarkEnd w:id="105"/>
+    <w:bookmarkStart w:id="107" w:name="rem-infinity-arithmetic"/>
     <w:p>
       <w:pPr>
         <w:pStyle w:val="BodyText"/>
       </w:pPr>
-      <w:r>
-        <w:rPr>
-          <w:i/>
-          <w:iCs/>
-        </w:rPr>
-        <w:t xml:space="preserve">Remark 11</w:t>
-      </w:r>
-      <w:r>
-        <w:t xml:space="preserve"> (Arithmetic with</w:t>
-      </w:r>
-      <w:r>
-        <w:t xml:space="preserve"> </w:t>
-      </w:r>
+      <w:del w:id="722" w:author="PR Preview" w:date="2026-01-01T00:00:00Z">
+        <w:r>
+          <w:rPr>
+            <w:i/>
+            <w:iCs/>
+          </w:rPr>
+          <w:delText xml:space="preserve">Remark 11</w:delText>
+        </w:r>
+      </w:del>
+      <w:del w:id="723" w:author="PR Preview" w:date="2026-01-01T00:00:00Z">
+        <w:r>
+          <w:delText xml:space="preserve"> (Arithmetic with</w:delText>
+        </w:r>
+      </w:del>
+      <w:del w:id="724" w:author="PR Preview" w:date="2026-01-01T00:00:00Z">
+        <w:r>
+          <w:delText xml:space="preserve"> </w:delText>
+        </w:r>
+      </w:del>
       <m:oMath>
         <m:r>
           <m:rPr>
@@ -30026,9 +32054,11 @@
           <m:t>∞</m:t>
         </m:r>
       </m:oMath>
-      <w:r>
-        <w:t xml:space="preserve">). </w:t>
-      </w:r>
+      <w:del w:id="725" w:author="PR Preview" w:date="2026-01-01T00:00:00Z">
+        <w:r>
+          <w:delText xml:space="preserve">). </w:delText>
+        </w:r>
+      </w:del>
       <m:oMath>
         <m:r>
           <m:rPr>
@@ -30037,21 +32067,31 @@
           <m:t>∞</m:t>
         </m:r>
       </m:oMath>
-      <w:r>
-        <w:t xml:space="preserve"> </w:t>
-      </w:r>
-      <w:r>
-        <w:t xml:space="preserve">is not a real number,</w:t>
-      </w:r>
-      <w:r>
-        <w:t xml:space="preserve"> </w:t>
-      </w:r>
-      <w:r>
-        <w:t xml:space="preserve">so some real-number arithmetic does not extend to it:</w:t>
-      </w:r>
-      <w:r>
-        <w:t xml:space="preserve"> </w:t>
-      </w:r>
+      <w:del w:id="726" w:author="PR Preview" w:date="2026-01-01T00:00:00Z">
+        <w:r>
+          <w:delText xml:space="preserve"> </w:delText>
+        </w:r>
+      </w:del>
+      <w:del w:id="727" w:author="PR Preview" w:date="2026-01-01T00:00:00Z">
+        <w:r>
+          <w:delText xml:space="preserve">is not a real number,</w:delText>
+        </w:r>
+      </w:del>
+      <w:del w:id="728" w:author="PR Preview" w:date="2026-01-01T00:00:00Z">
+        <w:r>
+          <w:delText xml:space="preserve"> </w:delText>
+        </w:r>
+      </w:del>
+      <w:del w:id="729" w:author="PR Preview" w:date="2026-01-01T00:00:00Z">
+        <w:r>
+          <w:delText xml:space="preserve">so some real-number arithmetic does not extend to it:</w:delText>
+        </w:r>
+      </w:del>
+      <w:del w:id="730" w:author="PR Preview" w:date="2026-01-01T00:00:00Z">
+        <w:r>
+          <w:delText xml:space="preserve"> </w:delText>
+        </w:r>
+      </w:del>
       <m:oMath>
         <m:r>
           <m:rPr>
@@ -30072,21 +32112,31 @@
           <m:t>∞</m:t>
         </m:r>
       </m:oMath>
-      <w:r>
-        <w:t xml:space="preserve"> </w:t>
-      </w:r>
-      <w:r>
-        <w:t xml:space="preserve">is left undefined,</w:t>
-      </w:r>
-      <w:r>
-        <w:t xml:space="preserve"> </w:t>
-      </w:r>
-      <w:r>
-        <w:t xml:space="preserve">and</w:t>
-      </w:r>
-      <w:r>
-        <w:t xml:space="preserve"> </w:t>
-      </w:r>
+      <w:del w:id="731" w:author="PR Preview" w:date="2026-01-01T00:00:00Z">
+        <w:r>
+          <w:delText xml:space="preserve"> </w:delText>
+        </w:r>
+      </w:del>
+      <w:del w:id="732" w:author="PR Preview" w:date="2026-01-01T00:00:00Z">
+        <w:r>
+          <w:delText xml:space="preserve">is left undefined,</w:delText>
+        </w:r>
+      </w:del>
+      <w:del w:id="733" w:author="PR Preview" w:date="2026-01-01T00:00:00Z">
+        <w:r>
+          <w:delText xml:space="preserve"> </w:delText>
+        </w:r>
+      </w:del>
+      <w:del w:id="734" w:author="PR Preview" w:date="2026-01-01T00:00:00Z">
+        <w:r>
+          <w:delText xml:space="preserve">and</w:delText>
+        </w:r>
+      </w:del>
+      <w:del w:id="735" w:author="PR Preview" w:date="2026-01-01T00:00:00Z">
+        <w:r>
+          <w:delText xml:space="preserve"> </w:delText>
+        </w:r>
+      </w:del>
       <m:oMath>
         <m:r>
           <m:rPr>
@@ -30125,15 +32175,21 @@
           <m:t>2</m:t>
         </m:r>
       </m:oMath>
-      <w:r>
-        <w:t xml:space="preserve"> </w:t>
-      </w:r>
-      <w:r>
-        <w:t xml:space="preserve">does not imply</w:t>
-      </w:r>
-      <w:r>
-        <w:t xml:space="preserve"> </w:t>
-      </w:r>
+      <w:del w:id="736" w:author="PR Preview" w:date="2026-01-01T00:00:00Z">
+        <w:r>
+          <w:delText xml:space="preserve"> </w:delText>
+        </w:r>
+      </w:del>
+      <w:del w:id="737" w:author="PR Preview" w:date="2026-01-01T00:00:00Z">
+        <w:r>
+          <w:delText xml:space="preserve">does not imply</w:delText>
+        </w:r>
+      </w:del>
+      <w:del w:id="738" w:author="PR Preview" w:date="2026-01-01T00:00:00Z">
+        <w:r>
+          <w:delText xml:space="preserve"> </w:delText>
+        </w:r>
+      </w:del>
       <m:oMath>
         <m:r>
           <m:t>1</m:t>
@@ -30148,18 +32204,26 @@
           <m:t>2</m:t>
         </m:r>
       </m:oMath>
-      <w:r>
-        <w:t xml:space="preserve">.</w:t>
-      </w:r>
-      <w:r>
-        <w:t xml:space="preserve"> </w:t>
-      </w:r>
-      <w:r>
-        <w:t xml:space="preserve">Measure theory uses</w:t>
-      </w:r>
-      <w:r>
-        <w:t xml:space="preserve"> </w:t>
-      </w:r>
+      <w:del w:id="739" w:author="PR Preview" w:date="2026-01-01T00:00:00Z">
+        <w:r>
+          <w:delText xml:space="preserve">.</w:delText>
+        </w:r>
+      </w:del>
+      <w:del w:id="740" w:author="PR Preview" w:date="2026-01-01T00:00:00Z">
+        <w:r>
+          <w:delText xml:space="preserve"> </w:delText>
+        </w:r>
+      </w:del>
+      <w:del w:id="741" w:author="PR Preview" w:date="2026-01-01T00:00:00Z">
+        <w:r>
+          <w:delText xml:space="preserve">Measure theory uses</w:delText>
+        </w:r>
+      </w:del>
+      <w:del w:id="742" w:author="PR Preview" w:date="2026-01-01T00:00:00Z">
+        <w:r>
+          <w:delText xml:space="preserve"> </w:delText>
+        </w:r>
+      </w:del>
       <m:oMath>
         <m:r>
           <m:rPr>
@@ -30189,255 +32253,44 @@
           <m:t>]</m:t>
         </m:r>
       </m:oMath>
-      <w:r>
-        <w:t xml:space="preserve"> </w:t>
-      </w:r>
-      <w:r>
-        <w:t xml:space="preserve">because the size of a set, such as the length of the whole real line, can be infinite</w:t>
-      </w:r>
-      <w:r>
-        <w:t xml:space="preserve"> </w:t>
-      </w:r>
-      <w:r>
-        <w:t xml:space="preserve">(see</w:t>
-      </w:r>
-      <w:r>
-        <w:t xml:space="preserve"> </w:t>
-      </w:r>
-      <w:hyperlink r:id="rId100">
-        <w:r>
-          <w:rPr>
-            <w:rStyle w:val="Hyperlink"/>
-          </w:rPr>
-          <w:t xml:space="preserve">Wikipedia: Extended real number line</w:t>
-        </w:r>
+      <w:del w:id="743" w:author="PR Preview" w:date="2026-01-01T00:00:00Z">
+        <w:r>
+          <w:delText xml:space="preserve"> </w:delText>
+        </w:r>
+      </w:del>
+      <w:del w:id="744" w:author="PR Preview" w:date="2026-01-01T00:00:00Z">
+        <w:r>
+          <w:delText xml:space="preserve">because the size of a set, such as the length of the whole real line, can be infinite</w:delText>
+        </w:r>
+      </w:del>
+      <w:del w:id="745" w:author="PR Preview" w:date="2026-01-01T00:00:00Z">
+        <w:r>
+          <w:delText xml:space="preserve"> </w:delText>
+        </w:r>
+      </w:del>
+      <w:del w:id="746" w:author="PR Preview" w:date="2026-01-01T00:00:00Z">
+        <w:r>
+          <w:delText xml:space="preserve">(see</w:delText>
+        </w:r>
+      </w:del>
+      <w:del w:id="747" w:author="PR Preview" w:date="2026-01-01T00:00:00Z">
+        <w:r>
+          <w:delText xml:space="preserve"> </w:delText>
+        </w:r>
+      </w:del>
+      <w:hyperlink r:id="rId106">
+        <w:del w:id="748" w:author="PR Preview" w:date="2026-01-01T00:00:00Z">
+          <w:r>
+            <w:rPr>
+              <w:rStyle w:val="Hyperlink"/>
+            </w:rPr>
+            <w:delText xml:space="preserve">Wikipedia: Extended real number line</w:delText>
+          </w:r>
+        </w:del>
       </w:hyperlink>
-      <w:r>
-        <w:t xml:space="preserve">).</w:t>
-      </w:r>
-    </w:p>
-    <w:bookmarkEnd w:id="101"/>
-    <w:bookmarkStart w:id="102" w:name="exm-extended-nonneg-reals"/>
-    <w:p>
-      <w:pPr>
-        <w:pStyle w:val="BodyText"/>
-      </w:pPr>
-      <w:del w:id="401" w:author="PR Preview" w:date="2026-01-01T00:00:00Z">
-        <w:r>
-          <w:rPr>
-            <w:b/>
-            <w:bCs/>
-          </w:rPr>
-          <w:delText xml:space="preserve">Example 24 (Adding with</w:delText>
-        </w:r>
-      </w:del>
-      <w:del w:id="402" w:author="PR Preview" w:date="2026-01-01T00:00:00Z">
-        <w:r>
-          <w:rPr>
-            <w:b/>
-            <w:bCs/>
-          </w:rPr>
-          <w:delText xml:space="preserve"> </w:delText>
-        </w:r>
-      </w:del>
-      <m:oMath>
-        <m:r>
-          <m:rPr>
-            <m:sty m:val="p"/>
-          </m:rPr>
-          <m:t>∞</m:t>
-        </m:r>
-      </m:oMath>
-      <w:del w:id="403" w:author="PR Preview" w:date="2026-01-01T00:00:00Z">
-        <w:r>
-          <w:rPr>
-            <w:b/>
-            <w:bCs/>
-          </w:rPr>
-          <w:delText xml:space="preserve">)</w:delText>
-        </w:r>
-      </w:del>
-      <w:del w:id="404" w:author="PR Preview" w:date="2026-01-01T00:00:00Z">
-        <w:r>
-          <w:delText xml:space="preserve"> </w:delText>
-        </w:r>
-      </w:del>
-      <w:del w:id="405" w:author="PR Preview" w:date="2026-01-01T00:00:00Z">
-        <w:r>
-          <w:delText xml:space="preserve">In</w:delText>
-        </w:r>
-      </w:del>
-      <w:del w:id="406" w:author="PR Preview" w:date="2026-01-01T00:00:00Z">
-        <w:r>
-          <w:delText xml:space="preserve"> </w:delText>
-        </w:r>
-      </w:del>
-      <m:oMath>
-        <m:r>
-          <m:rPr>
-            <m:sty m:val="p"/>
-          </m:rPr>
-          <m:t>[</m:t>
-        </m:r>
-        <m:r>
-          <m:t>0</m:t>
-        </m:r>
-        <m:r>
-          <m:rPr>
-            <m:sty m:val="p"/>
-          </m:rPr>
-          <m:t>,</m:t>
-        </m:r>
-        <m:r>
-          <m:rPr>
-            <m:sty m:val="p"/>
-          </m:rPr>
-          <m:t>∞</m:t>
-        </m:r>
-        <m:r>
-          <m:rPr>
-            <m:sty m:val="p"/>
-          </m:rPr>
-          <m:t>]</m:t>
-        </m:r>
-      </m:oMath>
-      <w:del w:id="407" w:author="PR Preview" w:date="2026-01-01T00:00:00Z">
-        <w:r>
-          <w:delText xml:space="preserve">,</w:delText>
-        </w:r>
-      </w:del>
-      <w:del w:id="408" w:author="PR Preview" w:date="2026-01-01T00:00:00Z">
-        <w:r>
-          <w:delText xml:space="preserve"> </w:delText>
-        </w:r>
-      </w:del>
-      <m:oMath>
-        <m:r>
-          <m:t>2</m:t>
-        </m:r>
-        <m:r>
-          <m:rPr>
-            <m:sty m:val="p"/>
-          </m:rPr>
-          <m:t>+</m:t>
-        </m:r>
-        <m:r>
-          <m:t>3</m:t>
-        </m:r>
-        <m:r>
-          <m:rPr>
-            <m:sty m:val="p"/>
-          </m:rPr>
-          <m:t>=</m:t>
-        </m:r>
-        <m:r>
-          <m:t>5</m:t>
-        </m:r>
-      </m:oMath>
-      <w:del w:id="409" w:author="PR Preview" w:date="2026-01-01T00:00:00Z">
-        <w:r>
-          <w:delText xml:space="preserve"> </w:delText>
-        </w:r>
-      </w:del>
-      <w:del w:id="410" w:author="PR Preview" w:date="2026-01-01T00:00:00Z">
-        <w:r>
-          <w:delText xml:space="preserve">as usual,</w:delText>
-        </w:r>
-      </w:del>
-      <w:del w:id="411" w:author="PR Preview" w:date="2026-01-01T00:00:00Z">
-        <w:r>
-          <w:delText xml:space="preserve"> </w:delText>
-        </w:r>
-      </w:del>
-      <w:del w:id="412" w:author="PR Preview" w:date="2026-01-01T00:00:00Z">
-        <w:r>
-          <w:delText xml:space="preserve">while</w:delText>
-        </w:r>
-      </w:del>
-      <w:del w:id="413" w:author="PR Preview" w:date="2026-01-01T00:00:00Z">
-        <w:r>
-          <w:delText xml:space="preserve"> </w:delText>
-        </w:r>
-      </w:del>
-      <m:oMath>
-        <m:r>
-          <m:t>2</m:t>
-        </m:r>
-        <m:r>
-          <m:rPr>
-            <m:sty m:val="p"/>
-          </m:rPr>
-          <m:t>+</m:t>
-        </m:r>
-        <m:r>
-          <m:rPr>
-            <m:sty m:val="p"/>
-          </m:rPr>
-          <m:t>∞</m:t>
-        </m:r>
-        <m:r>
-          <m:rPr>
-            <m:sty m:val="p"/>
-          </m:rPr>
-          <m:t>=</m:t>
-        </m:r>
-        <m:r>
-          <m:rPr>
-            <m:sty m:val="p"/>
-          </m:rPr>
-          <m:t>∞</m:t>
-        </m:r>
-      </m:oMath>
-      <w:del w:id="414" w:author="PR Preview" w:date="2026-01-01T00:00:00Z">
-        <w:r>
-          <w:delText xml:space="preserve"> </w:delText>
-        </w:r>
-      </w:del>
-      <w:del w:id="415" w:author="PR Preview" w:date="2026-01-01T00:00:00Z">
-        <w:r>
-          <w:delText xml:space="preserve">and</w:delText>
-        </w:r>
-      </w:del>
-      <w:del w:id="416" w:author="PR Preview" w:date="2026-01-01T00:00:00Z">
-        <w:r>
-          <w:delText xml:space="preserve"> </w:delText>
-        </w:r>
-      </w:del>
-      <m:oMath>
-        <m:r>
-          <m:rPr>
-            <m:sty m:val="p"/>
-          </m:rPr>
-          <m:t>∞</m:t>
-        </m:r>
-        <m:r>
-          <m:rPr>
-            <m:sty m:val="p"/>
-          </m:rPr>
-          <m:t>+</m:t>
-        </m:r>
-        <m:r>
-          <m:rPr>
-            <m:sty m:val="p"/>
-          </m:rPr>
-          <m:t>∞</m:t>
-        </m:r>
-        <m:r>
-          <m:rPr>
-            <m:sty m:val="p"/>
-          </m:rPr>
-          <m:t>=</m:t>
-        </m:r>
-        <m:r>
-          <m:rPr>
-            <m:sty m:val="p"/>
-          </m:rPr>
-          <m:t>∞</m:t>
-        </m:r>
-      </m:oMath>
-      <w:del w:id="417" w:author="PR Preview" w:date="2026-01-01T00:00:00Z">
-        <w:r>
-          <w:delText xml:space="preserve">.</w:delText>
+      <w:del w:id="749" w:author="PR Preview" w:date="2026-01-01T00:00:00Z">
+        <w:r>
+          <w:delText xml:space="preserve">).</w:delText>
         </w:r>
       </w:del>
     </w:p>
@@ -30445,16 +32298,512 @@
       <w:pPr>
         <w:pStyle w:val="BodyText"/>
       </w:pPr>
-      <w:ins w:id="418" w:author="PR Preview" w:date="2026-01-01T00:00:00Z">
+      <w:del w:id="750" w:author="PR Preview" w:date="2026-01-01T00:00:00Z">
         <w:r>
           <w:rPr>
             <w:b/>
             <w:bCs/>
           </w:rPr>
-          <w:t xml:space="preserve">Example 26 (Adding with</w:t>
-        </w:r>
-      </w:ins>
-      <w:ins w:id="419" w:author="PR Preview" w:date="2026-01-01T00:00:00Z">
+          <w:delText xml:space="preserve">Example 24 (Adding with</w:delText>
+        </w:r>
+      </w:del>
+      <w:del w:id="751" w:author="PR Preview" w:date="2026-01-01T00:00:00Z">
+        <w:r>
+          <w:rPr>
+            <w:b/>
+            <w:bCs/>
+          </w:rPr>
+          <w:delText xml:space="preserve"> </w:delText>
+        </w:r>
+      </w:del>
+      <m:oMath>
+        <m:r>
+          <m:rPr>
+            <m:sty m:val="p"/>
+          </m:rPr>
+          <m:t>∞</m:t>
+        </m:r>
+      </m:oMath>
+      <w:del w:id="752" w:author="PR Preview" w:date="2026-01-01T00:00:00Z">
+        <w:r>
+          <w:rPr>
+            <w:b/>
+            <w:bCs/>
+          </w:rPr>
+          <w:delText xml:space="preserve">)</w:delText>
+        </w:r>
+      </w:del>
+      <w:del w:id="753" w:author="PR Preview" w:date="2026-01-01T00:00:00Z">
+        <w:r>
+          <w:delText xml:space="preserve"> </w:delText>
+        </w:r>
+      </w:del>
+      <w:del w:id="754" w:author="PR Preview" w:date="2026-01-01T00:00:00Z">
+        <w:r>
+          <w:delText xml:space="preserve">In</w:delText>
+        </w:r>
+      </w:del>
+      <w:del w:id="755" w:author="PR Preview" w:date="2026-01-01T00:00:00Z">
+        <w:r>
+          <w:delText xml:space="preserve"> </w:delText>
+        </w:r>
+      </w:del>
+      <m:oMath>
+        <m:r>
+          <m:rPr>
+            <m:sty m:val="p"/>
+          </m:rPr>
+          <m:t>[</m:t>
+        </m:r>
+        <m:r>
+          <m:t>0</m:t>
+        </m:r>
+        <m:r>
+          <m:rPr>
+            <m:sty m:val="p"/>
+          </m:rPr>
+          <m:t>,</m:t>
+        </m:r>
+        <m:r>
+          <m:rPr>
+            <m:sty m:val="p"/>
+          </m:rPr>
+          <m:t>∞</m:t>
+        </m:r>
+        <m:r>
+          <m:rPr>
+            <m:sty m:val="p"/>
+          </m:rPr>
+          <m:t>]</m:t>
+        </m:r>
+      </m:oMath>
+      <w:del w:id="756" w:author="PR Preview" w:date="2026-01-01T00:00:00Z">
+        <w:r>
+          <w:delText xml:space="preserve">,</w:delText>
+        </w:r>
+      </w:del>
+      <w:del w:id="757" w:author="PR Preview" w:date="2026-01-01T00:00:00Z">
+        <w:r>
+          <w:delText xml:space="preserve"> </w:delText>
+        </w:r>
+      </w:del>
+      <m:oMath>
+        <m:r>
+          <m:t>2</m:t>
+        </m:r>
+        <m:r>
+          <m:rPr>
+            <m:sty m:val="p"/>
+          </m:rPr>
+          <m:t>+</m:t>
+        </m:r>
+        <m:r>
+          <m:t>3</m:t>
+        </m:r>
+        <m:r>
+          <m:rPr>
+            <m:sty m:val="p"/>
+          </m:rPr>
+          <m:t>=</m:t>
+        </m:r>
+        <m:r>
+          <m:t>5</m:t>
+        </m:r>
+      </m:oMath>
+      <w:del w:id="758" w:author="PR Preview" w:date="2026-01-01T00:00:00Z">
+        <w:r>
+          <w:delText xml:space="preserve"> </w:delText>
+        </w:r>
+      </w:del>
+      <w:del w:id="759" w:author="PR Preview" w:date="2026-01-01T00:00:00Z">
+        <w:r>
+          <w:delText xml:space="preserve">as usual,</w:delText>
+        </w:r>
+      </w:del>
+      <w:del w:id="760" w:author="PR Preview" w:date="2026-01-01T00:00:00Z">
+        <w:r>
+          <w:delText xml:space="preserve"> </w:delText>
+        </w:r>
+      </w:del>
+      <w:del w:id="761" w:author="PR Preview" w:date="2026-01-01T00:00:00Z">
+        <w:r>
+          <w:delText xml:space="preserve">while</w:delText>
+        </w:r>
+      </w:del>
+      <w:del w:id="762" w:author="PR Preview" w:date="2026-01-01T00:00:00Z">
+        <w:r>
+          <w:delText xml:space="preserve"> </w:delText>
+        </w:r>
+      </w:del>
+      <m:oMath>
+        <m:r>
+          <m:t>2</m:t>
+        </m:r>
+        <m:r>
+          <m:rPr>
+            <m:sty m:val="p"/>
+          </m:rPr>
+          <m:t>+</m:t>
+        </m:r>
+        <m:r>
+          <m:rPr>
+            <m:sty m:val="p"/>
+          </m:rPr>
+          <m:t>∞</m:t>
+        </m:r>
+        <m:r>
+          <m:rPr>
+            <m:sty m:val="p"/>
+          </m:rPr>
+          <m:t>=</m:t>
+        </m:r>
+        <m:r>
+          <m:rPr>
+            <m:sty m:val="p"/>
+          </m:rPr>
+          <m:t>∞</m:t>
+        </m:r>
+      </m:oMath>
+      <w:del w:id="763" w:author="PR Preview" w:date="2026-01-01T00:00:00Z">
+        <w:r>
+          <w:delText xml:space="preserve"> </w:delText>
+        </w:r>
+      </w:del>
+      <w:del w:id="764" w:author="PR Preview" w:date="2026-01-01T00:00:00Z">
+        <w:r>
+          <w:delText xml:space="preserve">and</w:delText>
+        </w:r>
+      </w:del>
+      <w:del w:id="765" w:author="PR Preview" w:date="2026-01-01T00:00:00Z">
+        <w:r>
+          <w:delText xml:space="preserve"> </w:delText>
+        </w:r>
+      </w:del>
+      <m:oMath>
+        <m:r>
+          <m:rPr>
+            <m:sty m:val="p"/>
+          </m:rPr>
+          <m:t>∞</m:t>
+        </m:r>
+        <m:r>
+          <m:rPr>
+            <m:sty m:val="p"/>
+          </m:rPr>
+          <m:t>+</m:t>
+        </m:r>
+        <m:r>
+          <m:rPr>
+            <m:sty m:val="p"/>
+          </m:rPr>
+          <m:t>∞</m:t>
+        </m:r>
+        <m:r>
+          <m:rPr>
+            <m:sty m:val="p"/>
+          </m:rPr>
+          <m:t>=</m:t>
+        </m:r>
+        <m:r>
+          <m:rPr>
+            <m:sty m:val="p"/>
+          </m:rPr>
+          <m:t>∞</m:t>
+        </m:r>
+      </m:oMath>
+      <w:del w:id="766" w:author="PR Preview" w:date="2026-01-01T00:00:00Z">
+        <w:r>
+          <w:delText xml:space="preserve">.</w:delText>
+        </w:r>
+      </w:del>
+    </w:p>
+    <w:p>
+      <w:pPr>
+        <w:pStyle w:val="BodyText"/>
+      </w:pPr>
+      <w:ins w:id="767" w:author="PR Preview" w:date="2026-01-01T00:00:00Z">
+        <w:r>
+          <w:rPr>
+            <w:i/>
+            <w:iCs/>
+          </w:rPr>
+          <w:t xml:space="preserve">Remark 14</w:t>
+        </w:r>
+      </w:ins>
+      <w:ins w:id="768" w:author="PR Preview" w:date="2026-01-01T00:00:00Z">
+        <w:r>
+          <w:t xml:space="preserve"> (Arithmetic with</w:t>
+        </w:r>
+      </w:ins>
+      <w:ins w:id="769" w:author="PR Preview" w:date="2026-01-01T00:00:00Z">
+        <w:r>
+          <w:t xml:space="preserve"> </w:t>
+        </w:r>
+      </w:ins>
+      <m:oMath>
+        <m:r>
+          <m:rPr>
+            <m:sty m:val="p"/>
+          </m:rPr>
+          <m:t>∞</m:t>
+        </m:r>
+      </m:oMath>
+      <w:ins w:id="770" w:author="PR Preview" w:date="2026-01-01T00:00:00Z">
+        <w:r>
+          <w:t xml:space="preserve">). </w:t>
+        </w:r>
+      </w:ins>
+      <m:oMath>
+        <m:r>
+          <m:rPr>
+            <m:sty m:val="p"/>
+          </m:rPr>
+          <m:t>∞</m:t>
+        </m:r>
+      </m:oMath>
+      <w:ins w:id="771" w:author="PR Preview" w:date="2026-01-01T00:00:00Z">
+        <w:r>
+          <w:t xml:space="preserve"> </w:t>
+        </w:r>
+      </w:ins>
+      <w:ins w:id="772" w:author="PR Preview" w:date="2026-01-01T00:00:00Z">
+        <w:r>
+          <w:t xml:space="preserve">is not a real number,</w:t>
+        </w:r>
+      </w:ins>
+      <w:ins w:id="773" w:author="PR Preview" w:date="2026-01-01T00:00:00Z">
+        <w:r>
+          <w:t xml:space="preserve"> </w:t>
+        </w:r>
+      </w:ins>
+      <w:ins w:id="774" w:author="PR Preview" w:date="2026-01-01T00:00:00Z">
+        <w:r>
+          <w:t xml:space="preserve">so some real-number arithmetic does not extend to it:</w:t>
+        </w:r>
+      </w:ins>
+      <w:ins w:id="775" w:author="PR Preview" w:date="2026-01-01T00:00:00Z">
+        <w:r>
+          <w:t xml:space="preserve"> </w:t>
+        </w:r>
+      </w:ins>
+      <m:oMath>
+        <m:r>
+          <m:rPr>
+            <m:sty m:val="p"/>
+          </m:rPr>
+          <m:t>∞</m:t>
+        </m:r>
+        <m:r>
+          <m:rPr>
+            <m:sty m:val="p"/>
+          </m:rPr>
+          <m:t>−</m:t>
+        </m:r>
+        <m:r>
+          <m:rPr>
+            <m:sty m:val="p"/>
+          </m:rPr>
+          <m:t>∞</m:t>
+        </m:r>
+      </m:oMath>
+      <w:ins w:id="776" w:author="PR Preview" w:date="2026-01-01T00:00:00Z">
+        <w:r>
+          <w:t xml:space="preserve"> </w:t>
+        </w:r>
+      </w:ins>
+      <w:ins w:id="777" w:author="PR Preview" w:date="2026-01-01T00:00:00Z">
+        <w:r>
+          <w:t xml:space="preserve">is left undefined,</w:t>
+        </w:r>
+      </w:ins>
+      <w:ins w:id="778" w:author="PR Preview" w:date="2026-01-01T00:00:00Z">
+        <w:r>
+          <w:t xml:space="preserve"> </w:t>
+        </w:r>
+      </w:ins>
+      <w:ins w:id="779" w:author="PR Preview" w:date="2026-01-01T00:00:00Z">
+        <w:r>
+          <w:t xml:space="preserve">and</w:t>
+        </w:r>
+      </w:ins>
+      <w:ins w:id="780" w:author="PR Preview" w:date="2026-01-01T00:00:00Z">
+        <w:r>
+          <w:t xml:space="preserve"> </w:t>
+        </w:r>
+      </w:ins>
+      <m:oMath>
+        <m:r>
+          <m:rPr>
+            <m:sty m:val="p"/>
+          </m:rPr>
+          <m:t>∞</m:t>
+        </m:r>
+        <m:r>
+          <m:rPr>
+            <m:sty m:val="p"/>
+          </m:rPr>
+          <m:t>+</m:t>
+        </m:r>
+        <m:r>
+          <m:t>1</m:t>
+        </m:r>
+        <m:r>
+          <m:rPr>
+            <m:sty m:val="p"/>
+          </m:rPr>
+          <m:t>=</m:t>
+        </m:r>
+        <m:r>
+          <m:rPr>
+            <m:sty m:val="p"/>
+          </m:rPr>
+          <m:t>∞</m:t>
+        </m:r>
+        <m:r>
+          <m:rPr>
+            <m:sty m:val="p"/>
+          </m:rPr>
+          <m:t>+</m:t>
+        </m:r>
+        <m:r>
+          <m:t>2</m:t>
+        </m:r>
+      </m:oMath>
+      <w:ins w:id="781" w:author="PR Preview" w:date="2026-01-01T00:00:00Z">
+        <w:r>
+          <w:t xml:space="preserve"> </w:t>
+        </w:r>
+      </w:ins>
+      <w:ins w:id="782" w:author="PR Preview" w:date="2026-01-01T00:00:00Z">
+        <w:r>
+          <w:t xml:space="preserve">does not imply</w:t>
+        </w:r>
+      </w:ins>
+      <w:ins w:id="783" w:author="PR Preview" w:date="2026-01-01T00:00:00Z">
+        <w:r>
+          <w:t xml:space="preserve"> </w:t>
+        </w:r>
+      </w:ins>
+      <m:oMath>
+        <m:r>
+          <m:t>1</m:t>
+        </m:r>
+        <m:r>
+          <m:rPr>
+            <m:sty m:val="p"/>
+          </m:rPr>
+          <m:t>=</m:t>
+        </m:r>
+        <m:r>
+          <m:t>2</m:t>
+        </m:r>
+      </m:oMath>
+      <w:ins w:id="784" w:author="PR Preview" w:date="2026-01-01T00:00:00Z">
+        <w:r>
+          <w:t xml:space="preserve">.</w:t>
+        </w:r>
+      </w:ins>
+      <w:ins w:id="785" w:author="PR Preview" w:date="2026-01-01T00:00:00Z">
+        <w:r>
+          <w:t xml:space="preserve"> </w:t>
+        </w:r>
+      </w:ins>
+      <w:ins w:id="786" w:author="PR Preview" w:date="2026-01-01T00:00:00Z">
+        <w:r>
+          <w:t xml:space="preserve">Measure theory uses</w:t>
+        </w:r>
+      </w:ins>
+      <w:ins w:id="787" w:author="PR Preview" w:date="2026-01-01T00:00:00Z">
+        <w:r>
+          <w:t xml:space="preserve"> </w:t>
+        </w:r>
+      </w:ins>
+      <m:oMath>
+        <m:r>
+          <m:rPr>
+            <m:sty m:val="p"/>
+          </m:rPr>
+          <m:t>[</m:t>
+        </m:r>
+        <m:r>
+          <m:t>0</m:t>
+        </m:r>
+        <m:r>
+          <m:rPr>
+            <m:sty m:val="p"/>
+          </m:rPr>
+          <m:t>,</m:t>
+        </m:r>
+        <m:r>
+          <m:rPr>
+            <m:sty m:val="p"/>
+          </m:rPr>
+          <m:t>∞</m:t>
+        </m:r>
+        <m:r>
+          <m:rPr>
+            <m:sty m:val="p"/>
+          </m:rPr>
+          <m:t>]</m:t>
+        </m:r>
+      </m:oMath>
+      <w:ins w:id="788" w:author="PR Preview" w:date="2026-01-01T00:00:00Z">
+        <w:r>
+          <w:t xml:space="preserve"> </w:t>
+        </w:r>
+      </w:ins>
+      <w:ins w:id="789" w:author="PR Preview" w:date="2026-01-01T00:00:00Z">
+        <w:r>
+          <w:t xml:space="preserve">because the size of a set, such as the length of the whole real line, can be infinite</w:t>
+        </w:r>
+      </w:ins>
+      <w:ins w:id="790" w:author="PR Preview" w:date="2026-01-01T00:00:00Z">
+        <w:r>
+          <w:t xml:space="preserve"> </w:t>
+        </w:r>
+      </w:ins>
+      <w:ins w:id="791" w:author="PR Preview" w:date="2026-01-01T00:00:00Z">
+        <w:r>
+          <w:t xml:space="preserve">(see</w:t>
+        </w:r>
+      </w:ins>
+      <w:ins w:id="792" w:author="PR Preview" w:date="2026-01-01T00:00:00Z">
+        <w:r>
+          <w:t xml:space="preserve"> </w:t>
+        </w:r>
+      </w:ins>
+      <w:hyperlink r:id="rId106">
+        <w:ins w:id="793" w:author="PR Preview" w:date="2026-01-01T00:00:00Z">
+          <w:r>
+            <w:rPr>
+              <w:rStyle w:val="Hyperlink"/>
+            </w:rPr>
+            <w:t xml:space="preserve">Wikipedia: Extended real number line</w:t>
+          </w:r>
+        </w:ins>
+      </w:hyperlink>
+      <w:ins w:id="794" w:author="PR Preview" w:date="2026-01-01T00:00:00Z">
+        <w:r>
+          <w:t xml:space="preserve">).</w:t>
+        </w:r>
+      </w:ins>
+    </w:p>
+    <w:bookmarkEnd w:id="107"/>
+    <w:bookmarkStart w:id="108" w:name="exm-extended-nonneg-reals"/>
+    <w:p>
+      <w:pPr>
+        <w:pStyle w:val="BodyText"/>
+      </w:pPr>
+      <w:ins w:id="795" w:author="PR Preview" w:date="2026-01-01T00:00:00Z">
+        <w:r>
+          <w:rPr>
+            <w:b/>
+            <w:bCs/>
+          </w:rPr>
+          <w:t xml:space="preserve">Example 28 (Adding with</w:t>
+        </w:r>
+      </w:ins>
+      <w:ins w:id="796" w:author="PR Preview" w:date="2026-01-01T00:00:00Z">
         <w:r>
           <w:rPr>
             <w:b/>
@@ -30471,7 +32820,7 @@
           <m:t>∞</m:t>
         </m:r>
       </m:oMath>
-      <w:ins w:id="420" w:author="PR Preview" w:date="2026-01-01T00:00:00Z">
+      <w:ins w:id="797" w:author="PR Preview" w:date="2026-01-01T00:00:00Z">
         <w:r>
           <w:rPr>
             <w:b/>
@@ -30480,17 +32829,17 @@
           <w:t xml:space="preserve">)</w:t>
         </w:r>
       </w:ins>
-      <w:ins w:id="421" w:author="PR Preview" w:date="2026-01-01T00:00:00Z">
+      <w:ins w:id="798" w:author="PR Preview" w:date="2026-01-01T00:00:00Z">
         <w:r>
           <w:t xml:space="preserve"> </w:t>
         </w:r>
       </w:ins>
-      <w:ins w:id="422" w:author="PR Preview" w:date="2026-01-01T00:00:00Z">
+      <w:ins w:id="799" w:author="PR Preview" w:date="2026-01-01T00:00:00Z">
         <w:r>
           <w:t xml:space="preserve">In</w:t>
         </w:r>
       </w:ins>
-      <w:ins w:id="423" w:author="PR Preview" w:date="2026-01-01T00:00:00Z">
+      <w:ins w:id="800" w:author="PR Preview" w:date="2026-01-01T00:00:00Z">
         <w:r>
           <w:t xml:space="preserve"> </w:t>
         </w:r>
@@ -30524,12 +32873,12 @@
           <m:t>]</m:t>
         </m:r>
       </m:oMath>
-      <w:ins w:id="424" w:author="PR Preview" w:date="2026-01-01T00:00:00Z">
+      <w:ins w:id="801" w:author="PR Preview" w:date="2026-01-01T00:00:00Z">
         <w:r>
           <w:t xml:space="preserve">,</w:t>
         </w:r>
       </w:ins>
-      <w:ins w:id="425" w:author="PR Preview" w:date="2026-01-01T00:00:00Z">
+      <w:ins w:id="802" w:author="PR Preview" w:date="2026-01-01T00:00:00Z">
         <w:r>
           <w:t xml:space="preserve"> </w:t>
         </w:r>
@@ -30557,27 +32906,27 @@
           <m:t>5</m:t>
         </m:r>
       </m:oMath>
-      <w:ins w:id="426" w:author="PR Preview" w:date="2026-01-01T00:00:00Z">
+      <w:ins w:id="803" w:author="PR Preview" w:date="2026-01-01T00:00:00Z">
         <w:r>
           <w:t xml:space="preserve"> </w:t>
         </w:r>
       </w:ins>
-      <w:ins w:id="427" w:author="PR Preview" w:date="2026-01-01T00:00:00Z">
+      <w:ins w:id="804" w:author="PR Preview" w:date="2026-01-01T00:00:00Z">
         <w:r>
           <w:t xml:space="preserve">as usual,</w:t>
         </w:r>
       </w:ins>
-      <w:ins w:id="428" w:author="PR Preview" w:date="2026-01-01T00:00:00Z">
+      <w:ins w:id="805" w:author="PR Preview" w:date="2026-01-01T00:00:00Z">
         <w:r>
           <w:t xml:space="preserve"> </w:t>
         </w:r>
       </w:ins>
-      <w:ins w:id="429" w:author="PR Preview" w:date="2026-01-01T00:00:00Z">
+      <w:ins w:id="806" w:author="PR Preview" w:date="2026-01-01T00:00:00Z">
         <w:r>
           <w:t xml:space="preserve">while</w:t>
         </w:r>
       </w:ins>
-      <w:ins w:id="430" w:author="PR Preview" w:date="2026-01-01T00:00:00Z">
+      <w:ins w:id="807" w:author="PR Preview" w:date="2026-01-01T00:00:00Z">
         <w:r>
           <w:t xml:space="preserve"> </w:t>
         </w:r>
@@ -30611,17 +32960,17 @@
           <m:t>∞</m:t>
         </m:r>
       </m:oMath>
-      <w:ins w:id="431" w:author="PR Preview" w:date="2026-01-01T00:00:00Z">
+      <w:ins w:id="808" w:author="PR Preview" w:date="2026-01-01T00:00:00Z">
         <w:r>
           <w:t xml:space="preserve"> </w:t>
         </w:r>
       </w:ins>
-      <w:ins w:id="432" w:author="PR Preview" w:date="2026-01-01T00:00:00Z">
+      <w:ins w:id="809" w:author="PR Preview" w:date="2026-01-01T00:00:00Z">
         <w:r>
           <w:t xml:space="preserve">and</w:t>
         </w:r>
       </w:ins>
-      <w:ins w:id="433" w:author="PR Preview" w:date="2026-01-01T00:00:00Z">
+      <w:ins w:id="810" w:author="PR Preview" w:date="2026-01-01T00:00:00Z">
         <w:r>
           <w:t xml:space="preserve"> </w:t>
         </w:r>
@@ -30658,15 +33007,15 @@
           <m:t>∞</m:t>
         </m:r>
       </m:oMath>
-      <w:ins w:id="434" w:author="PR Preview" w:date="2026-01-01T00:00:00Z">
+      <w:ins w:id="811" w:author="PR Preview" w:date="2026-01-01T00:00:00Z">
         <w:r>
           <w:t xml:space="preserve">.</w:t>
         </w:r>
       </w:ins>
     </w:p>
-    <w:bookmarkEnd w:id="102"/>
-    <w:bookmarkEnd w:id="103"/>
-    <w:bookmarkStart w:id="104" w:name="sec-further-reading"/>
+    <w:bookmarkEnd w:id="108"/>
+    <w:bookmarkEnd w:id="109"/>
+    <w:bookmarkStart w:id="110" w:name="sec-further-reading"/>
     <w:p>
       <w:pPr>
         <w:pStyle w:val="Heading2"/>
@@ -30688,7 +33037,7 @@
         <w:pStyle w:val="Compact"/>
         <w:numPr>
           <w:ilvl w:val="0"/>
-          <w:numId w:val="1023"/>
+          <w:numId w:val="1026"/>
         </w:numPr>
       </w:pPr>
       <w:r>
@@ -30718,7 +33067,7 @@
         <w:pStyle w:val="Compact"/>
         <w:numPr>
           <w:ilvl w:val="0"/>
-          <w:numId w:val="1023"/>
+          <w:numId w:val="1026"/>
         </w:numPr>
       </w:pPr>
       <w:r>
@@ -30742,7 +33091,7 @@
         <w:pStyle w:val="Compact"/>
         <w:numPr>
           <w:ilvl w:val="0"/>
-          <w:numId w:val="1023"/>
+          <w:numId w:val="1026"/>
         </w:numPr>
       </w:pPr>
       <w:r>
@@ -30772,7 +33121,7 @@
         <w:pStyle w:val="Compact"/>
         <w:numPr>
           <w:ilvl w:val="0"/>
-          <w:numId w:val="1023"/>
+          <w:numId w:val="1026"/>
         </w:numPr>
       </w:pPr>
       <w:r>
@@ -30814,8 +33163,8 @@
         <w:t xml:space="preserve">.</w:t>
       </w:r>
     </w:p>
-    <w:bookmarkEnd w:id="104"/>
-    <w:bookmarkStart w:id="114" w:name="references"/>
+    <w:bookmarkEnd w:id="110"/>
+    <w:bookmarkStart w:id="120" w:name="references"/>
     <w:p>
       <w:pPr>
         <w:pStyle w:val="Heading2"/>
@@ -30824,8 +33173,8 @@
         <w:t xml:space="preserve">References</w:t>
       </w:r>
     </w:p>
-    <w:bookmarkStart w:id="113" w:name="refs"/>
-    <w:bookmarkStart w:id="106" w:name="ref-barkerplummer2011language"/>
+    <w:bookmarkStart w:id="119" w:name="refs"/>
+    <w:bookmarkStart w:id="112" w:name="ref-barkerplummer2011language"/>
     <w:p>
       <w:pPr>
         <w:pStyle w:val="Bibliography"/>
@@ -30849,7 +33198,7 @@
       <w:r>
         <w:t xml:space="preserve"> </w:t>
       </w:r>
-      <w:hyperlink r:id="rId105">
+      <w:hyperlink r:id="rId111">
         <w:r>
           <w:rPr>
             <w:rStyle w:val="Hyperlink"/>
@@ -30861,8 +33210,8 @@
         <w:t xml:space="preserve">.</w:t>
       </w:r>
     </w:p>
-    <w:bookmarkEnd w:id="106"/>
-    <w:bookmarkStart w:id="108" w:name="ref-devlin1993joy"/>
+    <w:bookmarkEnd w:id="112"/>
+    <w:bookmarkStart w:id="114" w:name="ref-devlin1993joy"/>
     <w:p>
       <w:pPr>
         <w:pStyle w:val="Bibliography"/>
@@ -30886,7 +33235,7 @@
       <w:r>
         <w:t xml:space="preserve"> </w:t>
       </w:r>
-      <w:hyperlink r:id="rId107">
+      <w:hyperlink r:id="rId113">
         <w:r>
           <w:rPr>
             <w:rStyle w:val="Hyperlink"/>
@@ -30898,8 +33247,8 @@
         <w:t xml:space="preserve">.</w:t>
       </w:r>
     </w:p>
-    <w:bookmarkEnd w:id="108"/>
-    <w:bookmarkStart w:id="110" w:name="ref-enderton2001logic"/>
+    <w:bookmarkEnd w:id="114"/>
+    <w:bookmarkStart w:id="116" w:name="ref-enderton2001logic"/>
     <w:p>
       <w:pPr>
         <w:pStyle w:val="Bibliography"/>
@@ -30923,7 +33272,7 @@
       <w:r>
         <w:t xml:space="preserve"> </w:t>
       </w:r>
-      <w:hyperlink r:id="rId109">
+      <w:hyperlink r:id="rId115">
         <w:r>
           <w:rPr>
             <w:rStyle w:val="Hyperlink"/>
@@ -30935,8 +33284,8 @@
         <w:t xml:space="preserve">.</w:t>
       </w:r>
     </w:p>
-    <w:bookmarkEnd w:id="110"/>
-    <w:bookmarkStart w:id="112" w:name="ref-halmos1974naive"/>
+    <w:bookmarkEnd w:id="116"/>
+    <w:bookmarkStart w:id="118" w:name="ref-halmos1974naive"/>
     <w:p>
       <w:pPr>
         <w:pStyle w:val="Bibliography"/>
@@ -30960,7 +33309,7 @@
       <w:r>
         <w:t xml:space="preserve"> </w:t>
       </w:r>
-      <w:hyperlink r:id="rId111">
+      <w:hyperlink r:id="rId117">
         <w:r>
           <w:rPr>
             <w:rStyle w:val="Hyperlink"/>
@@ -30972,9 +33321,9 @@
         <w:t xml:space="preserve">.</w:t>
       </w:r>
     </w:p>
-    <w:bookmarkEnd w:id="112"/>
-    <w:bookmarkEnd w:id="113"/>
-    <w:bookmarkEnd w:id="114"/>
+    <w:bookmarkEnd w:id="118"/>
+    <w:bookmarkEnd w:id="119"/>
+    <w:bookmarkEnd w:id="120"/>
     <w:sectPr>
       <w:footnotePr>
         <w:numRestart w:val="eachSect"/>
@@ -31370,6 +33719,15 @@
     <w:abstractNumId w:val="991"/>
   </w:num>
   <w:num w:numId="1023">
+    <w:abstractNumId w:val="991"/>
+  </w:num>
+  <w:num w:numId="1024">
+    <w:abstractNumId w:val="991"/>
+  </w:num>
+  <w:num w:numId="1025">
+    <w:abstractNumId w:val="991"/>
+  </w:num>
+  <w:num w:numId="1026">
     <w:abstractNumId w:val="991"/>
   </w:num>
 </w:numbering>
